--- a/研究报告/供电公司讨论稿/供电公司讨论稿.docx
+++ b/研究报告/供电公司讨论稿/供电公司讨论稿.docx
@@ -271,7 +271,7 @@
                 <w:b/>
                 <w:sz w:val="21"/>
               </w:rPr>
-              <w:t>新增联络</w:t>
+              <w:t>累计新增联络</w:t>
               <w:br/>
               <w:t>条</w:t>
             </w:r>
@@ -833,6 +833,1394 @@
           <w:b/>
           <w:sz w:val="26"/>
         </w:rPr>
+        <w:t>两地区弹性方案的逐年建设措施</w:t>
+      </w:r>
+    </w:p>
+    <w:p>
+      <w:pPr>
+        <w:spacing w:line="293" w:lineRule="auto" w:after="100"/>
+        <w:ind w:firstLine="460"/>
+        <w:jc w:val="both"/>
+      </w:pPr>
+      <w:r>
+        <w:rPr>
+          <w:rFonts w:ascii="Times New Roman" w:hAnsi="Times New Roman" w:eastAsia="方正仿宋_GBK"/>
+          <w:b w:val="0"/>
+          <w:sz w:val="23"/>
+        </w:rPr>
+        <w:t>表中列示各年新购主变、新增联络和新增储能，以及年末容量与容载比。新购主变容量包括更换和扩建所购设备的容量。</w:t>
+      </w:r>
+    </w:p>
+    <w:p>
+      <w:pPr>
+        <w:keepNext/>
+        <w:spacing w:line="293" w:lineRule="auto" w:after="80" w:before="80"/>
+        <w:jc w:val="both"/>
+      </w:pPr>
+      <w:r>
+        <w:rPr>
+          <w:rFonts w:ascii="Times New Roman" w:hAnsi="Times New Roman" w:eastAsia="方正仿宋_GBK"/>
+          <w:b/>
+          <w:sz w:val="23"/>
+        </w:rPr>
+        <w:t>邳州案例</w:t>
+      </w:r>
+    </w:p>
+    <w:tbl>
+      <w:tblPr>
+        <w:tblStyle w:val="TableGrid"/>
+        <w:tblW w:type="auto" w:w="0"/>
+        <w:tblLook w:firstColumn="1" w:firstRow="1" w:lastColumn="0" w:lastRow="0" w:noHBand="0" w:noVBand="1" w:val="04A0"/>
+      </w:tblPr>
+      <w:tblGrid>
+        <w:gridCol w:w="1606"/>
+        <w:gridCol w:w="1606"/>
+        <w:gridCol w:w="1606"/>
+        <w:gridCol w:w="1606"/>
+        <w:gridCol w:w="1606"/>
+        <w:gridCol w:w="1606"/>
+      </w:tblGrid>
+      <w:tr>
+        <w:trPr>
+          <w:cantSplit/>
+          <w:tblHeader/>
+        </w:trPr>
+        <w:tc>
+          <w:tcPr>
+            <w:tcW w:type="dxa" w:w="1606"/>
+            <w:vAlign w:val="center"/>
+          </w:tcPr>
+          <w:p>
+            <w:pPr>
+              <w:spacing w:after="60" w:before="60" w:line="252" w:lineRule="auto"/>
+              <w:jc w:val="center"/>
+            </w:pPr>
+            <w:r>
+              <w:rPr>
+                <w:rFonts w:ascii="Times New Roman" w:hAnsi="Times New Roman" w:eastAsia="方正仿宋_GBK"/>
+                <w:b/>
+                <w:sz w:val="21"/>
+              </w:rPr>
+              <w:t>年份</w:t>
+            </w:r>
+          </w:p>
+        </w:tc>
+        <w:tc>
+          <w:tcPr>
+            <w:tcW w:type="dxa" w:w="1606"/>
+            <w:vAlign w:val="center"/>
+          </w:tcPr>
+          <w:p>
+            <w:pPr>
+              <w:spacing w:after="60" w:before="60" w:line="252" w:lineRule="auto"/>
+              <w:jc w:val="center"/>
+            </w:pPr>
+            <w:r>
+              <w:rPr>
+                <w:rFonts w:ascii="Times New Roman" w:hAnsi="Times New Roman" w:eastAsia="方正仿宋_GBK"/>
+                <w:b/>
+                <w:sz w:val="21"/>
+              </w:rPr>
+              <w:t>当年新购主变</w:t>
+              <w:br/>
+              <w:t>MVA</w:t>
+            </w:r>
+          </w:p>
+        </w:tc>
+        <w:tc>
+          <w:tcPr>
+            <w:tcW w:type="dxa" w:w="1606"/>
+            <w:vAlign w:val="center"/>
+          </w:tcPr>
+          <w:p>
+            <w:pPr>
+              <w:spacing w:after="60" w:before="60" w:line="252" w:lineRule="auto"/>
+              <w:jc w:val="center"/>
+            </w:pPr>
+            <w:r>
+              <w:rPr>
+                <w:rFonts w:ascii="Times New Roman" w:hAnsi="Times New Roman" w:eastAsia="方正仿宋_GBK"/>
+                <w:b/>
+                <w:sz w:val="21"/>
+              </w:rPr>
+              <w:t>当年新增联络</w:t>
+              <w:br/>
+              <w:t>条</w:t>
+            </w:r>
+          </w:p>
+        </w:tc>
+        <w:tc>
+          <w:tcPr>
+            <w:tcW w:type="dxa" w:w="1606"/>
+            <w:vAlign w:val="center"/>
+          </w:tcPr>
+          <w:p>
+            <w:pPr>
+              <w:spacing w:after="60" w:before="60" w:line="252" w:lineRule="auto"/>
+              <w:jc w:val="center"/>
+            </w:pPr>
+            <w:r>
+              <w:rPr>
+                <w:rFonts w:ascii="Times New Roman" w:hAnsi="Times New Roman" w:eastAsia="方正仿宋_GBK"/>
+                <w:b/>
+                <w:sz w:val="21"/>
+              </w:rPr>
+              <w:t>当年新增储能</w:t>
+              <w:br/>
+              <w:t>MW</w:t>
+            </w:r>
+          </w:p>
+        </w:tc>
+        <w:tc>
+          <w:tcPr>
+            <w:tcW w:type="dxa" w:w="1606"/>
+            <w:vAlign w:val="center"/>
+          </w:tcPr>
+          <w:p>
+            <w:pPr>
+              <w:spacing w:after="60" w:before="60" w:line="252" w:lineRule="auto"/>
+              <w:jc w:val="center"/>
+            </w:pPr>
+            <w:r>
+              <w:rPr>
+                <w:rFonts w:ascii="Times New Roman" w:hAnsi="Times New Roman" w:eastAsia="方正仿宋_GBK"/>
+                <w:b/>
+                <w:sz w:val="21"/>
+              </w:rPr>
+              <w:t>年末主变容量</w:t>
+              <w:br/>
+              <w:t>MVA</w:t>
+            </w:r>
+          </w:p>
+        </w:tc>
+        <w:tc>
+          <w:tcPr>
+            <w:tcW w:type="dxa" w:w="1606"/>
+            <w:vAlign w:val="center"/>
+          </w:tcPr>
+          <w:p>
+            <w:pPr>
+              <w:spacing w:after="60" w:before="60" w:line="252" w:lineRule="auto"/>
+              <w:jc w:val="center"/>
+            </w:pPr>
+            <w:r>
+              <w:rPr>
+                <w:rFonts w:ascii="Times New Roman" w:hAnsi="Times New Roman" w:eastAsia="方正仿宋_GBK"/>
+                <w:b/>
+                <w:sz w:val="21"/>
+              </w:rPr>
+              <w:t>年末容载比</w:t>
+            </w:r>
+          </w:p>
+        </w:tc>
+      </w:tr>
+      <w:tr>
+        <w:trPr>
+          <w:cantSplit/>
+        </w:trPr>
+        <w:tc>
+          <w:tcPr>
+            <w:tcW w:type="dxa" w:w="1606"/>
+            <w:vAlign w:val="center"/>
+          </w:tcPr>
+          <w:p>
+            <w:pPr>
+              <w:spacing w:after="60" w:before="60" w:line="252" w:lineRule="auto"/>
+              <w:jc w:val="center"/>
+            </w:pPr>
+            <w:r>
+              <w:rPr>
+                <w:rFonts w:ascii="Times New Roman" w:hAnsi="Times New Roman" w:eastAsia="方正仿宋_GBK"/>
+                <w:b w:val="0"/>
+                <w:sz w:val="21"/>
+              </w:rPr>
+              <w:t>2022</w:t>
+            </w:r>
+          </w:p>
+        </w:tc>
+        <w:tc>
+          <w:tcPr>
+            <w:tcW w:type="dxa" w:w="1606"/>
+            <w:vAlign w:val="center"/>
+          </w:tcPr>
+          <w:p>
+            <w:pPr>
+              <w:spacing w:after="60" w:before="60" w:line="252" w:lineRule="auto"/>
+              <w:jc w:val="center"/>
+            </w:pPr>
+            <w:r>
+              <w:rPr>
+                <w:rFonts w:ascii="Times New Roman" w:hAnsi="Times New Roman" w:eastAsia="方正仿宋_GBK"/>
+                <w:b w:val="0"/>
+                <w:sz w:val="21"/>
+              </w:rPr>
+              <w:t>855.00</w:t>
+            </w:r>
+          </w:p>
+        </w:tc>
+        <w:tc>
+          <w:tcPr>
+            <w:tcW w:type="dxa" w:w="1606"/>
+            <w:vAlign w:val="center"/>
+          </w:tcPr>
+          <w:p>
+            <w:pPr>
+              <w:spacing w:after="60" w:before="60" w:line="252" w:lineRule="auto"/>
+              <w:jc w:val="center"/>
+            </w:pPr>
+            <w:r>
+              <w:rPr>
+                <w:rFonts w:ascii="Times New Roman" w:hAnsi="Times New Roman" w:eastAsia="方正仿宋_GBK"/>
+                <w:b w:val="0"/>
+                <w:sz w:val="21"/>
+              </w:rPr>
+              <w:t>21</w:t>
+            </w:r>
+          </w:p>
+        </w:tc>
+        <w:tc>
+          <w:tcPr>
+            <w:tcW w:type="dxa" w:w="1606"/>
+            <w:vAlign w:val="center"/>
+          </w:tcPr>
+          <w:p>
+            <w:pPr>
+              <w:spacing w:after="60" w:before="60" w:line="252" w:lineRule="auto"/>
+              <w:jc w:val="center"/>
+            </w:pPr>
+            <w:r>
+              <w:rPr>
+                <w:rFonts w:ascii="Times New Roman" w:hAnsi="Times New Roman" w:eastAsia="方正仿宋_GBK"/>
+                <w:b w:val="0"/>
+                <w:sz w:val="21"/>
+              </w:rPr>
+              <w:t>0.00</w:t>
+            </w:r>
+          </w:p>
+        </w:tc>
+        <w:tc>
+          <w:tcPr>
+            <w:tcW w:type="dxa" w:w="1606"/>
+            <w:vAlign w:val="center"/>
+          </w:tcPr>
+          <w:p>
+            <w:pPr>
+              <w:spacing w:after="60" w:before="60" w:line="252" w:lineRule="auto"/>
+              <w:jc w:val="center"/>
+            </w:pPr>
+            <w:r>
+              <w:rPr>
+                <w:rFonts w:ascii="Times New Roman" w:hAnsi="Times New Roman" w:eastAsia="方正仿宋_GBK"/>
+                <w:b w:val="0"/>
+                <w:sz w:val="21"/>
+              </w:rPr>
+              <w:t>1932.50</w:t>
+            </w:r>
+          </w:p>
+        </w:tc>
+        <w:tc>
+          <w:tcPr>
+            <w:tcW w:type="dxa" w:w="1606"/>
+            <w:vAlign w:val="center"/>
+          </w:tcPr>
+          <w:p>
+            <w:pPr>
+              <w:spacing w:after="60" w:before="60" w:line="252" w:lineRule="auto"/>
+              <w:jc w:val="center"/>
+            </w:pPr>
+            <w:r>
+              <w:rPr>
+                <w:rFonts w:ascii="Times New Roman" w:hAnsi="Times New Roman" w:eastAsia="方正仿宋_GBK"/>
+                <w:b w:val="0"/>
+                <w:sz w:val="21"/>
+              </w:rPr>
+              <w:t>2.34</w:t>
+            </w:r>
+          </w:p>
+        </w:tc>
+      </w:tr>
+      <w:tr>
+        <w:trPr>
+          <w:cantSplit/>
+        </w:trPr>
+        <w:tc>
+          <w:tcPr>
+            <w:tcW w:type="dxa" w:w="1606"/>
+            <w:vAlign w:val="center"/>
+          </w:tcPr>
+          <w:p>
+            <w:pPr>
+              <w:spacing w:after="60" w:before="60" w:line="252" w:lineRule="auto"/>
+              <w:jc w:val="center"/>
+            </w:pPr>
+            <w:r>
+              <w:rPr>
+                <w:rFonts w:ascii="Times New Roman" w:hAnsi="Times New Roman" w:eastAsia="方正仿宋_GBK"/>
+                <w:b w:val="0"/>
+                <w:sz w:val="21"/>
+              </w:rPr>
+              <w:t>2023</w:t>
+            </w:r>
+          </w:p>
+        </w:tc>
+        <w:tc>
+          <w:tcPr>
+            <w:tcW w:type="dxa" w:w="1606"/>
+            <w:vAlign w:val="center"/>
+          </w:tcPr>
+          <w:p>
+            <w:pPr>
+              <w:spacing w:after="60" w:before="60" w:line="252" w:lineRule="auto"/>
+              <w:jc w:val="center"/>
+            </w:pPr>
+            <w:r>
+              <w:rPr>
+                <w:rFonts w:ascii="Times New Roman" w:hAnsi="Times New Roman" w:eastAsia="方正仿宋_GBK"/>
+                <w:b w:val="0"/>
+                <w:sz w:val="21"/>
+              </w:rPr>
+              <w:t>0.00</w:t>
+            </w:r>
+          </w:p>
+        </w:tc>
+        <w:tc>
+          <w:tcPr>
+            <w:tcW w:type="dxa" w:w="1606"/>
+            <w:vAlign w:val="center"/>
+          </w:tcPr>
+          <w:p>
+            <w:pPr>
+              <w:spacing w:after="60" w:before="60" w:line="252" w:lineRule="auto"/>
+              <w:jc w:val="center"/>
+            </w:pPr>
+            <w:r>
+              <w:rPr>
+                <w:rFonts w:ascii="Times New Roman" w:hAnsi="Times New Roman" w:eastAsia="方正仿宋_GBK"/>
+                <w:b w:val="0"/>
+                <w:sz w:val="21"/>
+              </w:rPr>
+              <w:t>1</w:t>
+            </w:r>
+          </w:p>
+        </w:tc>
+        <w:tc>
+          <w:tcPr>
+            <w:tcW w:type="dxa" w:w="1606"/>
+            <w:vAlign w:val="center"/>
+          </w:tcPr>
+          <w:p>
+            <w:pPr>
+              <w:spacing w:after="60" w:before="60" w:line="252" w:lineRule="auto"/>
+              <w:jc w:val="center"/>
+            </w:pPr>
+            <w:r>
+              <w:rPr>
+                <w:rFonts w:ascii="Times New Roman" w:hAnsi="Times New Roman" w:eastAsia="方正仿宋_GBK"/>
+                <w:b w:val="0"/>
+                <w:sz w:val="21"/>
+              </w:rPr>
+              <w:t>0.00</w:t>
+            </w:r>
+          </w:p>
+        </w:tc>
+        <w:tc>
+          <w:tcPr>
+            <w:tcW w:type="dxa" w:w="1606"/>
+            <w:vAlign w:val="center"/>
+          </w:tcPr>
+          <w:p>
+            <w:pPr>
+              <w:spacing w:after="60" w:before="60" w:line="252" w:lineRule="auto"/>
+              <w:jc w:val="center"/>
+            </w:pPr>
+            <w:r>
+              <w:rPr>
+                <w:rFonts w:ascii="Times New Roman" w:hAnsi="Times New Roman" w:eastAsia="方正仿宋_GBK"/>
+                <w:b w:val="0"/>
+                <w:sz w:val="21"/>
+              </w:rPr>
+              <w:t>1932.50</w:t>
+            </w:r>
+          </w:p>
+        </w:tc>
+        <w:tc>
+          <w:tcPr>
+            <w:tcW w:type="dxa" w:w="1606"/>
+            <w:vAlign w:val="center"/>
+          </w:tcPr>
+          <w:p>
+            <w:pPr>
+              <w:spacing w:after="60" w:before="60" w:line="252" w:lineRule="auto"/>
+              <w:jc w:val="center"/>
+            </w:pPr>
+            <w:r>
+              <w:rPr>
+                <w:rFonts w:ascii="Times New Roman" w:hAnsi="Times New Roman" w:eastAsia="方正仿宋_GBK"/>
+                <w:b w:val="0"/>
+                <w:sz w:val="21"/>
+              </w:rPr>
+              <w:t>2.54</w:t>
+            </w:r>
+          </w:p>
+        </w:tc>
+      </w:tr>
+      <w:tr>
+        <w:trPr>
+          <w:cantSplit/>
+        </w:trPr>
+        <w:tc>
+          <w:tcPr>
+            <w:tcW w:type="dxa" w:w="1606"/>
+            <w:vAlign w:val="center"/>
+          </w:tcPr>
+          <w:p>
+            <w:pPr>
+              <w:spacing w:after="60" w:before="60" w:line="252" w:lineRule="auto"/>
+              <w:jc w:val="center"/>
+            </w:pPr>
+            <w:r>
+              <w:rPr>
+                <w:rFonts w:ascii="Times New Roman" w:hAnsi="Times New Roman" w:eastAsia="方正仿宋_GBK"/>
+                <w:b w:val="0"/>
+                <w:sz w:val="21"/>
+              </w:rPr>
+              <w:t>2024</w:t>
+            </w:r>
+          </w:p>
+        </w:tc>
+        <w:tc>
+          <w:tcPr>
+            <w:tcW w:type="dxa" w:w="1606"/>
+            <w:vAlign w:val="center"/>
+          </w:tcPr>
+          <w:p>
+            <w:pPr>
+              <w:spacing w:after="60" w:before="60" w:line="252" w:lineRule="auto"/>
+              <w:jc w:val="center"/>
+            </w:pPr>
+            <w:r>
+              <w:rPr>
+                <w:rFonts w:ascii="Times New Roman" w:hAnsi="Times New Roman" w:eastAsia="方正仿宋_GBK"/>
+                <w:b w:val="0"/>
+                <w:sz w:val="21"/>
+              </w:rPr>
+              <w:t>0.00</w:t>
+            </w:r>
+          </w:p>
+        </w:tc>
+        <w:tc>
+          <w:tcPr>
+            <w:tcW w:type="dxa" w:w="1606"/>
+            <w:vAlign w:val="center"/>
+          </w:tcPr>
+          <w:p>
+            <w:pPr>
+              <w:spacing w:after="60" w:before="60" w:line="252" w:lineRule="auto"/>
+              <w:jc w:val="center"/>
+            </w:pPr>
+            <w:r>
+              <w:rPr>
+                <w:rFonts w:ascii="Times New Roman" w:hAnsi="Times New Roman" w:eastAsia="方正仿宋_GBK"/>
+                <w:b w:val="0"/>
+                <w:sz w:val="21"/>
+              </w:rPr>
+              <w:t>2</w:t>
+            </w:r>
+          </w:p>
+        </w:tc>
+        <w:tc>
+          <w:tcPr>
+            <w:tcW w:type="dxa" w:w="1606"/>
+            <w:vAlign w:val="center"/>
+          </w:tcPr>
+          <w:p>
+            <w:pPr>
+              <w:spacing w:after="60" w:before="60" w:line="252" w:lineRule="auto"/>
+              <w:jc w:val="center"/>
+            </w:pPr>
+            <w:r>
+              <w:rPr>
+                <w:rFonts w:ascii="Times New Roman" w:hAnsi="Times New Roman" w:eastAsia="方正仿宋_GBK"/>
+                <w:b w:val="0"/>
+                <w:sz w:val="21"/>
+              </w:rPr>
+              <w:t>0.00</w:t>
+            </w:r>
+          </w:p>
+        </w:tc>
+        <w:tc>
+          <w:tcPr>
+            <w:tcW w:type="dxa" w:w="1606"/>
+            <w:vAlign w:val="center"/>
+          </w:tcPr>
+          <w:p>
+            <w:pPr>
+              <w:spacing w:after="60" w:before="60" w:line="252" w:lineRule="auto"/>
+              <w:jc w:val="center"/>
+            </w:pPr>
+            <w:r>
+              <w:rPr>
+                <w:rFonts w:ascii="Times New Roman" w:hAnsi="Times New Roman" w:eastAsia="方正仿宋_GBK"/>
+                <w:b w:val="0"/>
+                <w:sz w:val="21"/>
+              </w:rPr>
+              <w:t>1932.50</w:t>
+            </w:r>
+          </w:p>
+        </w:tc>
+        <w:tc>
+          <w:tcPr>
+            <w:tcW w:type="dxa" w:w="1606"/>
+            <w:vAlign w:val="center"/>
+          </w:tcPr>
+          <w:p>
+            <w:pPr>
+              <w:spacing w:after="60" w:before="60" w:line="252" w:lineRule="auto"/>
+              <w:jc w:val="center"/>
+            </w:pPr>
+            <w:r>
+              <w:rPr>
+                <w:rFonts w:ascii="Times New Roman" w:hAnsi="Times New Roman" w:eastAsia="方正仿宋_GBK"/>
+                <w:b w:val="0"/>
+                <w:sz w:val="21"/>
+              </w:rPr>
+              <w:t>2.24</w:t>
+            </w:r>
+          </w:p>
+        </w:tc>
+      </w:tr>
+      <w:tr>
+        <w:trPr>
+          <w:cantSplit/>
+        </w:trPr>
+        <w:tc>
+          <w:tcPr>
+            <w:tcW w:type="dxa" w:w="1606"/>
+            <w:vAlign w:val="center"/>
+          </w:tcPr>
+          <w:p>
+            <w:pPr>
+              <w:spacing w:after="60" w:before="60" w:line="252" w:lineRule="auto"/>
+              <w:jc w:val="center"/>
+            </w:pPr>
+            <w:r>
+              <w:rPr>
+                <w:rFonts w:ascii="Times New Roman" w:hAnsi="Times New Roman" w:eastAsia="方正仿宋_GBK"/>
+                <w:b w:val="0"/>
+                <w:sz w:val="21"/>
+              </w:rPr>
+              <w:t>2025</w:t>
+            </w:r>
+          </w:p>
+        </w:tc>
+        <w:tc>
+          <w:tcPr>
+            <w:tcW w:type="dxa" w:w="1606"/>
+            <w:vAlign w:val="center"/>
+          </w:tcPr>
+          <w:p>
+            <w:pPr>
+              <w:spacing w:after="60" w:before="60" w:line="252" w:lineRule="auto"/>
+              <w:jc w:val="center"/>
+            </w:pPr>
+            <w:r>
+              <w:rPr>
+                <w:rFonts w:ascii="Times New Roman" w:hAnsi="Times New Roman" w:eastAsia="方正仿宋_GBK"/>
+                <w:b w:val="0"/>
+                <w:sz w:val="21"/>
+              </w:rPr>
+              <w:t>63.00</w:t>
+            </w:r>
+          </w:p>
+        </w:tc>
+        <w:tc>
+          <w:tcPr>
+            <w:tcW w:type="dxa" w:w="1606"/>
+            <w:vAlign w:val="center"/>
+          </w:tcPr>
+          <w:p>
+            <w:pPr>
+              <w:spacing w:after="60" w:before="60" w:line="252" w:lineRule="auto"/>
+              <w:jc w:val="center"/>
+            </w:pPr>
+            <w:r>
+              <w:rPr>
+                <w:rFonts w:ascii="Times New Roman" w:hAnsi="Times New Roman" w:eastAsia="方正仿宋_GBK"/>
+                <w:b w:val="0"/>
+                <w:sz w:val="21"/>
+              </w:rPr>
+              <w:t>6</w:t>
+            </w:r>
+          </w:p>
+        </w:tc>
+        <w:tc>
+          <w:tcPr>
+            <w:tcW w:type="dxa" w:w="1606"/>
+            <w:vAlign w:val="center"/>
+          </w:tcPr>
+          <w:p>
+            <w:pPr>
+              <w:spacing w:after="60" w:before="60" w:line="252" w:lineRule="auto"/>
+              <w:jc w:val="center"/>
+            </w:pPr>
+            <w:r>
+              <w:rPr>
+                <w:rFonts w:ascii="Times New Roman" w:hAnsi="Times New Roman" w:eastAsia="方正仿宋_GBK"/>
+                <w:b w:val="0"/>
+                <w:sz w:val="21"/>
+              </w:rPr>
+              <w:t>0.00</w:t>
+            </w:r>
+          </w:p>
+        </w:tc>
+        <w:tc>
+          <w:tcPr>
+            <w:tcW w:type="dxa" w:w="1606"/>
+            <w:vAlign w:val="center"/>
+          </w:tcPr>
+          <w:p>
+            <w:pPr>
+              <w:spacing w:after="60" w:before="60" w:line="252" w:lineRule="auto"/>
+              <w:jc w:val="center"/>
+            </w:pPr>
+            <w:r>
+              <w:rPr>
+                <w:rFonts w:ascii="Times New Roman" w:hAnsi="Times New Roman" w:eastAsia="方正仿宋_GBK"/>
+                <w:b w:val="0"/>
+                <w:sz w:val="21"/>
+              </w:rPr>
+              <w:t>1955.50</w:t>
+            </w:r>
+          </w:p>
+        </w:tc>
+        <w:tc>
+          <w:tcPr>
+            <w:tcW w:type="dxa" w:w="1606"/>
+            <w:vAlign w:val="center"/>
+          </w:tcPr>
+          <w:p>
+            <w:pPr>
+              <w:spacing w:after="60" w:before="60" w:line="252" w:lineRule="auto"/>
+              <w:jc w:val="center"/>
+            </w:pPr>
+            <w:r>
+              <w:rPr>
+                <w:rFonts w:ascii="Times New Roman" w:hAnsi="Times New Roman" w:eastAsia="方正仿宋_GBK"/>
+                <w:b w:val="0"/>
+                <w:sz w:val="21"/>
+              </w:rPr>
+              <w:t>2.04</w:t>
+            </w:r>
+          </w:p>
+        </w:tc>
+      </w:tr>
+    </w:tbl>
+    <w:p>
+      <w:pPr>
+        <w:spacing w:line="293" w:lineRule="auto" w:after="100"/>
+        <w:ind w:firstLine="460"/>
+        <w:jc w:val="both"/>
+      </w:pPr>
+      <w:r>
+        <w:rPr>
+          <w:rFonts w:ascii="Times New Roman" w:hAnsi="Times New Roman" w:eastAsia="方正仿宋_GBK"/>
+          <w:b w:val="0"/>
+          <w:sz w:val="23"/>
+        </w:rPr>
+        <w:t>邳州的主要容量调整集中在2022年，年末主变容量达到1932.50 MVA。2023年负荷回落、主变容量不变，容载比暂时升至2.54；随后随负荷回升降至2.24。2025年新购主变63 MVA用于设备更换，净增容量23 MVA，并新增6条联络，使年末容载比为2.04。四年累计建设联络30条，未配置储能。</w:t>
+      </w:r>
+    </w:p>
+    <w:p>
+      <w:pPr>
+        <w:keepNext/>
+        <w:spacing w:line="293" w:lineRule="auto" w:after="80" w:before="80"/>
+        <w:jc w:val="both"/>
+      </w:pPr>
+      <w:r>
+        <w:rPr>
+          <w:rFonts w:ascii="Times New Roman" w:hAnsi="Times New Roman" w:eastAsia="方正仿宋_GBK"/>
+          <w:b/>
+          <w:sz w:val="23"/>
+        </w:rPr>
+        <w:t>市区案例</w:t>
+      </w:r>
+    </w:p>
+    <w:tbl>
+      <w:tblPr>
+        <w:tblStyle w:val="TableGrid"/>
+        <w:tblW w:type="auto" w:w="0"/>
+        <w:tblLook w:firstColumn="1" w:firstRow="1" w:lastColumn="0" w:lastRow="0" w:noHBand="0" w:noVBand="1" w:val="04A0"/>
+      </w:tblPr>
+      <w:tblGrid>
+        <w:gridCol w:w="1606"/>
+        <w:gridCol w:w="1606"/>
+        <w:gridCol w:w="1606"/>
+        <w:gridCol w:w="1606"/>
+        <w:gridCol w:w="1606"/>
+        <w:gridCol w:w="1606"/>
+      </w:tblGrid>
+      <w:tr>
+        <w:trPr>
+          <w:cantSplit/>
+          <w:tblHeader/>
+        </w:trPr>
+        <w:tc>
+          <w:tcPr>
+            <w:tcW w:type="dxa" w:w="1606"/>
+            <w:vAlign w:val="center"/>
+          </w:tcPr>
+          <w:p>
+            <w:pPr>
+              <w:spacing w:after="60" w:before="60" w:line="252" w:lineRule="auto"/>
+              <w:jc w:val="center"/>
+            </w:pPr>
+            <w:r>
+              <w:rPr>
+                <w:rFonts w:ascii="Times New Roman" w:hAnsi="Times New Roman" w:eastAsia="方正仿宋_GBK"/>
+                <w:b/>
+                <w:sz w:val="21"/>
+              </w:rPr>
+              <w:t>年份</w:t>
+            </w:r>
+          </w:p>
+        </w:tc>
+        <w:tc>
+          <w:tcPr>
+            <w:tcW w:type="dxa" w:w="1606"/>
+            <w:vAlign w:val="center"/>
+          </w:tcPr>
+          <w:p>
+            <w:pPr>
+              <w:spacing w:after="60" w:before="60" w:line="252" w:lineRule="auto"/>
+              <w:jc w:val="center"/>
+            </w:pPr>
+            <w:r>
+              <w:rPr>
+                <w:rFonts w:ascii="Times New Roman" w:hAnsi="Times New Roman" w:eastAsia="方正仿宋_GBK"/>
+                <w:b/>
+                <w:sz w:val="21"/>
+              </w:rPr>
+              <w:t>当年新购主变</w:t>
+              <w:br/>
+              <w:t>MVA</w:t>
+            </w:r>
+          </w:p>
+        </w:tc>
+        <w:tc>
+          <w:tcPr>
+            <w:tcW w:type="dxa" w:w="1606"/>
+            <w:vAlign w:val="center"/>
+          </w:tcPr>
+          <w:p>
+            <w:pPr>
+              <w:spacing w:after="60" w:before="60" w:line="252" w:lineRule="auto"/>
+              <w:jc w:val="center"/>
+            </w:pPr>
+            <w:r>
+              <w:rPr>
+                <w:rFonts w:ascii="Times New Roman" w:hAnsi="Times New Roman" w:eastAsia="方正仿宋_GBK"/>
+                <w:b/>
+                <w:sz w:val="21"/>
+              </w:rPr>
+              <w:t>当年新增联络</w:t>
+              <w:br/>
+              <w:t>条</w:t>
+            </w:r>
+          </w:p>
+        </w:tc>
+        <w:tc>
+          <w:tcPr>
+            <w:tcW w:type="dxa" w:w="1606"/>
+            <w:vAlign w:val="center"/>
+          </w:tcPr>
+          <w:p>
+            <w:pPr>
+              <w:spacing w:after="60" w:before="60" w:line="252" w:lineRule="auto"/>
+              <w:jc w:val="center"/>
+            </w:pPr>
+            <w:r>
+              <w:rPr>
+                <w:rFonts w:ascii="Times New Roman" w:hAnsi="Times New Roman" w:eastAsia="方正仿宋_GBK"/>
+                <w:b/>
+                <w:sz w:val="21"/>
+              </w:rPr>
+              <w:t>当年新增储能</w:t>
+              <w:br/>
+              <w:t>MW</w:t>
+            </w:r>
+          </w:p>
+        </w:tc>
+        <w:tc>
+          <w:tcPr>
+            <w:tcW w:type="dxa" w:w="1606"/>
+            <w:vAlign w:val="center"/>
+          </w:tcPr>
+          <w:p>
+            <w:pPr>
+              <w:spacing w:after="60" w:before="60" w:line="252" w:lineRule="auto"/>
+              <w:jc w:val="center"/>
+            </w:pPr>
+            <w:r>
+              <w:rPr>
+                <w:rFonts w:ascii="Times New Roman" w:hAnsi="Times New Roman" w:eastAsia="方正仿宋_GBK"/>
+                <w:b/>
+                <w:sz w:val="21"/>
+              </w:rPr>
+              <w:t>年末主变容量</w:t>
+              <w:br/>
+              <w:t>MVA</w:t>
+            </w:r>
+          </w:p>
+        </w:tc>
+        <w:tc>
+          <w:tcPr>
+            <w:tcW w:type="dxa" w:w="1606"/>
+            <w:vAlign w:val="center"/>
+          </w:tcPr>
+          <w:p>
+            <w:pPr>
+              <w:spacing w:after="60" w:before="60" w:line="252" w:lineRule="auto"/>
+              <w:jc w:val="center"/>
+            </w:pPr>
+            <w:r>
+              <w:rPr>
+                <w:rFonts w:ascii="Times New Roman" w:hAnsi="Times New Roman" w:eastAsia="方正仿宋_GBK"/>
+                <w:b/>
+                <w:sz w:val="21"/>
+              </w:rPr>
+              <w:t>年末容载比</w:t>
+            </w:r>
+          </w:p>
+        </w:tc>
+      </w:tr>
+      <w:tr>
+        <w:trPr>
+          <w:cantSplit/>
+        </w:trPr>
+        <w:tc>
+          <w:tcPr>
+            <w:tcW w:type="dxa" w:w="1606"/>
+            <w:vAlign w:val="center"/>
+          </w:tcPr>
+          <w:p>
+            <w:pPr>
+              <w:spacing w:after="60" w:before="60" w:line="252" w:lineRule="auto"/>
+              <w:jc w:val="center"/>
+            </w:pPr>
+            <w:r>
+              <w:rPr>
+                <w:rFonts w:ascii="Times New Roman" w:hAnsi="Times New Roman" w:eastAsia="方正仿宋_GBK"/>
+                <w:b w:val="0"/>
+                <w:sz w:val="21"/>
+              </w:rPr>
+              <w:t>2022</w:t>
+            </w:r>
+          </w:p>
+        </w:tc>
+        <w:tc>
+          <w:tcPr>
+            <w:tcW w:type="dxa" w:w="1606"/>
+            <w:vAlign w:val="center"/>
+          </w:tcPr>
+          <w:p>
+            <w:pPr>
+              <w:spacing w:after="60" w:before="60" w:line="252" w:lineRule="auto"/>
+              <w:jc w:val="center"/>
+            </w:pPr>
+            <w:r>
+              <w:rPr>
+                <w:rFonts w:ascii="Times New Roman" w:hAnsi="Times New Roman" w:eastAsia="方正仿宋_GBK"/>
+                <w:b w:val="0"/>
+                <w:sz w:val="21"/>
+              </w:rPr>
+              <w:t>823.00</w:t>
+            </w:r>
+          </w:p>
+        </w:tc>
+        <w:tc>
+          <w:tcPr>
+            <w:tcW w:type="dxa" w:w="1606"/>
+            <w:vAlign w:val="center"/>
+          </w:tcPr>
+          <w:p>
+            <w:pPr>
+              <w:spacing w:after="60" w:before="60" w:line="252" w:lineRule="auto"/>
+              <w:jc w:val="center"/>
+            </w:pPr>
+            <w:r>
+              <w:rPr>
+                <w:rFonts w:ascii="Times New Roman" w:hAnsi="Times New Roman" w:eastAsia="方正仿宋_GBK"/>
+                <w:b w:val="0"/>
+                <w:sz w:val="21"/>
+              </w:rPr>
+              <w:t>53</w:t>
+            </w:r>
+          </w:p>
+        </w:tc>
+        <w:tc>
+          <w:tcPr>
+            <w:tcW w:type="dxa" w:w="1606"/>
+            <w:vAlign w:val="center"/>
+          </w:tcPr>
+          <w:p>
+            <w:pPr>
+              <w:spacing w:after="60" w:before="60" w:line="252" w:lineRule="auto"/>
+              <w:jc w:val="center"/>
+            </w:pPr>
+            <w:r>
+              <w:rPr>
+                <w:rFonts w:ascii="Times New Roman" w:hAnsi="Times New Roman" w:eastAsia="方正仿宋_GBK"/>
+                <w:b w:val="0"/>
+                <w:sz w:val="21"/>
+              </w:rPr>
+              <w:t>0.00</w:t>
+            </w:r>
+          </w:p>
+        </w:tc>
+        <w:tc>
+          <w:tcPr>
+            <w:tcW w:type="dxa" w:w="1606"/>
+            <w:vAlign w:val="center"/>
+          </w:tcPr>
+          <w:p>
+            <w:pPr>
+              <w:spacing w:after="60" w:before="60" w:line="252" w:lineRule="auto"/>
+              <w:jc w:val="center"/>
+            </w:pPr>
+            <w:r>
+              <w:rPr>
+                <w:rFonts w:ascii="Times New Roman" w:hAnsi="Times New Roman" w:eastAsia="方正仿宋_GBK"/>
+                <w:b w:val="0"/>
+                <w:sz w:val="21"/>
+              </w:rPr>
+              <w:t>3324.00</w:t>
+            </w:r>
+          </w:p>
+        </w:tc>
+        <w:tc>
+          <w:tcPr>
+            <w:tcW w:type="dxa" w:w="1606"/>
+            <w:vAlign w:val="center"/>
+          </w:tcPr>
+          <w:p>
+            <w:pPr>
+              <w:spacing w:after="60" w:before="60" w:line="252" w:lineRule="auto"/>
+              <w:jc w:val="center"/>
+            </w:pPr>
+            <w:r>
+              <w:rPr>
+                <w:rFonts w:ascii="Times New Roman" w:hAnsi="Times New Roman" w:eastAsia="方正仿宋_GBK"/>
+                <w:b w:val="0"/>
+                <w:sz w:val="21"/>
+              </w:rPr>
+              <w:t>2.32</w:t>
+            </w:r>
+          </w:p>
+        </w:tc>
+      </w:tr>
+      <w:tr>
+        <w:trPr>
+          <w:cantSplit/>
+        </w:trPr>
+        <w:tc>
+          <w:tcPr>
+            <w:tcW w:type="dxa" w:w="1606"/>
+            <w:vAlign w:val="center"/>
+          </w:tcPr>
+          <w:p>
+            <w:pPr>
+              <w:spacing w:after="60" w:before="60" w:line="252" w:lineRule="auto"/>
+              <w:jc w:val="center"/>
+            </w:pPr>
+            <w:r>
+              <w:rPr>
+                <w:rFonts w:ascii="Times New Roman" w:hAnsi="Times New Roman" w:eastAsia="方正仿宋_GBK"/>
+                <w:b w:val="0"/>
+                <w:sz w:val="21"/>
+              </w:rPr>
+              <w:t>2023</w:t>
+            </w:r>
+          </w:p>
+        </w:tc>
+        <w:tc>
+          <w:tcPr>
+            <w:tcW w:type="dxa" w:w="1606"/>
+            <w:vAlign w:val="center"/>
+          </w:tcPr>
+          <w:p>
+            <w:pPr>
+              <w:spacing w:after="60" w:before="60" w:line="252" w:lineRule="auto"/>
+              <w:jc w:val="center"/>
+            </w:pPr>
+            <w:r>
+              <w:rPr>
+                <w:rFonts w:ascii="Times New Roman" w:hAnsi="Times New Roman" w:eastAsia="方正仿宋_GBK"/>
+                <w:b w:val="0"/>
+                <w:sz w:val="21"/>
+              </w:rPr>
+              <w:t>0.00</w:t>
+            </w:r>
+          </w:p>
+        </w:tc>
+        <w:tc>
+          <w:tcPr>
+            <w:tcW w:type="dxa" w:w="1606"/>
+            <w:vAlign w:val="center"/>
+          </w:tcPr>
+          <w:p>
+            <w:pPr>
+              <w:spacing w:after="60" w:before="60" w:line="252" w:lineRule="auto"/>
+              <w:jc w:val="center"/>
+            </w:pPr>
+            <w:r>
+              <w:rPr>
+                <w:rFonts w:ascii="Times New Roman" w:hAnsi="Times New Roman" w:eastAsia="方正仿宋_GBK"/>
+                <w:b w:val="0"/>
+                <w:sz w:val="21"/>
+              </w:rPr>
+              <w:t>11</w:t>
+            </w:r>
+          </w:p>
+        </w:tc>
+        <w:tc>
+          <w:tcPr>
+            <w:tcW w:type="dxa" w:w="1606"/>
+            <w:vAlign w:val="center"/>
+          </w:tcPr>
+          <w:p>
+            <w:pPr>
+              <w:spacing w:after="60" w:before="60" w:line="252" w:lineRule="auto"/>
+              <w:jc w:val="center"/>
+            </w:pPr>
+            <w:r>
+              <w:rPr>
+                <w:rFonts w:ascii="Times New Roman" w:hAnsi="Times New Roman" w:eastAsia="方正仿宋_GBK"/>
+                <w:b w:val="0"/>
+                <w:sz w:val="21"/>
+              </w:rPr>
+              <w:t>0.50</w:t>
+            </w:r>
+          </w:p>
+        </w:tc>
+        <w:tc>
+          <w:tcPr>
+            <w:tcW w:type="dxa" w:w="1606"/>
+            <w:vAlign w:val="center"/>
+          </w:tcPr>
+          <w:p>
+            <w:pPr>
+              <w:spacing w:after="60" w:before="60" w:line="252" w:lineRule="auto"/>
+              <w:jc w:val="center"/>
+            </w:pPr>
+            <w:r>
+              <w:rPr>
+                <w:rFonts w:ascii="Times New Roman" w:hAnsi="Times New Roman" w:eastAsia="方正仿宋_GBK"/>
+                <w:b w:val="0"/>
+                <w:sz w:val="21"/>
+              </w:rPr>
+              <w:t>3324.00</w:t>
+            </w:r>
+          </w:p>
+        </w:tc>
+        <w:tc>
+          <w:tcPr>
+            <w:tcW w:type="dxa" w:w="1606"/>
+            <w:vAlign w:val="center"/>
+          </w:tcPr>
+          <w:p>
+            <w:pPr>
+              <w:spacing w:after="60" w:before="60" w:line="252" w:lineRule="auto"/>
+              <w:jc w:val="center"/>
+            </w:pPr>
+            <w:r>
+              <w:rPr>
+                <w:rFonts w:ascii="Times New Roman" w:hAnsi="Times New Roman" w:eastAsia="方正仿宋_GBK"/>
+                <w:b w:val="0"/>
+                <w:sz w:val="21"/>
+              </w:rPr>
+              <w:t>2.16</w:t>
+            </w:r>
+          </w:p>
+        </w:tc>
+      </w:tr>
+      <w:tr>
+        <w:trPr>
+          <w:cantSplit/>
+        </w:trPr>
+        <w:tc>
+          <w:tcPr>
+            <w:tcW w:type="dxa" w:w="1606"/>
+            <w:vAlign w:val="center"/>
+          </w:tcPr>
+          <w:p>
+            <w:pPr>
+              <w:spacing w:after="60" w:before="60" w:line="252" w:lineRule="auto"/>
+              <w:jc w:val="center"/>
+            </w:pPr>
+            <w:r>
+              <w:rPr>
+                <w:rFonts w:ascii="Times New Roman" w:hAnsi="Times New Roman" w:eastAsia="方正仿宋_GBK"/>
+                <w:b w:val="0"/>
+                <w:sz w:val="21"/>
+              </w:rPr>
+              <w:t>2024</w:t>
+            </w:r>
+          </w:p>
+        </w:tc>
+        <w:tc>
+          <w:tcPr>
+            <w:tcW w:type="dxa" w:w="1606"/>
+            <w:vAlign w:val="center"/>
+          </w:tcPr>
+          <w:p>
+            <w:pPr>
+              <w:spacing w:after="60" w:before="60" w:line="252" w:lineRule="auto"/>
+              <w:jc w:val="center"/>
+            </w:pPr>
+            <w:r>
+              <w:rPr>
+                <w:rFonts w:ascii="Times New Roman" w:hAnsi="Times New Roman" w:eastAsia="方正仿宋_GBK"/>
+                <w:b w:val="0"/>
+                <w:sz w:val="21"/>
+              </w:rPr>
+              <w:t>0.00</w:t>
+            </w:r>
+          </w:p>
+        </w:tc>
+        <w:tc>
+          <w:tcPr>
+            <w:tcW w:type="dxa" w:w="1606"/>
+            <w:vAlign w:val="center"/>
+          </w:tcPr>
+          <w:p>
+            <w:pPr>
+              <w:spacing w:after="60" w:before="60" w:line="252" w:lineRule="auto"/>
+              <w:jc w:val="center"/>
+            </w:pPr>
+            <w:r>
+              <w:rPr>
+                <w:rFonts w:ascii="Times New Roman" w:hAnsi="Times New Roman" w:eastAsia="方正仿宋_GBK"/>
+                <w:b w:val="0"/>
+                <w:sz w:val="21"/>
+              </w:rPr>
+              <w:t>0</w:t>
+            </w:r>
+          </w:p>
+        </w:tc>
+        <w:tc>
+          <w:tcPr>
+            <w:tcW w:type="dxa" w:w="1606"/>
+            <w:vAlign w:val="center"/>
+          </w:tcPr>
+          <w:p>
+            <w:pPr>
+              <w:spacing w:after="60" w:before="60" w:line="252" w:lineRule="auto"/>
+              <w:jc w:val="center"/>
+            </w:pPr>
+            <w:r>
+              <w:rPr>
+                <w:rFonts w:ascii="Times New Roman" w:hAnsi="Times New Roman" w:eastAsia="方正仿宋_GBK"/>
+                <w:b w:val="0"/>
+                <w:sz w:val="21"/>
+              </w:rPr>
+              <w:t>0.00</w:t>
+            </w:r>
+          </w:p>
+        </w:tc>
+        <w:tc>
+          <w:tcPr>
+            <w:tcW w:type="dxa" w:w="1606"/>
+            <w:vAlign w:val="center"/>
+          </w:tcPr>
+          <w:p>
+            <w:pPr>
+              <w:spacing w:after="60" w:before="60" w:line="252" w:lineRule="auto"/>
+              <w:jc w:val="center"/>
+            </w:pPr>
+            <w:r>
+              <w:rPr>
+                <w:rFonts w:ascii="Times New Roman" w:hAnsi="Times New Roman" w:eastAsia="方正仿宋_GBK"/>
+                <w:b w:val="0"/>
+                <w:sz w:val="21"/>
+              </w:rPr>
+              <w:t>3324.00</w:t>
+            </w:r>
+          </w:p>
+        </w:tc>
+        <w:tc>
+          <w:tcPr>
+            <w:tcW w:type="dxa" w:w="1606"/>
+            <w:vAlign w:val="center"/>
+          </w:tcPr>
+          <w:p>
+            <w:pPr>
+              <w:spacing w:after="60" w:before="60" w:line="252" w:lineRule="auto"/>
+              <w:jc w:val="center"/>
+            </w:pPr>
+            <w:r>
+              <w:rPr>
+                <w:rFonts w:ascii="Times New Roman" w:hAnsi="Times New Roman" w:eastAsia="方正仿宋_GBK"/>
+                <w:b w:val="0"/>
+                <w:sz w:val="21"/>
+              </w:rPr>
+              <w:t>2.29</w:t>
+            </w:r>
+          </w:p>
+        </w:tc>
+      </w:tr>
+      <w:tr>
+        <w:trPr>
+          <w:cantSplit/>
+        </w:trPr>
+        <w:tc>
+          <w:tcPr>
+            <w:tcW w:type="dxa" w:w="1606"/>
+            <w:vAlign w:val="center"/>
+          </w:tcPr>
+          <w:p>
+            <w:pPr>
+              <w:spacing w:after="60" w:before="60" w:line="252" w:lineRule="auto"/>
+              <w:jc w:val="center"/>
+            </w:pPr>
+            <w:r>
+              <w:rPr>
+                <w:rFonts w:ascii="Times New Roman" w:hAnsi="Times New Roman" w:eastAsia="方正仿宋_GBK"/>
+                <w:b w:val="0"/>
+                <w:sz w:val="21"/>
+              </w:rPr>
+              <w:t>2025</w:t>
+            </w:r>
+          </w:p>
+        </w:tc>
+        <w:tc>
+          <w:tcPr>
+            <w:tcW w:type="dxa" w:w="1606"/>
+            <w:vAlign w:val="center"/>
+          </w:tcPr>
+          <w:p>
+            <w:pPr>
+              <w:spacing w:after="60" w:before="60" w:line="252" w:lineRule="auto"/>
+              <w:jc w:val="center"/>
+            </w:pPr>
+            <w:r>
+              <w:rPr>
+                <w:rFonts w:ascii="Times New Roman" w:hAnsi="Times New Roman" w:eastAsia="方正仿宋_GBK"/>
+                <w:b w:val="0"/>
+                <w:sz w:val="21"/>
+              </w:rPr>
+              <w:t>0.00</w:t>
+            </w:r>
+          </w:p>
+        </w:tc>
+        <w:tc>
+          <w:tcPr>
+            <w:tcW w:type="dxa" w:w="1606"/>
+            <w:vAlign w:val="center"/>
+          </w:tcPr>
+          <w:p>
+            <w:pPr>
+              <w:spacing w:after="60" w:before="60" w:line="252" w:lineRule="auto"/>
+              <w:jc w:val="center"/>
+            </w:pPr>
+            <w:r>
+              <w:rPr>
+                <w:rFonts w:ascii="Times New Roman" w:hAnsi="Times New Roman" w:eastAsia="方正仿宋_GBK"/>
+                <w:b w:val="0"/>
+                <w:sz w:val="21"/>
+              </w:rPr>
+              <w:t>0</w:t>
+            </w:r>
+          </w:p>
+        </w:tc>
+        <w:tc>
+          <w:tcPr>
+            <w:tcW w:type="dxa" w:w="1606"/>
+            <w:vAlign w:val="center"/>
+          </w:tcPr>
+          <w:p>
+            <w:pPr>
+              <w:spacing w:after="60" w:before="60" w:line="252" w:lineRule="auto"/>
+              <w:jc w:val="center"/>
+            </w:pPr>
+            <w:r>
+              <w:rPr>
+                <w:rFonts w:ascii="Times New Roman" w:hAnsi="Times New Roman" w:eastAsia="方正仿宋_GBK"/>
+                <w:b w:val="0"/>
+                <w:sz w:val="21"/>
+              </w:rPr>
+              <w:t>0.00</w:t>
+            </w:r>
+          </w:p>
+        </w:tc>
+        <w:tc>
+          <w:tcPr>
+            <w:tcW w:type="dxa" w:w="1606"/>
+            <w:vAlign w:val="center"/>
+          </w:tcPr>
+          <w:p>
+            <w:pPr>
+              <w:spacing w:after="60" w:before="60" w:line="252" w:lineRule="auto"/>
+              <w:jc w:val="center"/>
+            </w:pPr>
+            <w:r>
+              <w:rPr>
+                <w:rFonts w:ascii="Times New Roman" w:hAnsi="Times New Roman" w:eastAsia="方正仿宋_GBK"/>
+                <w:b w:val="0"/>
+                <w:sz w:val="21"/>
+              </w:rPr>
+              <w:t>3324.00</w:t>
+            </w:r>
+          </w:p>
+        </w:tc>
+        <w:tc>
+          <w:tcPr>
+            <w:tcW w:type="dxa" w:w="1606"/>
+            <w:vAlign w:val="center"/>
+          </w:tcPr>
+          <w:p>
+            <w:pPr>
+              <w:spacing w:after="60" w:before="60" w:line="252" w:lineRule="auto"/>
+              <w:jc w:val="center"/>
+            </w:pPr>
+            <w:r>
+              <w:rPr>
+                <w:rFonts w:ascii="Times New Roman" w:hAnsi="Times New Roman" w:eastAsia="方正仿宋_GBK"/>
+                <w:b w:val="0"/>
+                <w:sz w:val="21"/>
+              </w:rPr>
+              <w:t>2.17</w:t>
+            </w:r>
+          </w:p>
+        </w:tc>
+      </w:tr>
+    </w:tbl>
+    <w:p>
+      <w:pPr>
+        <w:spacing w:line="293" w:lineRule="auto" w:after="100"/>
+        <w:ind w:firstLine="460"/>
+        <w:jc w:val="both"/>
+      </w:pPr>
+      <w:r>
+        <w:rPr>
+          <w:rFonts w:ascii="Times New Roman" w:hAnsi="Times New Roman" w:eastAsia="方正仿宋_GBK"/>
+          <w:b w:val="0"/>
+          <w:sz w:val="23"/>
+        </w:rPr>
+        <w:t>市区在2022年完成主变调整，容量由初始2900.00 MVA增至3324.00 MVA；2023年新增11条联络和0.50 MW储能，满足当年较高负荷下的局部需求。2024—2025年沿用已有配置，容载比随年度负荷分别为2.29和2.17。四年累计建设联络64条。</w:t>
+      </w:r>
+    </w:p>
+    <w:p>
+      <w:pPr>
+        <w:keepNext/>
+        <w:spacing w:line="293" w:lineRule="auto" w:after="100" w:before="120"/>
+        <w:jc w:val="both"/>
+      </w:pPr>
+      <w:r>
+        <w:rPr>
+          <w:rFonts w:ascii="Times New Roman" w:hAnsi="Times New Roman" w:eastAsia="方正仿宋_GBK"/>
+          <w:b/>
+          <w:sz w:val="26"/>
+        </w:rPr>
         <w:t>结果反映的规划含义</w:t>
       </w:r>
     </w:p>
@@ -848,7 +2236,7 @@
           <w:b w:val="0"/>
           <w:sz w:val="23"/>
         </w:rPr>
-        <w:t>弹性方案增加部分主变容量，减少储能及新增联络需求。邳州储能额定功率由32.90 MW降至零，市区由4.80 MW降至0.50 MW；新增联络分别由61条、138条减至30条、64条。三类措施的组合变化，使评价期总费用下降。工程选择应同时比较容量、网络和持续支撑能力。</w:t>
+        <w:t>与刚性方案相比，弹性方案通过增加部分主变容量，减少储能和新增联络需求。邳州储能功率由32.90 MW降至零，市区由4.80 MW降至0.50 MW；新增联络分别减少31条、74条。容量、网络和储能的组合调整降低了评价期费用。</w:t>
       </w:r>
     </w:p>
     <w:p>
@@ -863,7 +2251,27 @@
           <w:b w:val="0"/>
           <w:sz w:val="23"/>
         </w:rPr>
-        <w:t>转供效果取决于具体路径、馈线可转负荷和邻站余量。邳州需要同时关注正向供电和日间反向输送；市区更需核实局部负荷与站间承接能力。区域补齐后的小时曲线显示，95%峰值最长连续时段分别为2 h和6 h，可用于识别近峰特征；储能实际支撑时间仍应结合故障恢复和本站功率缺口确定。</w:t>
+        <w:t>转供作用取决于具体路径、馈线可转负荷和邻站余量。邳州需同时关注正向供电与日间反向输送，市区重点分析站间承接能力。补齐后的区域小时曲线显示，两地区95%峰值最长连续时段分别为2 h和6 h；储能支撑时间还需结合本站功率缺口与故障恢复时间确定。</w:t>
+      </w:r>
+    </w:p>
+    <w:p>
+      <w:r>
+        <w:br w:type="page"/>
+      </w:r>
+    </w:p>
+    <w:p>
+      <w:pPr>
+        <w:keepNext/>
+        <w:spacing w:line="293" w:lineRule="auto" w:after="100" w:before="120"/>
+        <w:jc w:val="both"/>
+      </w:pPr>
+      <w:r>
+        <w:rPr>
+          <w:rFonts w:ascii="Times New Roman" w:hAnsi="Times New Roman" w:eastAsia="方正仿宋_GBK"/>
+          <w:b/>
+          <w:sz w:val="26"/>
+        </w:rPr>
+        <w:t>容载比推荐区间及应用</w:t>
       </w:r>
     </w:p>
     <w:p>
@@ -878,7 +2286,1442 @@
           <w:b w:val="0"/>
           <w:sz w:val="23"/>
         </w:rPr>
-        <w:t>储能价格的作用也受支撑时间影响。推广算例中，2 h条件下价格上涨促使方案增加主变、减少储能；4、6 h条件下，已计算价格范围内的设备组合稳定，费用随储能单价增加。采购价格、支撑时间和扩建条件应共同纳入比选。</w:t>
+        <w:t>推广计算覆盖分布式电源装机渗透率、年最大净负荷平均增长率、线路成本系数、初始转供率、储能支撑持续时间及负荷分散系数，12600组组合形成648个分类单元。以下摘录线路成本系数大于1.65且不大于6.85、储能支撑持续时间大于2 h且不大于4 h、负荷分散系数不大于1.10的推荐参考区间。</w:t>
+      </w:r>
+    </w:p>
+    <w:tbl>
+      <w:tblPr>
+        <w:tblStyle w:val="TableGrid"/>
+        <w:tblW w:type="auto" w:w="0"/>
+        <w:tblLook w:firstColumn="1" w:firstRow="1" w:lastColumn="0" w:lastRow="0" w:noHBand="0" w:noVBand="1" w:val="04A0"/>
+      </w:tblPr>
+      <w:tblGrid>
+        <w:gridCol w:w="1928"/>
+        <w:gridCol w:w="1928"/>
+        <w:gridCol w:w="1928"/>
+        <w:gridCol w:w="1928"/>
+        <w:gridCol w:w="1928"/>
+      </w:tblGrid>
+      <w:tr>
+        <w:trPr>
+          <w:cantSplit/>
+          <w:tblHeader/>
+        </w:trPr>
+        <w:tc>
+          <w:tcPr>
+            <w:tcW w:type="dxa" w:w="1928"/>
+            <w:vAlign w:val="center"/>
+          </w:tcPr>
+          <w:p>
+            <w:pPr>
+              <w:spacing w:after="60" w:before="60" w:line="252" w:lineRule="auto"/>
+              <w:jc w:val="center"/>
+            </w:pPr>
+            <w:r>
+              <w:rPr>
+                <w:rFonts w:ascii="Times New Roman" w:hAnsi="Times New Roman" w:eastAsia="方正仿宋_GBK"/>
+                <w:b/>
+                <w:sz w:val="21"/>
+              </w:rPr>
+              <w:t>分布式电源</w:t>
+              <w:br/>
+              <w:t>装机渗透率</w:t>
+            </w:r>
+          </w:p>
+        </w:tc>
+        <w:tc>
+          <w:tcPr>
+            <w:tcW w:type="dxa" w:w="1928"/>
+            <w:vAlign w:val="center"/>
+          </w:tcPr>
+          <w:p>
+            <w:pPr>
+              <w:spacing w:after="60" w:before="60" w:line="252" w:lineRule="auto"/>
+              <w:jc w:val="center"/>
+            </w:pPr>
+            <w:r>
+              <w:rPr>
+                <w:rFonts w:ascii="Times New Roman" w:hAnsi="Times New Roman" w:eastAsia="方正仿宋_GBK"/>
+                <w:b/>
+                <w:sz w:val="21"/>
+              </w:rPr>
+              <w:t>年最大净负荷</w:t>
+              <w:br/>
+              <w:t>平均增长率</w:t>
+            </w:r>
+          </w:p>
+        </w:tc>
+        <w:tc>
+          <w:tcPr>
+            <w:tcW w:type="dxa" w:w="1928"/>
+            <w:vAlign w:val="center"/>
+          </w:tcPr>
+          <w:p>
+            <w:pPr>
+              <w:spacing w:after="60" w:before="60" w:line="252" w:lineRule="auto"/>
+              <w:jc w:val="center"/>
+            </w:pPr>
+            <w:r>
+              <w:rPr>
+                <w:rFonts w:ascii="Times New Roman" w:hAnsi="Times New Roman" w:eastAsia="方正仿宋_GBK"/>
+                <w:b/>
+                <w:sz w:val="21"/>
+              </w:rPr>
+              <w:t>初始转供率</w:t>
+              <w:br/>
+              <w:t>≤30%</w:t>
+            </w:r>
+          </w:p>
+        </w:tc>
+        <w:tc>
+          <w:tcPr>
+            <w:tcW w:type="dxa" w:w="1928"/>
+            <w:vAlign w:val="center"/>
+          </w:tcPr>
+          <w:p>
+            <w:pPr>
+              <w:spacing w:after="60" w:before="60" w:line="252" w:lineRule="auto"/>
+              <w:jc w:val="center"/>
+            </w:pPr>
+            <w:r>
+              <w:rPr>
+                <w:rFonts w:ascii="Times New Roman" w:hAnsi="Times New Roman" w:eastAsia="方正仿宋_GBK"/>
+                <w:b/>
+                <w:sz w:val="21"/>
+              </w:rPr>
+              <w:t>初始转供率</w:t>
+              <w:br/>
+              <w:t>(30%, 50%]</w:t>
+            </w:r>
+          </w:p>
+        </w:tc>
+        <w:tc>
+          <w:tcPr>
+            <w:tcW w:type="dxa" w:w="1928"/>
+            <w:vAlign w:val="center"/>
+          </w:tcPr>
+          <w:p>
+            <w:pPr>
+              <w:spacing w:after="60" w:before="60" w:line="252" w:lineRule="auto"/>
+              <w:jc w:val="center"/>
+            </w:pPr>
+            <w:r>
+              <w:rPr>
+                <w:rFonts w:ascii="Times New Roman" w:hAnsi="Times New Roman" w:eastAsia="方正仿宋_GBK"/>
+                <w:b/>
+                <w:sz w:val="21"/>
+              </w:rPr>
+              <w:t>初始转供率</w:t>
+              <w:br/>
+              <w:t>&gt;50%</w:t>
+            </w:r>
+          </w:p>
+        </w:tc>
+      </w:tr>
+      <w:tr>
+        <w:trPr>
+          <w:cantSplit/>
+        </w:trPr>
+        <w:tc>
+          <w:tcPr>
+            <w:tcW w:type="dxa" w:w="1928"/>
+            <w:vAlign w:val="center"/>
+          </w:tcPr>
+          <w:p>
+            <w:pPr>
+              <w:spacing w:after="60" w:before="60" w:line="252" w:lineRule="auto"/>
+              <w:jc w:val="center"/>
+            </w:pPr>
+            <w:r>
+              <w:rPr>
+                <w:rFonts w:ascii="Times New Roman" w:hAnsi="Times New Roman" w:eastAsia="方正仿宋_GBK"/>
+                <w:b w:val="0"/>
+                <w:sz w:val="21"/>
+              </w:rPr>
+              <w:t>≤1.00</w:t>
+            </w:r>
+          </w:p>
+        </w:tc>
+        <w:tc>
+          <w:tcPr>
+            <w:tcW w:type="dxa" w:w="1928"/>
+            <w:vAlign w:val="center"/>
+          </w:tcPr>
+          <w:p>
+            <w:pPr>
+              <w:spacing w:after="60" w:before="60" w:line="252" w:lineRule="auto"/>
+              <w:jc w:val="center"/>
+            </w:pPr>
+            <w:r>
+              <w:rPr>
+                <w:rFonts w:ascii="Times New Roman" w:hAnsi="Times New Roman" w:eastAsia="方正仿宋_GBK"/>
+                <w:b w:val="0"/>
+                <w:sz w:val="21"/>
+              </w:rPr>
+              <w:t>≤2%</w:t>
+            </w:r>
+          </w:p>
+        </w:tc>
+        <w:tc>
+          <w:tcPr>
+            <w:tcW w:type="dxa" w:w="1928"/>
+            <w:vAlign w:val="center"/>
+          </w:tcPr>
+          <w:p>
+            <w:pPr>
+              <w:spacing w:after="60" w:before="60" w:line="252" w:lineRule="auto"/>
+              <w:jc w:val="center"/>
+            </w:pPr>
+            <w:r>
+              <w:rPr>
+                <w:rFonts w:ascii="Times New Roman" w:hAnsi="Times New Roman" w:eastAsia="方正仿宋_GBK"/>
+                <w:b w:val="0"/>
+                <w:sz w:val="21"/>
+              </w:rPr>
+              <w:t>2.03～2.21</w:t>
+            </w:r>
+          </w:p>
+        </w:tc>
+        <w:tc>
+          <w:tcPr>
+            <w:tcW w:type="dxa" w:w="1928"/>
+            <w:vAlign w:val="center"/>
+          </w:tcPr>
+          <w:p>
+            <w:pPr>
+              <w:spacing w:after="60" w:before="60" w:line="252" w:lineRule="auto"/>
+              <w:jc w:val="center"/>
+            </w:pPr>
+            <w:r>
+              <w:rPr>
+                <w:rFonts w:ascii="Times New Roman" w:hAnsi="Times New Roman" w:eastAsia="方正仿宋_GBK"/>
+                <w:b w:val="0"/>
+                <w:sz w:val="21"/>
+              </w:rPr>
+              <w:t>2.03～2.21</w:t>
+            </w:r>
+          </w:p>
+        </w:tc>
+        <w:tc>
+          <w:tcPr>
+            <w:tcW w:type="dxa" w:w="1928"/>
+            <w:vAlign w:val="center"/>
+          </w:tcPr>
+          <w:p>
+            <w:pPr>
+              <w:spacing w:after="60" w:before="60" w:line="252" w:lineRule="auto"/>
+              <w:jc w:val="center"/>
+            </w:pPr>
+            <w:r>
+              <w:rPr>
+                <w:rFonts w:ascii="Times New Roman" w:hAnsi="Times New Roman" w:eastAsia="方正仿宋_GBK"/>
+                <w:b w:val="0"/>
+                <w:sz w:val="21"/>
+              </w:rPr>
+              <w:t>2.03～2.21</w:t>
+            </w:r>
+          </w:p>
+        </w:tc>
+      </w:tr>
+      <w:tr>
+        <w:trPr>
+          <w:cantSplit/>
+        </w:trPr>
+        <w:tc>
+          <w:tcPr>
+            <w:tcW w:type="dxa" w:w="1928"/>
+            <w:vAlign w:val="center"/>
+          </w:tcPr>
+          <w:p>
+            <w:pPr>
+              <w:spacing w:after="60" w:before="60" w:line="252" w:lineRule="auto"/>
+              <w:jc w:val="center"/>
+            </w:pPr>
+            <w:r>
+              <w:rPr>
+                <w:rFonts w:ascii="Times New Roman" w:hAnsi="Times New Roman" w:eastAsia="方正仿宋_GBK"/>
+                <w:b w:val="0"/>
+                <w:sz w:val="21"/>
+              </w:rPr>
+              <w:t>≤1.00</w:t>
+            </w:r>
+          </w:p>
+        </w:tc>
+        <w:tc>
+          <w:tcPr>
+            <w:tcW w:type="dxa" w:w="1928"/>
+            <w:vAlign w:val="center"/>
+          </w:tcPr>
+          <w:p>
+            <w:pPr>
+              <w:spacing w:after="60" w:before="60" w:line="252" w:lineRule="auto"/>
+              <w:jc w:val="center"/>
+            </w:pPr>
+            <w:r>
+              <w:rPr>
+                <w:rFonts w:ascii="Times New Roman" w:hAnsi="Times New Roman" w:eastAsia="方正仿宋_GBK"/>
+                <w:b w:val="0"/>
+                <w:sz w:val="21"/>
+              </w:rPr>
+              <w:t>(2%, 4%]</w:t>
+            </w:r>
+          </w:p>
+        </w:tc>
+        <w:tc>
+          <w:tcPr>
+            <w:tcW w:type="dxa" w:w="1928"/>
+            <w:vAlign w:val="center"/>
+          </w:tcPr>
+          <w:p>
+            <w:pPr>
+              <w:spacing w:after="60" w:before="60" w:line="252" w:lineRule="auto"/>
+              <w:jc w:val="center"/>
+            </w:pPr>
+            <w:r>
+              <w:rPr>
+                <w:rFonts w:ascii="Times New Roman" w:hAnsi="Times New Roman" w:eastAsia="方正仿宋_GBK"/>
+                <w:b w:val="0"/>
+                <w:sz w:val="21"/>
+              </w:rPr>
+              <w:t>2.05～2.23</w:t>
+            </w:r>
+          </w:p>
+        </w:tc>
+        <w:tc>
+          <w:tcPr>
+            <w:tcW w:type="dxa" w:w="1928"/>
+            <w:vAlign w:val="center"/>
+          </w:tcPr>
+          <w:p>
+            <w:pPr>
+              <w:spacing w:after="60" w:before="60" w:line="252" w:lineRule="auto"/>
+              <w:jc w:val="center"/>
+            </w:pPr>
+            <w:r>
+              <w:rPr>
+                <w:rFonts w:ascii="Times New Roman" w:hAnsi="Times New Roman" w:eastAsia="方正仿宋_GBK"/>
+                <w:b w:val="0"/>
+                <w:sz w:val="21"/>
+              </w:rPr>
+              <w:t>2.05～2.14</w:t>
+            </w:r>
+          </w:p>
+        </w:tc>
+        <w:tc>
+          <w:tcPr>
+            <w:tcW w:type="dxa" w:w="1928"/>
+            <w:vAlign w:val="center"/>
+          </w:tcPr>
+          <w:p>
+            <w:pPr>
+              <w:spacing w:after="60" w:before="60" w:line="252" w:lineRule="auto"/>
+              <w:jc w:val="center"/>
+            </w:pPr>
+            <w:r>
+              <w:rPr>
+                <w:rFonts w:ascii="Times New Roman" w:hAnsi="Times New Roman" w:eastAsia="方正仿宋_GBK"/>
+                <w:b w:val="0"/>
+                <w:sz w:val="21"/>
+              </w:rPr>
+              <w:t>2.05～2.14</w:t>
+            </w:r>
+          </w:p>
+        </w:tc>
+      </w:tr>
+      <w:tr>
+        <w:trPr>
+          <w:cantSplit/>
+        </w:trPr>
+        <w:tc>
+          <w:tcPr>
+            <w:tcW w:type="dxa" w:w="1928"/>
+            <w:vAlign w:val="center"/>
+          </w:tcPr>
+          <w:p>
+            <w:pPr>
+              <w:spacing w:after="60" w:before="60" w:line="252" w:lineRule="auto"/>
+              <w:jc w:val="center"/>
+            </w:pPr>
+            <w:r>
+              <w:rPr>
+                <w:rFonts w:ascii="Times New Roman" w:hAnsi="Times New Roman" w:eastAsia="方正仿宋_GBK"/>
+                <w:b w:val="0"/>
+                <w:sz w:val="21"/>
+              </w:rPr>
+              <w:t>≤1.00</w:t>
+            </w:r>
+          </w:p>
+        </w:tc>
+        <w:tc>
+          <w:tcPr>
+            <w:tcW w:type="dxa" w:w="1928"/>
+            <w:vAlign w:val="center"/>
+          </w:tcPr>
+          <w:p>
+            <w:pPr>
+              <w:spacing w:after="60" w:before="60" w:line="252" w:lineRule="auto"/>
+              <w:jc w:val="center"/>
+            </w:pPr>
+            <w:r>
+              <w:rPr>
+                <w:rFonts w:ascii="Times New Roman" w:hAnsi="Times New Roman" w:eastAsia="方正仿宋_GBK"/>
+                <w:b w:val="0"/>
+                <w:sz w:val="21"/>
+              </w:rPr>
+              <w:t>(4%, 7%]</w:t>
+            </w:r>
+          </w:p>
+        </w:tc>
+        <w:tc>
+          <w:tcPr>
+            <w:tcW w:type="dxa" w:w="1928"/>
+            <w:vAlign w:val="center"/>
+          </w:tcPr>
+          <w:p>
+            <w:pPr>
+              <w:spacing w:after="60" w:before="60" w:line="252" w:lineRule="auto"/>
+              <w:jc w:val="center"/>
+            </w:pPr>
+            <w:r>
+              <w:rPr>
+                <w:rFonts w:ascii="Times New Roman" w:hAnsi="Times New Roman" w:eastAsia="方正仿宋_GBK"/>
+                <w:b w:val="0"/>
+                <w:sz w:val="21"/>
+              </w:rPr>
+              <w:t>2.09～2.22</w:t>
+            </w:r>
+          </w:p>
+        </w:tc>
+        <w:tc>
+          <w:tcPr>
+            <w:tcW w:type="dxa" w:w="1928"/>
+            <w:vAlign w:val="center"/>
+          </w:tcPr>
+          <w:p>
+            <w:pPr>
+              <w:spacing w:after="60" w:before="60" w:line="252" w:lineRule="auto"/>
+              <w:jc w:val="center"/>
+            </w:pPr>
+            <w:r>
+              <w:rPr>
+                <w:rFonts w:ascii="Times New Roman" w:hAnsi="Times New Roman" w:eastAsia="方正仿宋_GBK"/>
+                <w:b w:val="0"/>
+                <w:sz w:val="21"/>
+              </w:rPr>
+              <w:t>2.02～2.22</w:t>
+            </w:r>
+          </w:p>
+        </w:tc>
+        <w:tc>
+          <w:tcPr>
+            <w:tcW w:type="dxa" w:w="1928"/>
+            <w:vAlign w:val="center"/>
+          </w:tcPr>
+          <w:p>
+            <w:pPr>
+              <w:spacing w:after="60" w:before="60" w:line="252" w:lineRule="auto"/>
+              <w:jc w:val="center"/>
+            </w:pPr>
+            <w:r>
+              <w:rPr>
+                <w:rFonts w:ascii="Times New Roman" w:hAnsi="Times New Roman" w:eastAsia="方正仿宋_GBK"/>
+                <w:b w:val="0"/>
+                <w:sz w:val="21"/>
+              </w:rPr>
+              <w:t>2.02～2.10</w:t>
+            </w:r>
+          </w:p>
+        </w:tc>
+      </w:tr>
+      <w:tr>
+        <w:trPr>
+          <w:cantSplit/>
+        </w:trPr>
+        <w:tc>
+          <w:tcPr>
+            <w:tcW w:type="dxa" w:w="1928"/>
+            <w:vAlign w:val="center"/>
+          </w:tcPr>
+          <w:p>
+            <w:pPr>
+              <w:spacing w:after="60" w:before="60" w:line="252" w:lineRule="auto"/>
+              <w:jc w:val="center"/>
+            </w:pPr>
+            <w:r>
+              <w:rPr>
+                <w:rFonts w:ascii="Times New Roman" w:hAnsi="Times New Roman" w:eastAsia="方正仿宋_GBK"/>
+                <w:b w:val="0"/>
+                <w:sz w:val="21"/>
+              </w:rPr>
+              <w:t>≤1.00</w:t>
+            </w:r>
+          </w:p>
+        </w:tc>
+        <w:tc>
+          <w:tcPr>
+            <w:tcW w:type="dxa" w:w="1928"/>
+            <w:vAlign w:val="center"/>
+          </w:tcPr>
+          <w:p>
+            <w:pPr>
+              <w:spacing w:after="60" w:before="60" w:line="252" w:lineRule="auto"/>
+              <w:jc w:val="center"/>
+            </w:pPr>
+            <w:r>
+              <w:rPr>
+                <w:rFonts w:ascii="Times New Roman" w:hAnsi="Times New Roman" w:eastAsia="方正仿宋_GBK"/>
+                <w:b w:val="0"/>
+                <w:sz w:val="21"/>
+              </w:rPr>
+              <w:t>&gt;7%</w:t>
+            </w:r>
+          </w:p>
+        </w:tc>
+        <w:tc>
+          <w:tcPr>
+            <w:tcW w:type="dxa" w:w="1928"/>
+            <w:vAlign w:val="center"/>
+          </w:tcPr>
+          <w:p>
+            <w:pPr>
+              <w:spacing w:after="60" w:before="60" w:line="252" w:lineRule="auto"/>
+              <w:jc w:val="center"/>
+            </w:pPr>
+            <w:r>
+              <w:rPr>
+                <w:rFonts w:ascii="Times New Roman" w:hAnsi="Times New Roman" w:eastAsia="方正仿宋_GBK"/>
+                <w:b w:val="0"/>
+                <w:sz w:val="21"/>
+              </w:rPr>
+              <w:t>2.07～2.24</w:t>
+            </w:r>
+          </w:p>
+        </w:tc>
+        <w:tc>
+          <w:tcPr>
+            <w:tcW w:type="dxa" w:w="1928"/>
+            <w:vAlign w:val="center"/>
+          </w:tcPr>
+          <w:p>
+            <w:pPr>
+              <w:spacing w:after="60" w:before="60" w:line="252" w:lineRule="auto"/>
+              <w:jc w:val="center"/>
+            </w:pPr>
+            <w:r>
+              <w:rPr>
+                <w:rFonts w:ascii="Times New Roman" w:hAnsi="Times New Roman" w:eastAsia="方正仿宋_GBK"/>
+                <w:b w:val="0"/>
+                <w:sz w:val="21"/>
+              </w:rPr>
+              <w:t>2.02～2.24</w:t>
+            </w:r>
+          </w:p>
+        </w:tc>
+        <w:tc>
+          <w:tcPr>
+            <w:tcW w:type="dxa" w:w="1928"/>
+            <w:vAlign w:val="center"/>
+          </w:tcPr>
+          <w:p>
+            <w:pPr>
+              <w:spacing w:after="60" w:before="60" w:line="252" w:lineRule="auto"/>
+              <w:jc w:val="center"/>
+            </w:pPr>
+            <w:r>
+              <w:rPr>
+                <w:rFonts w:ascii="Times New Roman" w:hAnsi="Times New Roman" w:eastAsia="方正仿宋_GBK"/>
+                <w:b w:val="0"/>
+                <w:sz w:val="21"/>
+              </w:rPr>
+              <w:t>2.02～2.08</w:t>
+            </w:r>
+          </w:p>
+        </w:tc>
+      </w:tr>
+      <w:tr>
+        <w:trPr>
+          <w:cantSplit/>
+        </w:trPr>
+        <w:tc>
+          <w:tcPr>
+            <w:tcW w:type="dxa" w:w="1928"/>
+            <w:vAlign w:val="center"/>
+          </w:tcPr>
+          <w:p>
+            <w:pPr>
+              <w:spacing w:after="60" w:before="60" w:line="252" w:lineRule="auto"/>
+              <w:jc w:val="center"/>
+            </w:pPr>
+            <w:r>
+              <w:rPr>
+                <w:rFonts w:ascii="Times New Roman" w:hAnsi="Times New Roman" w:eastAsia="方正仿宋_GBK"/>
+                <w:b w:val="0"/>
+                <w:sz w:val="21"/>
+              </w:rPr>
+              <w:t>(1.00, 2.00]</w:t>
+            </w:r>
+          </w:p>
+        </w:tc>
+        <w:tc>
+          <w:tcPr>
+            <w:tcW w:type="dxa" w:w="1928"/>
+            <w:vAlign w:val="center"/>
+          </w:tcPr>
+          <w:p>
+            <w:pPr>
+              <w:spacing w:after="60" w:before="60" w:line="252" w:lineRule="auto"/>
+              <w:jc w:val="center"/>
+            </w:pPr>
+            <w:r>
+              <w:rPr>
+                <w:rFonts w:ascii="Times New Roman" w:hAnsi="Times New Roman" w:eastAsia="方正仿宋_GBK"/>
+                <w:b w:val="0"/>
+                <w:sz w:val="21"/>
+              </w:rPr>
+              <w:t>≤2%</w:t>
+            </w:r>
+          </w:p>
+        </w:tc>
+        <w:tc>
+          <w:tcPr>
+            <w:tcW w:type="dxa" w:w="1928"/>
+            <w:vAlign w:val="center"/>
+          </w:tcPr>
+          <w:p>
+            <w:pPr>
+              <w:spacing w:after="60" w:before="60" w:line="252" w:lineRule="auto"/>
+              <w:jc w:val="center"/>
+            </w:pPr>
+            <w:r>
+              <w:rPr>
+                <w:rFonts w:ascii="Times New Roman" w:hAnsi="Times New Roman" w:eastAsia="方正仿宋_GBK"/>
+                <w:b w:val="0"/>
+                <w:sz w:val="21"/>
+              </w:rPr>
+              <w:t>2.21～2.84</w:t>
+            </w:r>
+          </w:p>
+        </w:tc>
+        <w:tc>
+          <w:tcPr>
+            <w:tcW w:type="dxa" w:w="1928"/>
+            <w:vAlign w:val="center"/>
+          </w:tcPr>
+          <w:p>
+            <w:pPr>
+              <w:spacing w:after="60" w:before="60" w:line="252" w:lineRule="auto"/>
+              <w:jc w:val="center"/>
+            </w:pPr>
+            <w:r>
+              <w:rPr>
+                <w:rFonts w:ascii="Times New Roman" w:hAnsi="Times New Roman" w:eastAsia="方正仿宋_GBK"/>
+                <w:b w:val="0"/>
+                <w:sz w:val="21"/>
+              </w:rPr>
+              <w:t>2.21～2.84</w:t>
+            </w:r>
+          </w:p>
+        </w:tc>
+        <w:tc>
+          <w:tcPr>
+            <w:tcW w:type="dxa" w:w="1928"/>
+            <w:vAlign w:val="center"/>
+          </w:tcPr>
+          <w:p>
+            <w:pPr>
+              <w:spacing w:after="60" w:before="60" w:line="252" w:lineRule="auto"/>
+              <w:jc w:val="center"/>
+            </w:pPr>
+            <w:r>
+              <w:rPr>
+                <w:rFonts w:ascii="Times New Roman" w:hAnsi="Times New Roman" w:eastAsia="方正仿宋_GBK"/>
+                <w:b w:val="0"/>
+                <w:sz w:val="21"/>
+              </w:rPr>
+              <w:t>2.21～2.84</w:t>
+            </w:r>
+          </w:p>
+        </w:tc>
+      </w:tr>
+      <w:tr>
+        <w:trPr>
+          <w:cantSplit/>
+        </w:trPr>
+        <w:tc>
+          <w:tcPr>
+            <w:tcW w:type="dxa" w:w="1928"/>
+            <w:vAlign w:val="center"/>
+          </w:tcPr>
+          <w:p>
+            <w:pPr>
+              <w:spacing w:after="60" w:before="60" w:line="252" w:lineRule="auto"/>
+              <w:jc w:val="center"/>
+            </w:pPr>
+            <w:r>
+              <w:rPr>
+                <w:rFonts w:ascii="Times New Roman" w:hAnsi="Times New Roman" w:eastAsia="方正仿宋_GBK"/>
+                <w:b w:val="0"/>
+                <w:sz w:val="21"/>
+              </w:rPr>
+              <w:t>(1.00, 2.00]</w:t>
+            </w:r>
+          </w:p>
+        </w:tc>
+        <w:tc>
+          <w:tcPr>
+            <w:tcW w:type="dxa" w:w="1928"/>
+            <w:vAlign w:val="center"/>
+          </w:tcPr>
+          <w:p>
+            <w:pPr>
+              <w:spacing w:after="60" w:before="60" w:line="252" w:lineRule="auto"/>
+              <w:jc w:val="center"/>
+            </w:pPr>
+            <w:r>
+              <w:rPr>
+                <w:rFonts w:ascii="Times New Roman" w:hAnsi="Times New Roman" w:eastAsia="方正仿宋_GBK"/>
+                <w:b w:val="0"/>
+                <w:sz w:val="21"/>
+              </w:rPr>
+              <w:t>(2%, 4%]</w:t>
+            </w:r>
+          </w:p>
+        </w:tc>
+        <w:tc>
+          <w:tcPr>
+            <w:tcW w:type="dxa" w:w="1928"/>
+            <w:vAlign w:val="center"/>
+          </w:tcPr>
+          <w:p>
+            <w:pPr>
+              <w:spacing w:after="60" w:before="60" w:line="252" w:lineRule="auto"/>
+              <w:jc w:val="center"/>
+            </w:pPr>
+            <w:r>
+              <w:rPr>
+                <w:rFonts w:ascii="Times New Roman" w:hAnsi="Times New Roman" w:eastAsia="方正仿宋_GBK"/>
+                <w:b w:val="0"/>
+                <w:sz w:val="21"/>
+              </w:rPr>
+              <w:t>2.05～2.53</w:t>
+            </w:r>
+          </w:p>
+        </w:tc>
+        <w:tc>
+          <w:tcPr>
+            <w:tcW w:type="dxa" w:w="1928"/>
+            <w:vAlign w:val="center"/>
+          </w:tcPr>
+          <w:p>
+            <w:pPr>
+              <w:spacing w:after="60" w:before="60" w:line="252" w:lineRule="auto"/>
+              <w:jc w:val="center"/>
+            </w:pPr>
+            <w:r>
+              <w:rPr>
+                <w:rFonts w:ascii="Times New Roman" w:hAnsi="Times New Roman" w:eastAsia="方正仿宋_GBK"/>
+                <w:b w:val="0"/>
+                <w:sz w:val="21"/>
+              </w:rPr>
+              <w:t>2.05～2.53</w:t>
+            </w:r>
+          </w:p>
+        </w:tc>
+        <w:tc>
+          <w:tcPr>
+            <w:tcW w:type="dxa" w:w="1928"/>
+            <w:vAlign w:val="center"/>
+          </w:tcPr>
+          <w:p>
+            <w:pPr>
+              <w:spacing w:after="60" w:before="60" w:line="252" w:lineRule="auto"/>
+              <w:jc w:val="center"/>
+            </w:pPr>
+            <w:r>
+              <w:rPr>
+                <w:rFonts w:ascii="Times New Roman" w:hAnsi="Times New Roman" w:eastAsia="方正仿宋_GBK"/>
+                <w:b w:val="0"/>
+                <w:sz w:val="21"/>
+              </w:rPr>
+              <w:t>2.05～2.53</w:t>
+            </w:r>
+          </w:p>
+        </w:tc>
+      </w:tr>
+      <w:tr>
+        <w:trPr>
+          <w:cantSplit/>
+        </w:trPr>
+        <w:tc>
+          <w:tcPr>
+            <w:tcW w:type="dxa" w:w="1928"/>
+            <w:vAlign w:val="center"/>
+          </w:tcPr>
+          <w:p>
+            <w:pPr>
+              <w:spacing w:after="60" w:before="60" w:line="252" w:lineRule="auto"/>
+              <w:jc w:val="center"/>
+            </w:pPr>
+            <w:r>
+              <w:rPr>
+                <w:rFonts w:ascii="Times New Roman" w:hAnsi="Times New Roman" w:eastAsia="方正仿宋_GBK"/>
+                <w:b w:val="0"/>
+                <w:sz w:val="21"/>
+              </w:rPr>
+              <w:t>(1.00, 2.00]</w:t>
+            </w:r>
+          </w:p>
+        </w:tc>
+        <w:tc>
+          <w:tcPr>
+            <w:tcW w:type="dxa" w:w="1928"/>
+            <w:vAlign w:val="center"/>
+          </w:tcPr>
+          <w:p>
+            <w:pPr>
+              <w:spacing w:after="60" w:before="60" w:line="252" w:lineRule="auto"/>
+              <w:jc w:val="center"/>
+            </w:pPr>
+            <w:r>
+              <w:rPr>
+                <w:rFonts w:ascii="Times New Roman" w:hAnsi="Times New Roman" w:eastAsia="方正仿宋_GBK"/>
+                <w:b w:val="0"/>
+                <w:sz w:val="21"/>
+              </w:rPr>
+              <w:t>(4%, 7%]</w:t>
+            </w:r>
+          </w:p>
+        </w:tc>
+        <w:tc>
+          <w:tcPr>
+            <w:tcW w:type="dxa" w:w="1928"/>
+            <w:vAlign w:val="center"/>
+          </w:tcPr>
+          <w:p>
+            <w:pPr>
+              <w:spacing w:after="60" w:before="60" w:line="252" w:lineRule="auto"/>
+              <w:jc w:val="center"/>
+            </w:pPr>
+            <w:r>
+              <w:rPr>
+                <w:rFonts w:ascii="Times New Roman" w:hAnsi="Times New Roman" w:eastAsia="方正仿宋_GBK"/>
+                <w:b w:val="0"/>
+                <w:sz w:val="21"/>
+              </w:rPr>
+              <w:t>2.06～2.46</w:t>
+            </w:r>
+          </w:p>
+        </w:tc>
+        <w:tc>
+          <w:tcPr>
+            <w:tcW w:type="dxa" w:w="1928"/>
+            <w:vAlign w:val="center"/>
+          </w:tcPr>
+          <w:p>
+            <w:pPr>
+              <w:spacing w:after="60" w:before="60" w:line="252" w:lineRule="auto"/>
+              <w:jc w:val="center"/>
+            </w:pPr>
+            <w:r>
+              <w:rPr>
+                <w:rFonts w:ascii="Times New Roman" w:hAnsi="Times New Roman" w:eastAsia="方正仿宋_GBK"/>
+                <w:b w:val="0"/>
+                <w:sz w:val="21"/>
+              </w:rPr>
+              <w:t>2.01～2.46</w:t>
+            </w:r>
+          </w:p>
+        </w:tc>
+        <w:tc>
+          <w:tcPr>
+            <w:tcW w:type="dxa" w:w="1928"/>
+            <w:vAlign w:val="center"/>
+          </w:tcPr>
+          <w:p>
+            <w:pPr>
+              <w:spacing w:after="60" w:before="60" w:line="252" w:lineRule="auto"/>
+              <w:jc w:val="center"/>
+            </w:pPr>
+            <w:r>
+              <w:rPr>
+                <w:rFonts w:ascii="Times New Roman" w:hAnsi="Times New Roman" w:eastAsia="方正仿宋_GBK"/>
+                <w:b w:val="0"/>
+                <w:sz w:val="21"/>
+              </w:rPr>
+              <w:t>2.01～2.46</w:t>
+            </w:r>
+          </w:p>
+        </w:tc>
+      </w:tr>
+      <w:tr>
+        <w:trPr>
+          <w:cantSplit/>
+        </w:trPr>
+        <w:tc>
+          <w:tcPr>
+            <w:tcW w:type="dxa" w:w="1928"/>
+            <w:vAlign w:val="center"/>
+          </w:tcPr>
+          <w:p>
+            <w:pPr>
+              <w:spacing w:after="60" w:before="60" w:line="252" w:lineRule="auto"/>
+              <w:jc w:val="center"/>
+            </w:pPr>
+            <w:r>
+              <w:rPr>
+                <w:rFonts w:ascii="Times New Roman" w:hAnsi="Times New Roman" w:eastAsia="方正仿宋_GBK"/>
+                <w:b w:val="0"/>
+                <w:sz w:val="21"/>
+              </w:rPr>
+              <w:t>(1.00, 2.00]</w:t>
+            </w:r>
+          </w:p>
+        </w:tc>
+        <w:tc>
+          <w:tcPr>
+            <w:tcW w:type="dxa" w:w="1928"/>
+            <w:vAlign w:val="center"/>
+          </w:tcPr>
+          <w:p>
+            <w:pPr>
+              <w:spacing w:after="60" w:before="60" w:line="252" w:lineRule="auto"/>
+              <w:jc w:val="center"/>
+            </w:pPr>
+            <w:r>
+              <w:rPr>
+                <w:rFonts w:ascii="Times New Roman" w:hAnsi="Times New Roman" w:eastAsia="方正仿宋_GBK"/>
+                <w:b w:val="0"/>
+                <w:sz w:val="21"/>
+              </w:rPr>
+              <w:t>&gt;7%</w:t>
+            </w:r>
+          </w:p>
+        </w:tc>
+        <w:tc>
+          <w:tcPr>
+            <w:tcW w:type="dxa" w:w="1928"/>
+            <w:vAlign w:val="center"/>
+          </w:tcPr>
+          <w:p>
+            <w:pPr>
+              <w:spacing w:after="60" w:before="60" w:line="252" w:lineRule="auto"/>
+              <w:jc w:val="center"/>
+            </w:pPr>
+            <w:r>
+              <w:rPr>
+                <w:rFonts w:ascii="Times New Roman" w:hAnsi="Times New Roman" w:eastAsia="方正仿宋_GBK"/>
+                <w:b w:val="0"/>
+                <w:sz w:val="21"/>
+              </w:rPr>
+              <w:t>2.07～2.32</w:t>
+            </w:r>
+          </w:p>
+        </w:tc>
+        <w:tc>
+          <w:tcPr>
+            <w:tcW w:type="dxa" w:w="1928"/>
+            <w:vAlign w:val="center"/>
+          </w:tcPr>
+          <w:p>
+            <w:pPr>
+              <w:spacing w:after="60" w:before="60" w:line="252" w:lineRule="auto"/>
+              <w:jc w:val="center"/>
+            </w:pPr>
+            <w:r>
+              <w:rPr>
+                <w:rFonts w:ascii="Times New Roman" w:hAnsi="Times New Roman" w:eastAsia="方正仿宋_GBK"/>
+                <w:b w:val="0"/>
+                <w:sz w:val="21"/>
+              </w:rPr>
+              <w:t>2.03～2.32</w:t>
+            </w:r>
+          </w:p>
+        </w:tc>
+        <w:tc>
+          <w:tcPr>
+            <w:tcW w:type="dxa" w:w="1928"/>
+            <w:vAlign w:val="center"/>
+          </w:tcPr>
+          <w:p>
+            <w:pPr>
+              <w:spacing w:after="60" w:before="60" w:line="252" w:lineRule="auto"/>
+              <w:jc w:val="center"/>
+            </w:pPr>
+            <w:r>
+              <w:rPr>
+                <w:rFonts w:ascii="Times New Roman" w:hAnsi="Times New Roman" w:eastAsia="方正仿宋_GBK"/>
+                <w:b w:val="0"/>
+                <w:sz w:val="21"/>
+              </w:rPr>
+              <w:t>2.03～2.32</w:t>
+            </w:r>
+          </w:p>
+        </w:tc>
+      </w:tr>
+      <w:tr>
+        <w:trPr>
+          <w:cantSplit/>
+        </w:trPr>
+        <w:tc>
+          <w:tcPr>
+            <w:tcW w:type="dxa" w:w="1928"/>
+            <w:vAlign w:val="center"/>
+          </w:tcPr>
+          <w:p>
+            <w:pPr>
+              <w:spacing w:after="60" w:before="60" w:line="252" w:lineRule="auto"/>
+              <w:jc w:val="center"/>
+            </w:pPr>
+            <w:r>
+              <w:rPr>
+                <w:rFonts w:ascii="Times New Roman" w:hAnsi="Times New Roman" w:eastAsia="方正仿宋_GBK"/>
+                <w:b w:val="0"/>
+                <w:sz w:val="21"/>
+              </w:rPr>
+              <w:t>&gt;2.00</w:t>
+            </w:r>
+          </w:p>
+        </w:tc>
+        <w:tc>
+          <w:tcPr>
+            <w:tcW w:type="dxa" w:w="1928"/>
+            <w:vAlign w:val="center"/>
+          </w:tcPr>
+          <w:p>
+            <w:pPr>
+              <w:spacing w:after="60" w:before="60" w:line="252" w:lineRule="auto"/>
+              <w:jc w:val="center"/>
+            </w:pPr>
+            <w:r>
+              <w:rPr>
+                <w:rFonts w:ascii="Times New Roman" w:hAnsi="Times New Roman" w:eastAsia="方正仿宋_GBK"/>
+                <w:b w:val="0"/>
+                <w:sz w:val="21"/>
+              </w:rPr>
+              <w:t>≤2%</w:t>
+            </w:r>
+          </w:p>
+        </w:tc>
+        <w:tc>
+          <w:tcPr>
+            <w:tcW w:type="dxa" w:w="1928"/>
+            <w:vAlign w:val="center"/>
+          </w:tcPr>
+          <w:p>
+            <w:pPr>
+              <w:spacing w:after="60" w:before="60" w:line="252" w:lineRule="auto"/>
+              <w:jc w:val="center"/>
+            </w:pPr>
+            <w:r>
+              <w:rPr>
+                <w:rFonts w:ascii="Times New Roman" w:hAnsi="Times New Roman" w:eastAsia="方正仿宋_GBK"/>
+                <w:b w:val="0"/>
+                <w:sz w:val="21"/>
+              </w:rPr>
+              <w:t>2.90～3.28</w:t>
+            </w:r>
+          </w:p>
+        </w:tc>
+        <w:tc>
+          <w:tcPr>
+            <w:tcW w:type="dxa" w:w="1928"/>
+            <w:vAlign w:val="center"/>
+          </w:tcPr>
+          <w:p>
+            <w:pPr>
+              <w:spacing w:after="60" w:before="60" w:line="252" w:lineRule="auto"/>
+              <w:jc w:val="center"/>
+            </w:pPr>
+            <w:r>
+              <w:rPr>
+                <w:rFonts w:ascii="Times New Roman" w:hAnsi="Times New Roman" w:eastAsia="方正仿宋_GBK"/>
+                <w:b w:val="0"/>
+                <w:sz w:val="21"/>
+              </w:rPr>
+              <w:t>2.90～3.28</w:t>
+            </w:r>
+          </w:p>
+        </w:tc>
+        <w:tc>
+          <w:tcPr>
+            <w:tcW w:type="dxa" w:w="1928"/>
+            <w:vAlign w:val="center"/>
+          </w:tcPr>
+          <w:p>
+            <w:pPr>
+              <w:spacing w:after="60" w:before="60" w:line="252" w:lineRule="auto"/>
+              <w:jc w:val="center"/>
+            </w:pPr>
+            <w:r>
+              <w:rPr>
+                <w:rFonts w:ascii="Times New Roman" w:hAnsi="Times New Roman" w:eastAsia="方正仿宋_GBK"/>
+                <w:b w:val="0"/>
+                <w:sz w:val="21"/>
+              </w:rPr>
+              <w:t>2.90～3.28</w:t>
+            </w:r>
+          </w:p>
+        </w:tc>
+      </w:tr>
+      <w:tr>
+        <w:trPr>
+          <w:cantSplit/>
+        </w:trPr>
+        <w:tc>
+          <w:tcPr>
+            <w:tcW w:type="dxa" w:w="1928"/>
+            <w:vAlign w:val="center"/>
+          </w:tcPr>
+          <w:p>
+            <w:pPr>
+              <w:spacing w:after="60" w:before="60" w:line="252" w:lineRule="auto"/>
+              <w:jc w:val="center"/>
+            </w:pPr>
+            <w:r>
+              <w:rPr>
+                <w:rFonts w:ascii="Times New Roman" w:hAnsi="Times New Roman" w:eastAsia="方正仿宋_GBK"/>
+                <w:b w:val="0"/>
+                <w:sz w:val="21"/>
+              </w:rPr>
+              <w:t>&gt;2.00</w:t>
+            </w:r>
+          </w:p>
+        </w:tc>
+        <w:tc>
+          <w:tcPr>
+            <w:tcW w:type="dxa" w:w="1928"/>
+            <w:vAlign w:val="center"/>
+          </w:tcPr>
+          <w:p>
+            <w:pPr>
+              <w:spacing w:after="60" w:before="60" w:line="252" w:lineRule="auto"/>
+              <w:jc w:val="center"/>
+            </w:pPr>
+            <w:r>
+              <w:rPr>
+                <w:rFonts w:ascii="Times New Roman" w:hAnsi="Times New Roman" w:eastAsia="方正仿宋_GBK"/>
+                <w:b w:val="0"/>
+                <w:sz w:val="21"/>
+              </w:rPr>
+              <w:t>(2%, 4%]</w:t>
+            </w:r>
+          </w:p>
+        </w:tc>
+        <w:tc>
+          <w:tcPr>
+            <w:tcW w:type="dxa" w:w="1928"/>
+            <w:vAlign w:val="center"/>
+          </w:tcPr>
+          <w:p>
+            <w:pPr>
+              <w:spacing w:after="60" w:before="60" w:line="252" w:lineRule="auto"/>
+              <w:jc w:val="center"/>
+            </w:pPr>
+            <w:r>
+              <w:rPr>
+                <w:rFonts w:ascii="Times New Roman" w:hAnsi="Times New Roman" w:eastAsia="方正仿宋_GBK"/>
+                <w:b w:val="0"/>
+                <w:sz w:val="21"/>
+              </w:rPr>
+              <w:t>2.80～2.92</w:t>
+            </w:r>
+          </w:p>
+        </w:tc>
+        <w:tc>
+          <w:tcPr>
+            <w:tcW w:type="dxa" w:w="1928"/>
+            <w:vAlign w:val="center"/>
+          </w:tcPr>
+          <w:p>
+            <w:pPr>
+              <w:spacing w:after="60" w:before="60" w:line="252" w:lineRule="auto"/>
+              <w:jc w:val="center"/>
+            </w:pPr>
+            <w:r>
+              <w:rPr>
+                <w:rFonts w:ascii="Times New Roman" w:hAnsi="Times New Roman" w:eastAsia="方正仿宋_GBK"/>
+                <w:b w:val="0"/>
+                <w:sz w:val="21"/>
+              </w:rPr>
+              <w:t>2.80～2.92</w:t>
+            </w:r>
+          </w:p>
+        </w:tc>
+        <w:tc>
+          <w:tcPr>
+            <w:tcW w:type="dxa" w:w="1928"/>
+            <w:vAlign w:val="center"/>
+          </w:tcPr>
+          <w:p>
+            <w:pPr>
+              <w:spacing w:after="60" w:before="60" w:line="252" w:lineRule="auto"/>
+              <w:jc w:val="center"/>
+            </w:pPr>
+            <w:r>
+              <w:rPr>
+                <w:rFonts w:ascii="Times New Roman" w:hAnsi="Times New Roman" w:eastAsia="方正仿宋_GBK"/>
+                <w:b w:val="0"/>
+                <w:sz w:val="21"/>
+              </w:rPr>
+              <w:t>2.80～2.92</w:t>
+            </w:r>
+          </w:p>
+        </w:tc>
+      </w:tr>
+      <w:tr>
+        <w:trPr>
+          <w:cantSplit/>
+        </w:trPr>
+        <w:tc>
+          <w:tcPr>
+            <w:tcW w:type="dxa" w:w="1928"/>
+            <w:vAlign w:val="center"/>
+          </w:tcPr>
+          <w:p>
+            <w:pPr>
+              <w:spacing w:after="60" w:before="60" w:line="252" w:lineRule="auto"/>
+              <w:jc w:val="center"/>
+            </w:pPr>
+            <w:r>
+              <w:rPr>
+                <w:rFonts w:ascii="Times New Roman" w:hAnsi="Times New Roman" w:eastAsia="方正仿宋_GBK"/>
+                <w:b w:val="0"/>
+                <w:sz w:val="21"/>
+              </w:rPr>
+              <w:t>&gt;2.00</w:t>
+            </w:r>
+          </w:p>
+        </w:tc>
+        <w:tc>
+          <w:tcPr>
+            <w:tcW w:type="dxa" w:w="1928"/>
+            <w:vAlign w:val="center"/>
+          </w:tcPr>
+          <w:p>
+            <w:pPr>
+              <w:spacing w:after="60" w:before="60" w:line="252" w:lineRule="auto"/>
+              <w:jc w:val="center"/>
+            </w:pPr>
+            <w:r>
+              <w:rPr>
+                <w:rFonts w:ascii="Times New Roman" w:hAnsi="Times New Roman" w:eastAsia="方正仿宋_GBK"/>
+                <w:b w:val="0"/>
+                <w:sz w:val="21"/>
+              </w:rPr>
+              <w:t>(4%, 7%]</w:t>
+            </w:r>
+          </w:p>
+        </w:tc>
+        <w:tc>
+          <w:tcPr>
+            <w:tcW w:type="dxa" w:w="1928"/>
+            <w:vAlign w:val="center"/>
+          </w:tcPr>
+          <w:p>
+            <w:pPr>
+              <w:spacing w:after="60" w:before="60" w:line="252" w:lineRule="auto"/>
+              <w:jc w:val="center"/>
+            </w:pPr>
+            <w:r>
+              <w:rPr>
+                <w:rFonts w:ascii="Times New Roman" w:hAnsi="Times New Roman" w:eastAsia="方正仿宋_GBK"/>
+                <w:b w:val="0"/>
+                <w:sz w:val="21"/>
+              </w:rPr>
+              <w:t>2.50～2.74</w:t>
+            </w:r>
+          </w:p>
+        </w:tc>
+        <w:tc>
+          <w:tcPr>
+            <w:tcW w:type="dxa" w:w="1928"/>
+            <w:vAlign w:val="center"/>
+          </w:tcPr>
+          <w:p>
+            <w:pPr>
+              <w:spacing w:after="60" w:before="60" w:line="252" w:lineRule="auto"/>
+              <w:jc w:val="center"/>
+            </w:pPr>
+            <w:r>
+              <w:rPr>
+                <w:rFonts w:ascii="Times New Roman" w:hAnsi="Times New Roman" w:eastAsia="方正仿宋_GBK"/>
+                <w:b w:val="0"/>
+                <w:sz w:val="21"/>
+              </w:rPr>
+              <w:t>2.50～2.74</w:t>
+            </w:r>
+          </w:p>
+        </w:tc>
+        <w:tc>
+          <w:tcPr>
+            <w:tcW w:type="dxa" w:w="1928"/>
+            <w:vAlign w:val="center"/>
+          </w:tcPr>
+          <w:p>
+            <w:pPr>
+              <w:spacing w:after="60" w:before="60" w:line="252" w:lineRule="auto"/>
+              <w:jc w:val="center"/>
+            </w:pPr>
+            <w:r>
+              <w:rPr>
+                <w:rFonts w:ascii="Times New Roman" w:hAnsi="Times New Roman" w:eastAsia="方正仿宋_GBK"/>
+                <w:b w:val="0"/>
+                <w:sz w:val="21"/>
+              </w:rPr>
+              <w:t>2.50～2.74</w:t>
+            </w:r>
+          </w:p>
+        </w:tc>
+      </w:tr>
+      <w:tr>
+        <w:trPr>
+          <w:cantSplit/>
+        </w:trPr>
+        <w:tc>
+          <w:tcPr>
+            <w:tcW w:type="dxa" w:w="1928"/>
+            <w:vAlign w:val="center"/>
+          </w:tcPr>
+          <w:p>
+            <w:pPr>
+              <w:spacing w:after="60" w:before="60" w:line="252" w:lineRule="auto"/>
+              <w:jc w:val="center"/>
+            </w:pPr>
+            <w:r>
+              <w:rPr>
+                <w:rFonts w:ascii="Times New Roman" w:hAnsi="Times New Roman" w:eastAsia="方正仿宋_GBK"/>
+                <w:b w:val="0"/>
+                <w:sz w:val="21"/>
+              </w:rPr>
+              <w:t>&gt;2.00</w:t>
+            </w:r>
+          </w:p>
+        </w:tc>
+        <w:tc>
+          <w:tcPr>
+            <w:tcW w:type="dxa" w:w="1928"/>
+            <w:vAlign w:val="center"/>
+          </w:tcPr>
+          <w:p>
+            <w:pPr>
+              <w:spacing w:after="60" w:before="60" w:line="252" w:lineRule="auto"/>
+              <w:jc w:val="center"/>
+            </w:pPr>
+            <w:r>
+              <w:rPr>
+                <w:rFonts w:ascii="Times New Roman" w:hAnsi="Times New Roman" w:eastAsia="方正仿宋_GBK"/>
+                <w:b w:val="0"/>
+                <w:sz w:val="21"/>
+              </w:rPr>
+              <w:t>&gt;7%</w:t>
+            </w:r>
+          </w:p>
+        </w:tc>
+        <w:tc>
+          <w:tcPr>
+            <w:tcW w:type="dxa" w:w="1928"/>
+            <w:vAlign w:val="center"/>
+          </w:tcPr>
+          <w:p>
+            <w:pPr>
+              <w:spacing w:after="60" w:before="60" w:line="252" w:lineRule="auto"/>
+              <w:jc w:val="center"/>
+            </w:pPr>
+            <w:r>
+              <w:rPr>
+                <w:rFonts w:ascii="Times New Roman" w:hAnsi="Times New Roman" w:eastAsia="方正仿宋_GBK"/>
+                <w:b w:val="0"/>
+                <w:sz w:val="21"/>
+              </w:rPr>
+              <w:t>2.31～2.74</w:t>
+            </w:r>
+          </w:p>
+        </w:tc>
+        <w:tc>
+          <w:tcPr>
+            <w:tcW w:type="dxa" w:w="1928"/>
+            <w:vAlign w:val="center"/>
+          </w:tcPr>
+          <w:p>
+            <w:pPr>
+              <w:spacing w:after="60" w:before="60" w:line="252" w:lineRule="auto"/>
+              <w:jc w:val="center"/>
+            </w:pPr>
+            <w:r>
+              <w:rPr>
+                <w:rFonts w:ascii="Times New Roman" w:hAnsi="Times New Roman" w:eastAsia="方正仿宋_GBK"/>
+                <w:b w:val="0"/>
+                <w:sz w:val="21"/>
+              </w:rPr>
+              <w:t>2.31～2.74</w:t>
+            </w:r>
+          </w:p>
+        </w:tc>
+        <w:tc>
+          <w:tcPr>
+            <w:tcW w:type="dxa" w:w="1928"/>
+            <w:vAlign w:val="center"/>
+          </w:tcPr>
+          <w:p>
+            <w:pPr>
+              <w:spacing w:after="60" w:before="60" w:line="252" w:lineRule="auto"/>
+              <w:jc w:val="center"/>
+            </w:pPr>
+            <w:r>
+              <w:rPr>
+                <w:rFonts w:ascii="Times New Roman" w:hAnsi="Times New Roman" w:eastAsia="方正仿宋_GBK"/>
+                <w:b w:val="0"/>
+                <w:sz w:val="21"/>
+              </w:rPr>
+              <w:t>2.31～2.74</w:t>
+            </w:r>
+          </w:p>
+        </w:tc>
+      </w:tr>
+    </w:tbl>
+    <w:p>
+      <w:pPr>
+        <w:spacing w:line="293" w:lineRule="auto" w:after="100"/>
+        <w:ind w:firstLine="460"/>
+        <w:jc w:val="both"/>
+      </w:pPr>
+      <w:r>
+        <w:rPr>
+          <w:rFonts w:ascii="Times New Roman" w:hAnsi="Times New Roman" w:eastAsia="方正仿宋_GBK"/>
+          <w:b w:val="0"/>
+          <w:sz w:val="23"/>
+        </w:rPr>
+        <w:t>较低装机渗透率下，提高初始转供率可降低部分区间的容量需求。例如，装机渗透率不大于1.00、增长率大于4%且不大于7%时，初始转供率不大于30%的容载比范围为2.09～2.22，超过50%时为2.02～2.10。较高装机渗透率下，反向功率需求较强，相应容量范围整体提高。</w:t>
+      </w:r>
+    </w:p>
+    <w:p>
+      <w:pPr>
+        <w:spacing w:line="293" w:lineRule="auto" w:after="100"/>
+        <w:ind w:firstLine="460"/>
+        <w:jc w:val="both"/>
+      </w:pPr>
+      <w:r>
+        <w:rPr>
+          <w:rFonts w:ascii="Times New Roman" w:hAnsi="Times New Roman" w:eastAsia="方正仿宋_GBK"/>
+          <w:b w:val="0"/>
+          <w:sz w:val="23"/>
+        </w:rPr>
+        <w:t>推荐区间用于相应模板条件下的初步比选，按片区实际主变规格、联络能力及扩建条件落实设备和投运时序。地区案例的2025年弹性方案容载比为邳州2.04、市区2.17。</w:t>
+      </w:r>
+    </w:p>
+    <w:p>
+      <w:pPr>
+        <w:spacing w:line="293" w:lineRule="auto" w:after="100"/>
+        <w:ind w:firstLine="460"/>
+        <w:jc w:val="both"/>
+      </w:pPr>
+      <w:r>
+        <w:rPr>
+          <w:rFonts w:ascii="Times New Roman" w:hAnsi="Times New Roman" w:eastAsia="方正仿宋_GBK"/>
+          <w:b w:val="0"/>
+          <w:sz w:val="23"/>
+        </w:rPr>
+        <w:t>线路成本系数反映联络工程中电缆与架空线的造价差异。当前参考基价下，电缆长度占比10%、90%分别对应系数1.65、6.85；市区电缆与架空线的比例会影响新增联络与主变、储能的费用比较。</w:t>
       </w:r>
     </w:p>
     <w:p>
@@ -893,7 +3736,7 @@
           <w:b/>
           <w:sz w:val="26"/>
         </w:rPr>
-        <w:t>片区应用方式</w:t>
+        <w:t>待与电力公司讨论</w:t>
       </w:r>
     </w:p>
     <w:p>
@@ -908,7 +3751,7 @@
           <w:b w:val="0"/>
           <w:sz w:val="23"/>
         </w:rPr>
-        <w:t>推广计算覆盖六项参数：分布式电源装机渗透率、年最大净负荷平均增长率、线路成本系数、初始转供率、储能支撑持续时间和负荷分散系数。12600组组合形成648个分类单元，计算容载比总体为2.01～3.28；不同单元对应不同条件，应按片区参数选取参考范围，再落实到具体设备与建设时序。</w:t>
+        <w:t>1、市区、邳州的转供率如何考虑？</w:t>
       </w:r>
     </w:p>
     <w:p>
@@ -923,82 +3766,7 @@
           <w:b w:val="0"/>
           <w:sz w:val="23"/>
         </w:rPr>
-        <w:t>建议先选取源荷特征不同、网络资料较完整的片区，核定现状及候选工程，按相同安全条件比较刚性和弹性方案，形成“容量规模—联络安排—储能需求—工程费用”对应的项目清单。</w:t>
-      </w:r>
-    </w:p>
-    <w:p>
-      <w:pPr>
-        <w:keepNext/>
-        <w:spacing w:line="293" w:lineRule="auto" w:after="100" w:before="120"/>
-        <w:jc w:val="both"/>
-      </w:pPr>
-      <w:r>
-        <w:rPr>
-          <w:rFonts w:ascii="Times New Roman" w:hAnsi="Times New Roman" w:eastAsia="方正仿宋_GBK"/>
-          <w:b/>
-          <w:sz w:val="26"/>
-        </w:rPr>
-        <w:t>本次讨论需核实的工程条件</w:t>
-      </w:r>
-    </w:p>
-    <w:p>
-      <w:pPr>
-        <w:spacing w:line="293" w:lineRule="auto" w:after="100"/>
-        <w:ind w:firstLine="0"/>
-        <w:jc w:val="both"/>
-      </w:pPr>
-      <w:r>
-        <w:rPr>
-          <w:rFonts w:ascii="Times New Roman" w:hAnsi="Times New Roman" w:eastAsia="方正仿宋_GBK"/>
-          <w:b w:val="0"/>
-          <w:sz w:val="23"/>
-        </w:rPr>
-        <w:t>核定统计范围、逐站负荷与光伏出力，以及未来负荷增长和电源投产安排。</w:t>
-      </w:r>
-    </w:p>
-    <w:p>
-      <w:pPr>
-        <w:spacing w:line="293" w:lineRule="auto" w:after="100"/>
-        <w:ind w:firstLine="0"/>
-        <w:jc w:val="both"/>
-      </w:pPr>
-      <w:r>
-        <w:rPr>
-          <w:rFonts w:ascii="Times New Roman" w:hAnsi="Times New Roman" w:eastAsia="方正仿宋_GBK"/>
-          <w:b w:val="0"/>
-          <w:sz w:val="23"/>
-        </w:rPr>
-        <w:t>确认主变规格、扩建间隔、可用站址和既有联络路径，核实馈线及邻站在正常和N-1条件下的承接能力。市区40%初始转供率目前为研究参考值。</w:t>
-      </w:r>
-    </w:p>
-    <w:p>
-      <w:pPr>
-        <w:spacing w:line="293" w:lineRule="auto" w:after="100"/>
-        <w:ind w:firstLine="0"/>
-        <w:jc w:val="both"/>
-      </w:pPr>
-      <w:r>
-        <w:rPr>
-          <w:rFonts w:ascii="Times New Roman" w:hAnsi="Times New Roman" w:eastAsia="方正仿宋_GBK"/>
-          <w:b w:val="0"/>
-          <w:sz w:val="23"/>
-        </w:rPr>
-        <w:t>明确储能的支撑任务、保证可用能量、故障恢复时间及充电条件，并用工程概算更新三类措施费用。</w:t>
-      </w:r>
-    </w:p>
-    <w:p>
-      <w:pPr>
-        <w:spacing w:line="293" w:lineRule="auto" w:after="100"/>
-        <w:ind w:firstLine="460"/>
-        <w:jc w:val="both"/>
-      </w:pPr>
-      <w:r>
-        <w:rPr>
-          <w:rFonts w:ascii="Times New Roman" w:hAnsi="Times New Roman" w:eastAsia="方正仿宋_GBK"/>
-          <w:b w:val="0"/>
-          <w:sz w:val="23"/>
-        </w:rPr>
-        <w:t>当前结果基于静态功率与容量校核。落地片区需进一步开展潮流、电压、保护配合及储能逐时运行校核，并完善充电、损耗和期末残值等费用。</w:t>
+        <w:t>2、市区的电缆化率如何考虑（电缆和架空线比例）？</w:t>
       </w:r>
     </w:p>
     <w:sectPr>

--- a/研究报告/供电公司讨论稿/供电公司讨论稿.docx
+++ b/研究报告/供电公司讨论稿/供电公司讨论稿.docx
@@ -59,7 +59,7 @@
           <w:b w:val="0"/>
           <w:sz w:val="23"/>
         </w:rPr>
-        <w:t>分布式光伏接入后，日间网供负荷下降，部分站点出现反向输送；晚间用电高峰仍需电网支撑。区域主变总容量充足，也可能存在个别站点容量紧张、邻站余量难以利用的情况。单独用一个容载比数值控制建设，难以同时反映正反向功率、主变故障和站间转供需求。</w:t>
+        <w:t>随着分布式光伏规模化接入，本地发电承担部分日间用电，主变受入功率随之下降；光伏出力超过本地负荷时，剩余电力经主变反送。光伏出力较低的晚间，电网仍需承担用电高峰。因此，110 kV容量规划需要同时满足正向供电、反向输送和主变故障后的供电需求。</w:t>
       </w:r>
     </w:p>
     <w:p>
@@ -74,7 +74,22 @@
           <w:b w:val="0"/>
           <w:sz w:val="23"/>
         </w:rPr>
-        <w:t>本研究以邳州和徐州市区为案例，讨论在满足供电安全约束的前提下，如何组合主变增容、10 kV联络和储能，形成适合不同片区的容量配置。容载比按同一地区110 kV公用主变总容量（MVA）与年网供最大负荷（MW）之比计算。</w:t>
+        <w:t>容载比是同一地区110 kV公用主变总容量（MVA）与年网供最大负荷（MW）之比，用于衡量区域容量储备。局部反向负荷或故障供电需求可能要求增容，增加主变容量又会抬高容载比，形成容量需求与一般建议上限2.00之间的协调问题。2025年4月《配电网规划设计技术导则》修订资料提出，建议范围内难以满足供电安全准则时，可结合实际适当提高取值。</w:t>
+      </w:r>
+    </w:p>
+    <w:p>
+      <w:pPr>
+        <w:spacing w:line="293" w:lineRule="auto" w:after="100"/>
+        <w:ind w:firstLine="460"/>
+        <w:jc w:val="both"/>
+      </w:pPr>
+      <w:r>
+        <w:rPr>
+          <w:rFonts w:ascii="Times New Roman" w:hAnsi="Times New Roman" w:eastAsia="方正仿宋_GBK"/>
+          <w:b w:val="0"/>
+          <w:sz w:val="23"/>
+        </w:rPr>
+        <w:t>增容会增加主变投资，也可能减少储能和联络建设需求，取值需由完整方案的技术经济比较确定。本研究选择光伏规模较大的邳州和负荷较集中的徐州市区，在相同供电安全条件下比较两类容量方案，分析主变、联络与储能的替代关系，形成分片区的容载比建议。</w:t>
       </w:r>
     </w:p>
     <w:p>
@@ -104,7 +119,7 @@
           <w:b w:val="0"/>
           <w:sz w:val="23"/>
         </w:rPr>
-        <w:t>采用2022—2025年实际年度负荷回算，两类方案共用各地区的初始设备和候选网络，分别校核正向峰值、日间最低净负荷及最大单台主变退出运行（N-1）工况。刚性方案以2.00控制新增主变后的容载比；弹性方案允许突破该控制值，由满足约束的设备组合确定容量。负荷回落造成的既有容量被动超限保留。</w:t>
+        <w:t>为比较容载比取值对建设方案的影响，采用2022—2025年实际年度负荷回算，两类方案共用各地区的初始设备和候选网络。正向峰值、日间最低净负荷两类静态工况均校核正常运行和最大单台主变退出运行（N-1）。刚性方案以2.00控制新增主变后的容载比；弹性方案在突破2.00的条件下比选容量与措施组合。负荷回落造成的既有容量被动超限保留。</w:t>
       </w:r>
     </w:p>
     <w:p>
@@ -119,7 +134,7 @@
           <w:b w:val="0"/>
           <w:sz w:val="23"/>
         </w:rPr>
-        <w:t>三类建设措施统一比较费用：主变增容增加本站容量，联络利用邻站可用容量，储能补充一定时间内的功率缺口。正向储能支撑统一取4 h，按额定功率和可用电量共同核定。费用按6%折现率计算至2041年，计入建设、固定运维和规定更新费用。</w:t>
+        <w:t>主变增容增加本站容量，联络利用邻站可用容量，储能补充一定时间内的功率缺口。三类措施按相同供电任务比较，以费用最低选择组合；正向储能支撑统一取4 h，按额定功率和可用电量共同核定。费用按6%折现率计算至2041年，计入建设、固定运维和规定更新费用。</w:t>
       </w:r>
     </w:p>
     <w:p>
@@ -149,7 +164,7 @@
           <w:b w:val="0"/>
           <w:sz w:val="23"/>
         </w:rPr>
-        <w:t>以下为模型回算方案的2025年配置，不代表实际投运安排。</w:t>
+        <w:t>按上述条件得到的模型回算方案，其2025年配置如下。</w:t>
       </w:r>
     </w:p>
     <w:tbl>
@@ -1527,7 +1542,7 @@
           <w:b w:val="0"/>
           <w:sz w:val="23"/>
         </w:rPr>
-        <w:t>邳州的主要容量调整集中在2022年，年末主变容量达到1932.50 MVA。2023年负荷回落、主变容量不变，容载比暂时升至2.54；随后随负荷回升降至2.24。2025年新购主变63 MVA用于设备更换，净增容量23 MVA，并新增6条联络，使年末容载比为2.04。四年累计建设联络30条，未配置储能。</w:t>
+        <w:t>邳州的主要容量调整集中在2022年，年末主变容量达到1932.50 MVA。2023年负荷回落、主变容量不变，容载比升至2.54；2024年随负荷回升降至2.24。2025年新购主变63 MVA用于设备更换，净增容量23 MVA，全年负荷继续增长，年末容载比为2.04；同年新增6条联络以安排站间转供。四年累计建设联络30条，未配置储能。</w:t>
       </w:r>
     </w:p>
     <w:p>
@@ -2236,7 +2251,7 @@
           <w:b w:val="0"/>
           <w:sz w:val="23"/>
         </w:rPr>
-        <w:t>与刚性方案相比，弹性方案通过增加部分主变容量，减少储能和新增联络需求。邳州储能功率由32.90 MW降至零，市区由4.80 MW降至0.50 MW；新增联络分别减少31条、74条。容量、网络和储能的组合调整降低了评价期费用。</w:t>
+        <w:t>与刚性方案相比，弹性方案增加部分主变容量后，储能和新增联络需求减少。邳州储能功率由32.90 MW降至零，市区由4.80 MW降至0.50 MW；新增联络分别减少31条、74条。在本次设备和价格条件下，储能与联络的费用节省超过主变费用增加，评价期总费用随之降低。</w:t>
       </w:r>
     </w:p>
     <w:p>
@@ -2251,7 +2266,7 @@
           <w:b w:val="0"/>
           <w:sz w:val="23"/>
         </w:rPr>
-        <w:t>转供作用取决于具体路径、馈线可转负荷和邻站余量。邳州需同时关注正向供电与日间反向输送，市区重点分析站间承接能力。补齐后的区域小时曲线显示，两地区95%峰值最长连续时段分别为2 h和6 h；储能支撑时间还需结合本站功率缺口与故障恢复时间确定。</w:t>
+        <w:t>上述替代关系取决于站点任务及支援条件。邳州需同时关注正向供电与日间反向输送，市区重点分析具体联络路径、馈线可转负荷和邻站余量。补齐后的区域小时曲线显示，两地区95%峰值最长连续时段分别为2 h和6 h，提示支撑需求具有地区差异；储能规模按本站功率缺口及故障恢复时间确定。</w:t>
       </w:r>
     </w:p>
     <w:p>
@@ -2286,7 +2301,7 @@
           <w:b w:val="0"/>
           <w:sz w:val="23"/>
         </w:rPr>
-        <w:t>推广计算覆盖分布式电源装机渗透率、年最大净负荷平均增长率、线路成本系数、初始转供率、储能支撑持续时间及负荷分散系数，12600组组合形成648个分类单元。以下摘录线路成本系数大于1.65且不大于6.85、储能支撑持续时间大于2 h且不大于4 h、负荷分散系数不大于1.10的推荐参考区间。</w:t>
+        <w:t>为分析不同片区条件下的取值，采用五站模板改变分布式电源装机渗透率、年最大净负荷平均增长率、线路成本系数、初始转供率、储能支撑持续时间及负荷分散系数，12600组组合形成648个分类单元。以下摘录线路成本系数大于1.65且不大于6.85、储能支撑持续时间大于2 h且不大于4 h、负荷分散系数不大于1.10的推荐参考区间。</w:t>
       </w:r>
     </w:p>
     <w:tbl>
@@ -3706,7 +3721,7 @@
           <w:b w:val="0"/>
           <w:sz w:val="23"/>
         </w:rPr>
-        <w:t>推荐区间用于相应模板条件下的初步比选，按片区实际主变规格、联络能力及扩建条件落实设备和投运时序。地区案例的2025年弹性方案容载比为邳州2.04、市区2.17。</w:t>
+        <w:t>推荐区间用于相应模板条件下的初步比选，再按片区实际主变规格、联络能力及扩建条件落实设备和投运时序。邳州2.04、市区2.17则来自各自设备、负荷和网络条件下的2025年案例配置。</w:t>
       </w:r>
     </w:p>
     <w:p>
@@ -3721,7 +3736,7 @@
           <w:b w:val="0"/>
           <w:sz w:val="23"/>
         </w:rPr>
-        <w:t>线路成本系数反映联络工程中电缆与架空线的造价差异。当前参考基价下，电缆长度占比10%、90%分别对应系数1.65、6.85；市区电缆与架空线的比例会影响新增联络与主变、储能的费用比较。</w:t>
+        <w:t>初始转供率影响既有网络可承担的负荷，电缆化率通过线路成本系数影响新增联络费用。当前参考基价下，电缆长度占比10%、90%分别对应系数1.65、6.85。将推荐区间用于当地规划，需要明确两地区转供率和市区线路敷设比例，作为下一步比选的输入。</w:t>
       </w:r>
     </w:p>
     <w:p>

--- a/研究报告/供电公司讨论稿/供电公司讨论稿.docx
+++ b/研究报告/供电公司讨论稿/供电公司讨论稿.docx
@@ -4,167 +4,626 @@
   <w:body>
     <w:p>
       <w:pPr>
+        <w:pStyle w:val="Title"/>
         <w:keepNext/>
-        <w:spacing w:line="293" w:lineRule="auto" w:after="100"/>
+        <w:widowControl/>
+        <w:snapToGrid w:val="0"/>
+        <w:spacing w:line="440" w:lineRule="exact" w:before="0" w:after="100"/>
+        <w:ind w:left="0" w:right="0" w:firstLine="0" w:hanging="0" w:leftChars="0" w:rightChars="0" w:firstLineChars="0" w:hangingChars="0" w:start="0" w:end="0" w:startChars="0" w:endChars="0"/>
         <w:jc w:val="center"/>
       </w:pPr>
       <w:r>
         <w:rPr>
           <w:rFonts w:ascii="Times New Roman" w:hAnsi="Times New Roman" w:eastAsia="方正仿宋_GBK"/>
           <w:b/>
+          <w:color w:val="000000"/>
           <w:sz w:val="34"/>
         </w:rPr>
-        <w:t>徐州地区110 kV电网弹性容载比研究</w:t>
+        <w:t>徐州地区110 kV电网容载比弹性指标优化研究</w:t>
       </w:r>
     </w:p>
     <w:p>
       <w:pPr>
         <w:keepNext/>
-        <w:spacing w:line="293" w:lineRule="auto" w:after="240"/>
+        <w:widowControl/>
+        <w:snapToGrid w:val="0"/>
+        <w:spacing w:line="320" w:lineRule="exact" w:before="0" w:after="240"/>
+        <w:ind w:left="0" w:right="0" w:firstLine="0" w:hanging="0" w:leftChars="0" w:rightChars="0" w:firstLineChars="0" w:hangingChars="0" w:start="0" w:end="0" w:startChars="0" w:endChars="0"/>
         <w:jc w:val="center"/>
       </w:pPr>
       <w:r>
         <w:rPr>
           <w:rFonts w:ascii="Times New Roman" w:hAnsi="Times New Roman" w:eastAsia="方正仿宋_GBK"/>
           <w:b w:val="0"/>
-          <w:sz w:val="22"/>
+          <w:color w:val="000000"/>
+          <w:sz w:val="24"/>
         </w:rPr>
-        <w:t>供电公司讨论材料</w:t>
+        <w:t>——供电公司专题讨论材料</w:t>
       </w:r>
     </w:p>
     <w:p>
       <w:pPr>
+        <w:pStyle w:val="Heading1"/>
         <w:keepNext/>
-        <w:spacing w:line="293" w:lineRule="auto" w:after="100" w:before="120"/>
+        <w:widowControl/>
+        <w:snapToGrid w:val="0"/>
+        <w:spacing w:line="320" w:lineRule="exact" w:before="120" w:after="100"/>
+        <w:ind w:left="0" w:right="0" w:firstLine="0" w:hanging="0" w:leftChars="0" w:rightChars="0" w:firstLineChars="0" w:hangingChars="0" w:start="0" w:end="0" w:startChars="0" w:endChars="0"/>
         <w:jc w:val="both"/>
       </w:pPr>
       <w:r>
         <w:rPr>
           <w:rFonts w:ascii="Times New Roman" w:hAnsi="Times New Roman" w:eastAsia="方正仿宋_GBK"/>
           <w:b/>
+          <w:color w:val="000000"/>
           <w:sz w:val="26"/>
         </w:rPr>
-        <w:t>研究背景与拟解决的问题</w:t>
+        <w:t>一、研究背景与核心问题</w:t>
       </w:r>
     </w:p>
     <w:p>
       <w:pPr>
-        <w:spacing w:line="293" w:lineRule="auto" w:after="100"/>
-        <w:ind w:firstLine="460"/>
+        <w:pStyle w:val="Heading2"/>
+        <w:keepNext/>
+        <w:widowControl/>
+        <w:snapToGrid w:val="0"/>
+        <w:spacing w:line="320" w:lineRule="exact" w:before="80" w:after="80"/>
+        <w:ind w:left="0" w:right="0" w:firstLine="0" w:hanging="0" w:leftChars="0" w:rightChars="0" w:firstLineChars="0" w:hangingChars="0" w:start="0" w:end="0" w:startChars="0" w:endChars="0"/>
+        <w:jc w:val="both"/>
+      </w:pPr>
+      <w:r>
+        <w:rPr>
+          <w:rFonts w:ascii="Times New Roman" w:hAnsi="Times New Roman" w:eastAsia="方正仿宋_GBK"/>
+          <w:b/>
+          <w:color w:val="000000"/>
+          <w:sz w:val="23"/>
+        </w:rPr>
+        <w:t>1.1 分布式新能源改变主变承担的供电任务</w:t>
+      </w:r>
+    </w:p>
+    <w:p>
+      <w:pPr>
+        <w:widowControl/>
+        <w:snapToGrid w:val="0"/>
+        <w:spacing w:line="320" w:lineRule="exact" w:before="0" w:after="100"/>
+        <w:ind w:left="0" w:right="0" w:firstLine="460" w:leftChars="0" w:rightChars="0" w:firstLineChars="0" w:start="0" w:end="0" w:startChars="0" w:endChars="0"/>
         <w:jc w:val="both"/>
       </w:pPr>
       <w:r>
         <w:rPr>
           <w:rFonts w:ascii="Times New Roman" w:hAnsi="Times New Roman" w:eastAsia="方正仿宋_GBK"/>
           <w:b w:val="0"/>
+          <w:color w:val="000000"/>
           <w:sz w:val="23"/>
         </w:rPr>
-        <w:t>随着分布式光伏规模化接入，本地发电承担部分日间用电，主变受入功率随之下降；光伏出力超过本地负荷时，剩余电力经主变反送。光伏出力较低的晚间，电网仍需承担用电高峰。因此，110 kV容量规划需要同时满足正向供电、反向输送和主变故障后的供电需求。</w:t>
+        <w:t>分布式光伏规模增加后，日间发电首先供给本地用户，主变正向受入功率随之下降；当本地发电超过本地用电时，剩余电力经主变反向输送。晚间及光伏低出力时，上级电网仍需承担较大的正向供电需求。主变容量因此需要同时满足正向供电、反向输送，以及最大单台主变退出运行（N-1）后的供电安全要求。</w:t>
       </w:r>
     </w:p>
     <w:p>
       <w:pPr>
-        <w:spacing w:line="293" w:lineRule="auto" w:after="100"/>
-        <w:ind w:firstLine="460"/>
+        <w:widowControl/>
+        <w:snapToGrid w:val="0"/>
+        <w:spacing w:line="320" w:lineRule="exact" w:before="0" w:after="100"/>
+        <w:ind w:left="0" w:right="0" w:firstLine="460" w:leftChars="0" w:rightChars="0" w:firstLineChars="0" w:start="0" w:end="0" w:startChars="0" w:endChars="0"/>
         <w:jc w:val="both"/>
       </w:pPr>
       <w:r>
         <w:rPr>
           <w:rFonts w:ascii="Times New Roman" w:hAnsi="Times New Roman" w:eastAsia="方正仿宋_GBK"/>
           <w:b w:val="0"/>
+          <w:color w:val="000000"/>
           <w:sz w:val="23"/>
         </w:rPr>
-        <w:t>容载比是同一地区110 kV公用主变总容量（MVA）与年网供最大负荷（MW）之比，用于衡量区域容量储备。局部反向负荷或故障供电需求可能要求增容，增加主变容量又会抬高容载比，形成容量需求与一般建议上限2.00之间的协调问题。2025年4月《配电网规划设计技术导则》修订资料提出，建议范围内难以满足供电安全准则时，可结合实际适当提高取值。</w:t>
+        <w:t>光伏对年网供最大负荷的影响与峰值出现时刻有关：日间峰值可能降低或转移，晚间高峰仍需由电网承担。同时，日间反向输送可能增加局部容量需求。高渗透率地区的容量规划需要分别识别两个方向的运行任务，并校核故障后的剩余供电能力。</w:t>
       </w:r>
     </w:p>
     <w:p>
       <w:pPr>
-        <w:spacing w:line="293" w:lineRule="auto" w:after="100"/>
-        <w:ind w:firstLine="460"/>
+        <w:pStyle w:val="Heading2"/>
+        <w:keepNext/>
+        <w:widowControl/>
+        <w:snapToGrid w:val="0"/>
+        <w:spacing w:line="320" w:lineRule="exact" w:before="80" w:after="80"/>
+        <w:ind w:left="0" w:right="0" w:firstLine="0" w:hanging="0" w:leftChars="0" w:rightChars="0" w:firstLineChars="0" w:hangingChars="0" w:start="0" w:end="0" w:startChars="0" w:endChars="0"/>
+        <w:jc w:val="both"/>
+      </w:pPr>
+      <w:r>
+        <w:rPr>
+          <w:rFonts w:ascii="Times New Roman" w:hAnsi="Times New Roman" w:eastAsia="方正仿宋_GBK"/>
+          <w:b/>
+          <w:color w:val="000000"/>
+          <w:sz w:val="23"/>
+        </w:rPr>
+        <w:t>1.2 区域容量储备需要落实到站级供电能力</w:t>
+      </w:r>
+    </w:p>
+    <w:p>
+      <w:pPr>
+        <w:widowControl/>
+        <w:snapToGrid w:val="0"/>
+        <w:spacing w:line="320" w:lineRule="exact" w:before="0" w:after="100"/>
+        <w:ind w:left="0" w:right="0" w:firstLine="460" w:leftChars="0" w:rightChars="0" w:firstLineChars="0" w:start="0" w:end="0" w:startChars="0" w:endChars="0"/>
         <w:jc w:val="both"/>
       </w:pPr>
       <w:r>
         <w:rPr>
           <w:rFonts w:ascii="Times New Roman" w:hAnsi="Times New Roman" w:eastAsia="方正仿宋_GBK"/>
           <w:b w:val="0"/>
+          <w:color w:val="000000"/>
           <w:sz w:val="23"/>
         </w:rPr>
-        <w:t>增容会增加主变投资，也可能减少储能和联络建设需求，取值需由完整方案的技术经济比较确定。本研究选择光伏规模较大的邳州和负荷较集中的徐州市区，在相同供电安全条件下比较两类容量方案，分析主变、联络与储能的替代关系，形成分片区的容载比建议。</w:t>
+        <w:t>容载比为同一地区、同一电压等级公用主变总容量（MVA）与年网供最大负荷（MW）之比，用于反映区域容量储备。本研究采用110 kV统计范围，年网供最大负荷按同范围年度降压负荷估计。（终稿第1.2、1.3节）</w:t>
       </w:r>
     </w:p>
     <w:p>
       <w:pPr>
+        <w:widowControl/>
+        <w:snapToGrid w:val="0"/>
+        <w:spacing w:line="320" w:lineRule="exact" w:before="0" w:after="100"/>
+        <w:ind w:left="0" w:right="0" w:firstLine="460" w:leftChars="0" w:rightChars="0" w:firstLineChars="0" w:start="0" w:end="0" w:startChars="0" w:endChars="0"/>
+        <w:jc w:val="both"/>
+      </w:pPr>
+      <w:r>
+        <w:rPr>
+          <w:rFonts w:ascii="Times New Roman" w:hAnsi="Times New Roman" w:eastAsia="方正仿宋_GBK"/>
+          <w:b w:val="0"/>
+          <w:color w:val="000000"/>
+          <w:sz w:val="23"/>
+        </w:rPr>
+        <w:t>区域总容量反映总体储备，具体变电站能否满足供电需求，还取决于主变规格和台数、N-1后剩余容量及站间转供条件。轻载站的余量需要通过可用联络、可切换负荷和受端承接能力才能用于支援重载站。联络受限、邻站余量不足或局部反送压力较大时，区域内存在空余容量的同时，本站仍可能需要增容。</w:t>
+      </w:r>
+    </w:p>
+    <w:p>
+      <w:pPr>
+        <w:pStyle w:val="Heading2"/>
         <w:keepNext/>
-        <w:spacing w:line="293" w:lineRule="auto" w:after="100" w:before="120"/>
+        <w:widowControl/>
+        <w:snapToGrid w:val="0"/>
+        <w:spacing w:line="320" w:lineRule="exact" w:before="80" w:after="80"/>
+        <w:ind w:left="0" w:right="0" w:firstLine="0" w:hanging="0" w:leftChars="0" w:rightChars="0" w:firstLineChars="0" w:hangingChars="0" w:start="0" w:end="0" w:startChars="0" w:endChars="0"/>
         <w:jc w:val="both"/>
       </w:pPr>
       <w:r>
         <w:rPr>
           <w:rFonts w:ascii="Times New Roman" w:hAnsi="Times New Roman" w:eastAsia="方正仿宋_GBK"/>
           <w:b/>
-          <w:sz w:val="26"/>
+          <w:color w:val="000000"/>
+          <w:sz w:val="23"/>
         </w:rPr>
-        <w:t>比选方案与共同条件</w:t>
+        <w:t>1.3 一般容载比建议范围与实际容量需求的协调</w:t>
       </w:r>
     </w:p>
     <w:p>
       <w:pPr>
-        <w:spacing w:line="293" w:lineRule="auto" w:after="100"/>
-        <w:ind w:firstLine="460"/>
+        <w:widowControl/>
+        <w:snapToGrid w:val="0"/>
+        <w:spacing w:line="320" w:lineRule="exact" w:before="0" w:after="100"/>
+        <w:ind w:left="0" w:right="0" w:firstLine="460" w:leftChars="0" w:rightChars="0" w:firstLineChars="0" w:start="0" w:end="0" w:startChars="0" w:endChars="0"/>
         <w:jc w:val="both"/>
       </w:pPr>
       <w:r>
         <w:rPr>
           <w:rFonts w:ascii="Times New Roman" w:hAnsi="Times New Roman" w:eastAsia="方正仿宋_GBK"/>
           <w:b w:val="0"/>
+          <w:color w:val="000000"/>
           <w:sz w:val="23"/>
         </w:rPr>
-        <w:t>为比较容载比取值对建设方案的影响，采用2022—2025年实际年度负荷回算，两类方案共用各地区的初始设备和候选网络。正向峰值、日间最低净负荷两类静态工况均校核正常运行和最大单台主变退出运行（N-1）。刚性方案以2.00控制新增主变后的容载比；弹性方案在突破2.00的条件下比选容量与措施组合。负荷回落造成的既有容量被动超限保留。</w:t>
+        <w:t>DL/T 5729—2023《配电网规划设计技术导则》按负荷发展阶段给出容载比建议范围，并允许特定地区适当提高取值。2025年4月《配电网规划设计技术导则》修订资料进一步提出，建议范围内难以满足供电安全准则时，可结合实际适当提高。（终稿第1.2.2节）</w:t>
       </w:r>
     </w:p>
     <w:p>
       <w:pPr>
-        <w:spacing w:line="293" w:lineRule="auto" w:after="100"/>
-        <w:ind w:firstLine="460"/>
+        <w:widowControl/>
+        <w:snapToGrid w:val="0"/>
+        <w:spacing w:line="320" w:lineRule="exact" w:before="0" w:after="100"/>
+        <w:ind w:left="0" w:right="0" w:firstLine="460" w:leftChars="0" w:rightChars="0" w:firstLineChars="0" w:start="0" w:end="0" w:startChars="0" w:endChars="0"/>
         <w:jc w:val="both"/>
       </w:pPr>
       <w:r>
         <w:rPr>
           <w:rFonts w:ascii="Times New Roman" w:hAnsi="Times New Roman" w:eastAsia="方正仿宋_GBK"/>
           <w:b w:val="0"/>
+          <w:color w:val="000000"/>
           <w:sz w:val="23"/>
         </w:rPr>
-        <w:t>主变增容增加本站容量，联络利用邻站可用容量，储能补充一定时间内的功率缺口。三类措施按相同供电任务比较，以费用最低选择组合；正向储能支撑统一取4 h，按额定功率和可用电量共同核定。费用按6%折现率计算至2041年，计入建设、固定运维和规定更新费用。</w:t>
+        <w:t>局部反向输送或N-1供电需求可能要求增加主变容量，从而使区域容载比超过一般建议上限2.00。本项目据此研究：在满足相同供电安全要求的条件下，何种工程条件支持适度提高容量配置，以及相应规模如何由设备、网络和经济条件共同确定。</w:t>
       </w:r>
     </w:p>
     <w:p>
       <w:pPr>
+        <w:pStyle w:val="Heading2"/>
         <w:keepNext/>
-        <w:spacing w:line="293" w:lineRule="auto" w:after="100" w:before="120"/>
+        <w:widowControl/>
+        <w:snapToGrid w:val="0"/>
+        <w:spacing w:line="320" w:lineRule="exact" w:before="80" w:after="80"/>
+        <w:ind w:left="0" w:right="0" w:firstLine="0" w:hanging="0" w:leftChars="0" w:rightChars="0" w:firstLineChars="0" w:hangingChars="0" w:start="0" w:end="0" w:startChars="0" w:endChars="0"/>
         <w:jc w:val="both"/>
       </w:pPr>
       <w:r>
         <w:rPr>
           <w:rFonts w:ascii="Times New Roman" w:hAnsi="Times New Roman" w:eastAsia="方正仿宋_GBK"/>
           <w:b/>
-          <w:sz w:val="26"/>
+          <w:color w:val="000000"/>
+          <w:sz w:val="23"/>
         </w:rPr>
-        <w:t>两地区比选结果</w:t>
+        <w:t>1.4 通过主变、联络与储能联合比选形成容量方案</w:t>
       </w:r>
     </w:p>
     <w:p>
       <w:pPr>
-        <w:spacing w:line="293" w:lineRule="auto" w:after="100"/>
-        <w:ind w:firstLine="460"/>
+        <w:widowControl/>
+        <w:snapToGrid w:val="0"/>
+        <w:spacing w:line="320" w:lineRule="exact" w:before="0" w:after="100"/>
+        <w:ind w:left="0" w:right="0" w:firstLine="460" w:leftChars="0" w:rightChars="0" w:firstLineChars="0" w:start="0" w:end="0" w:startChars="0" w:endChars="0"/>
         <w:jc w:val="both"/>
       </w:pPr>
       <w:r>
         <w:rPr>
           <w:rFonts w:ascii="Times New Roman" w:hAnsi="Times New Roman" w:eastAsia="方正仿宋_GBK"/>
           <w:b w:val="0"/>
+          <w:color w:val="000000"/>
           <w:sz w:val="23"/>
         </w:rPr>
-        <w:t>按上述条件得到的模型回算方案，其2025年配置如下。</w:t>
+        <w:t>主变增容增加本站供电和反向承接能力，并可改善N-1后的剩余容量；10 kV联络将可切换负荷转移到邻站，利用区域已有容量；储能在一定持续时间内补充局部功率缺口。三类措施承担任务的方式不同，具有受设备及网络条件约束的替代关系。</w:t>
+      </w:r>
+    </w:p>
+    <w:p>
+      <w:pPr>
+        <w:widowControl/>
+        <w:snapToGrid w:val="0"/>
+        <w:spacing w:line="320" w:lineRule="exact" w:before="0" w:after="100"/>
+        <w:ind w:left="0" w:right="0" w:firstLine="460" w:leftChars="0" w:rightChars="0" w:firstLineChars="0" w:start="0" w:end="0" w:startChars="0" w:endChars="0"/>
+        <w:jc w:val="both"/>
+      </w:pPr>
+      <w:r>
+        <w:rPr>
+          <w:rFonts w:ascii="Times New Roman" w:hAnsi="Times New Roman" w:eastAsia="方正仿宋_GBK"/>
+          <w:b w:val="0"/>
+          <w:color w:val="000000"/>
+          <w:sz w:val="23"/>
+        </w:rPr>
+        <w:t>本项目在相同技术约束下联合比较三类措施，确定评价期费用较优的具体设备组合，再由主变总容量与同年度年网供最大负荷计算容载比。研究以合理的容量配置和工程组合为目标，使容载比取值对应明确的供电任务、建设措施及费用依据。</w:t>
+      </w:r>
+    </w:p>
+    <w:p>
+      <w:pPr>
+        <w:pStyle w:val="Heading1"/>
+        <w:keepNext/>
+        <w:pageBreakBefore/>
+        <w:widowControl/>
+        <w:snapToGrid w:val="0"/>
+        <w:spacing w:line="320" w:lineRule="exact" w:before="120" w:after="100"/>
+        <w:ind w:left="0" w:right="0" w:firstLine="0" w:hanging="0" w:leftChars="0" w:rightChars="0" w:firstLineChars="0" w:hangingChars="0" w:start="0" w:end="0" w:startChars="0" w:endChars="0"/>
+        <w:jc w:val="both"/>
+      </w:pPr>
+      <w:r>
+        <w:rPr>
+          <w:rFonts w:ascii="Times New Roman" w:hAnsi="Times New Roman" w:eastAsia="方正仿宋_GBK"/>
+          <w:b/>
+          <w:color w:val="000000"/>
+          <w:sz w:val="26"/>
+        </w:rPr>
+        <w:t>二、研究对象与总体方法</w:t>
+      </w:r>
+    </w:p>
+    <w:p>
+      <w:pPr>
+        <w:pStyle w:val="Heading2"/>
+        <w:keepNext/>
+        <w:widowControl/>
+        <w:snapToGrid w:val="0"/>
+        <w:spacing w:line="320" w:lineRule="exact" w:before="80" w:after="80"/>
+        <w:ind w:left="0" w:right="0" w:firstLine="0" w:hanging="0" w:leftChars="0" w:rightChars="0" w:firstLineChars="0" w:hangingChars="0" w:start="0" w:end="0" w:startChars="0" w:endChars="0"/>
+        <w:jc w:val="both"/>
+      </w:pPr>
+      <w:r>
+        <w:rPr>
+          <w:rFonts w:ascii="Times New Roman" w:hAnsi="Times New Roman" w:eastAsia="方正仿宋_GBK"/>
+          <w:b/>
+          <w:color w:val="000000"/>
+          <w:sz w:val="23"/>
+        </w:rPr>
+        <w:t>2.1 两地区的源荷特征与研究重点</w:t>
+      </w:r>
+    </w:p>
+    <w:p>
+      <w:pPr>
+        <w:widowControl/>
+        <w:snapToGrid w:val="0"/>
+        <w:spacing w:line="320" w:lineRule="exact" w:before="0" w:after="100"/>
+        <w:ind w:left="0" w:right="0" w:firstLine="460" w:leftChars="0" w:rightChars="0" w:firstLineChars="0" w:start="0" w:end="0" w:startChars="0" w:endChars="0"/>
+        <w:jc w:val="both"/>
+      </w:pPr>
+      <w:r>
+        <w:rPr>
+          <w:rFonts w:ascii="Times New Roman" w:hAnsi="Times New Roman" w:eastAsia="方正仿宋_GBK"/>
+          <w:b w:val="0"/>
+          <w:color w:val="000000"/>
+          <w:sz w:val="23"/>
+        </w:rPr>
+        <w:t>邳州2025年分布式光伏装机1559.64 MW，分布式电源装机渗透率估计为1.63，电量渗透率约40%；市区分别为491.18 MW、0.32和9%。装机渗透率为同范围分布式电源并网装机与用户最大负荷之比，电量渗透率为分布式电源年发电量与用户年用电量之比；前者无量纲，后者以百分比表示。用户最大负荷采用典型场景估计，用户电量采用样本外推估计。（终稿第3.3节）</w:t>
+      </w:r>
+    </w:p>
+    <w:p>
+      <w:pPr>
+        <w:widowControl/>
+        <w:snapToGrid w:val="0"/>
+        <w:spacing w:line="320" w:lineRule="exact" w:before="0" w:after="100"/>
+        <w:ind w:left="0" w:right="0" w:firstLine="460" w:leftChars="0" w:rightChars="0" w:firstLineChars="0" w:start="0" w:end="0" w:startChars="0" w:endChars="0"/>
+        <w:jc w:val="both"/>
+      </w:pPr>
+      <w:r>
+        <w:rPr>
+          <w:rFonts w:ascii="Times New Roman" w:hAnsi="Times New Roman" w:eastAsia="方正仿宋_GBK"/>
+          <w:b w:val="0"/>
+          <w:color w:val="000000"/>
+          <w:sz w:val="23"/>
+        </w:rPr>
+        <w:t>邳州代表光伏规模较大的县域，需同时关注晚间正向供电和日间反向输送；市区代表负荷较集中的城区，重点是正向供电、局部重载、N-1及邻站承接能力。设备统计中，两地区均有7台主变的年最大负载率达到80%及以上，局部压力需结合站级任务分析。（终稿表3-4）</w:t>
+      </w:r>
+    </w:p>
+    <w:p>
+      <w:pPr>
+        <w:pStyle w:val="Heading2"/>
+        <w:keepNext/>
+        <w:widowControl/>
+        <w:snapToGrid w:val="0"/>
+        <w:spacing w:line="320" w:lineRule="exact" w:before="80" w:after="80"/>
+        <w:ind w:left="0" w:right="0" w:firstLine="0" w:hanging="0" w:leftChars="0" w:rightChars="0" w:firstLineChars="0" w:hangingChars="0" w:start="0" w:end="0" w:startChars="0" w:endChars="0"/>
+        <w:jc w:val="both"/>
+      </w:pPr>
+      <w:r>
+        <w:rPr>
+          <w:rFonts w:ascii="Times New Roman" w:hAnsi="Times New Roman" w:eastAsia="方正仿宋_GBK"/>
+          <w:b/>
+          <w:color w:val="000000"/>
+          <w:sz w:val="23"/>
+        </w:rPr>
+        <w:t>2.2 同一起点下的刚性与弹性方案</w:t>
+      </w:r>
+    </w:p>
+    <w:p>
+      <w:pPr>
+        <w:widowControl/>
+        <w:snapToGrid w:val="0"/>
+        <w:spacing w:line="320" w:lineRule="exact" w:before="0" w:after="100"/>
+        <w:ind w:left="0" w:right="0" w:firstLine="460" w:leftChars="0" w:rightChars="0" w:firstLineChars="0" w:start="0" w:end="0" w:startChars="0" w:endChars="0"/>
+        <w:jc w:val="both"/>
+      </w:pPr>
+      <w:r>
+        <w:rPr>
+          <w:rFonts w:ascii="Times New Roman" w:hAnsi="Times New Roman" w:eastAsia="方正仿宋_GBK"/>
+          <w:b w:val="0"/>
+          <w:color w:val="000000"/>
+          <w:sz w:val="23"/>
+        </w:rPr>
+        <w:t>地区案例采用2022—2025年实际年度负荷回算。同一地区两类方案共用初始设备、候选网络和工程价格；邳州、市区模型初始主变容量分别为1463.50 MVA、2900.00 MVA。该起点用于统一方案比较，历史实际容量用于现状分析，后续规划容量由优化确定。下文建设过程均为模型回算安排。（终稿第5.1节）</w:t>
+      </w:r>
+    </w:p>
+    <w:p>
+      <w:pPr>
+        <w:widowControl/>
+        <w:snapToGrid w:val="0"/>
+        <w:spacing w:line="320" w:lineRule="exact" w:before="0" w:after="100"/>
+        <w:ind w:left="0" w:right="0" w:firstLine="460" w:leftChars="0" w:rightChars="0" w:firstLineChars="0" w:start="0" w:end="0" w:startChars="0" w:endChars="0"/>
+        <w:jc w:val="both"/>
+      </w:pPr>
+      <w:r>
+        <w:rPr>
+          <w:rFonts w:ascii="Times New Roman" w:hAnsi="Times New Roman" w:eastAsia="方正仿宋_GBK"/>
+          <w:b w:val="0"/>
+          <w:color w:val="000000"/>
+          <w:sz w:val="23"/>
+        </w:rPr>
+        <w:t>刚性方案按当年负荷两倍控制新增扩容后的主变容量。负荷下降造成既有容量对应容载比超过2.00时，保留既有设备，形成被动超限。弹性容载比是在相同技术约束下，经评价期费用比较确定、允许适度偏离一般上限的研究取值；本次弹性方案在突破2.00的条件下联合比选，最大容量由允许设备规格及可扩建位置确定，具体容载比随设备方案形成。</w:t>
+      </w:r>
+    </w:p>
+    <w:p>
+      <w:pPr>
+        <w:pStyle w:val="Heading2"/>
+        <w:keepNext/>
+        <w:widowControl/>
+        <w:snapToGrid w:val="0"/>
+        <w:spacing w:line="320" w:lineRule="exact" w:before="80" w:after="80"/>
+        <w:ind w:left="0" w:right="0" w:firstLine="0" w:hanging="0" w:leftChars="0" w:rightChars="0" w:firstLineChars="0" w:hangingChars="0" w:start="0" w:end="0" w:startChars="0" w:endChars="0"/>
+        <w:jc w:val="both"/>
+      </w:pPr>
+      <w:r>
+        <w:rPr>
+          <w:rFonts w:ascii="Times New Roman" w:hAnsi="Times New Roman" w:eastAsia="方正仿宋_GBK"/>
+          <w:b/>
+          <w:color w:val="000000"/>
+          <w:sz w:val="23"/>
+        </w:rPr>
+        <w:t>2.3 共同技术约束与储能支撑条件</w:t>
+      </w:r>
+    </w:p>
+    <w:p>
+      <w:pPr>
+        <w:widowControl/>
+        <w:snapToGrid w:val="0"/>
+        <w:spacing w:line="320" w:lineRule="exact" w:before="0" w:after="100"/>
+        <w:ind w:left="0" w:right="0" w:firstLine="460" w:leftChars="0" w:rightChars="0" w:firstLineChars="0" w:start="0" w:end="0" w:startChars="0" w:endChars="0"/>
+        <w:jc w:val="both"/>
+      </w:pPr>
+      <w:r>
+        <w:rPr>
+          <w:rFonts w:ascii="Times New Roman" w:hAnsi="Times New Roman" w:eastAsia="方正仿宋_GBK"/>
+          <w:b w:val="0"/>
+          <w:color w:val="000000"/>
+          <w:sz w:val="23"/>
+        </w:rPr>
+        <w:t>模型分别组织区域正向峰值、日间最低净负荷两类静态工况，每一工况均校核正常运行及各站最大单台主变N-1。故障站采用剩余主变容量，健康邻站采用正常可用容量，负荷转接随工况重新安排。</w:t>
+      </w:r>
+    </w:p>
+    <w:p>
+      <w:pPr>
+        <w:widowControl/>
+        <w:snapToGrid w:val="0"/>
+        <w:spacing w:line="320" w:lineRule="exact" w:before="0" w:after="100"/>
+        <w:ind w:left="0" w:right="0" w:firstLine="460" w:leftChars="0" w:rightChars="0" w:firstLineChars="0" w:start="0" w:end="0" w:startChars="0" w:endChars="0"/>
+        <w:jc w:val="both"/>
+      </w:pPr>
+      <w:r>
+        <w:rPr>
+          <w:rFonts w:ascii="Times New Roman" w:hAnsi="Times New Roman" w:eastAsia="方正仿宋_GBK"/>
+          <w:b w:val="0"/>
+          <w:color w:val="000000"/>
+          <w:sz w:val="23"/>
+        </w:rPr>
+        <w:t>转供同时受送端可切换负荷、馈线容量、联络通道和受端主变余量限制，共用馈线的联络共用其能力预算。区域内部转入、转出保持守恒；新能源保留原站归属，转出用电负荷后的潜在反向压力同步校核。市区部分馈线能力和设备条件采用研究假设，需以核定资料落实。</w:t>
+      </w:r>
+    </w:p>
+    <w:p>
+      <w:pPr>
+        <w:widowControl/>
+        <w:snapToGrid w:val="0"/>
+        <w:spacing w:line="320" w:lineRule="exact" w:before="0" w:after="100"/>
+        <w:ind w:left="0" w:right="0" w:firstLine="460" w:leftChars="0" w:rightChars="0" w:firstLineChars="0" w:start="0" w:end="0" w:startChars="0" w:endChars="0"/>
+        <w:jc w:val="both"/>
+      </w:pPr>
+      <w:r>
+        <w:rPr>
+          <w:rFonts w:ascii="Times New Roman" w:hAnsi="Times New Roman" w:eastAsia="方正仿宋_GBK"/>
+          <w:b w:val="0"/>
+          <w:color w:val="000000"/>
+          <w:sz w:val="23"/>
+        </w:rPr>
+        <w:t>正向储能统一采用4 h作为技术经济对照条件，有效支撑能力由额定功率（MW）和可用能量（MWh）共同限制；反向支撑按各站静态条件设置。95%峰值阈值为区域同步净负荷全年最大绝对值的95%，据补齐后的8760小时序列统计，邳州、市区最长连续近峰时长分别约2 h、6 h。该指标描述运行特征，实际储能定容需按局部功率缺口、持续过程及恢复条件计算。（终稿第3.4、5.2、5.3节）</w:t>
+      </w:r>
+    </w:p>
+    <w:p>
+      <w:pPr>
+        <w:pStyle w:val="Heading2"/>
+        <w:keepNext/>
+        <w:widowControl/>
+        <w:snapToGrid w:val="0"/>
+        <w:spacing w:line="320" w:lineRule="exact" w:before="80" w:after="80"/>
+        <w:ind w:left="0" w:right="0" w:firstLine="0" w:hanging="0" w:leftChars="0" w:rightChars="0" w:firstLineChars="0" w:hangingChars="0" w:start="0" w:end="0" w:startChars="0" w:endChars="0"/>
+        <w:jc w:val="both"/>
+      </w:pPr>
+      <w:r>
+        <w:rPr>
+          <w:rFonts w:ascii="Times New Roman" w:hAnsi="Times New Roman" w:eastAsia="方正仿宋_GBK"/>
+          <w:b/>
+          <w:color w:val="000000"/>
+          <w:sz w:val="23"/>
+        </w:rPr>
+        <w:t>2.4 统一评价期内比较技术可行方案</w:t>
+      </w:r>
+    </w:p>
+    <w:p>
+      <w:pPr>
+        <w:widowControl/>
+        <w:snapToGrid w:val="0"/>
+        <w:spacing w:line="320" w:lineRule="exact" w:before="0" w:after="100"/>
+        <w:ind w:left="0" w:right="0" w:firstLine="460" w:leftChars="0" w:rightChars="0" w:firstLineChars="0" w:start="0" w:end="0" w:startChars="0" w:endChars="0"/>
+        <w:jc w:val="both"/>
+      </w:pPr>
+      <w:r>
+        <w:rPr>
+          <w:rFonts w:ascii="Times New Roman" w:hAnsi="Times New Roman" w:eastAsia="方正仿宋_GBK"/>
+          <w:b w:val="0"/>
+          <w:color w:val="000000"/>
+          <w:sz w:val="23"/>
+        </w:rPr>
+        <w:t>采用混合整数线性优化联合确定主变规格、储能柜数、联络建设及投运时点，供电安全和设备能力作为约束，以评价期费用最小为经济目标。主变、储能和10 kV联络的新增建设、固定运维及规定更新费用，按6%折现率折算至2021年末，评价截止2041年。</w:t>
+      </w:r>
+    </w:p>
+    <w:p>
+      <w:pPr>
+        <w:widowControl/>
+        <w:snapToGrid w:val="0"/>
+        <w:spacing w:line="320" w:lineRule="exact" w:before="0" w:after="100"/>
+        <w:ind w:left="0" w:right="0" w:firstLine="460" w:leftChars="0" w:rightChars="0" w:firstLineChars="0" w:start="0" w:end="0" w:startChars="0" w:endChars="0"/>
+        <w:jc w:val="both"/>
+      </w:pPr>
+      <w:r>
+        <w:rPr>
+          <w:rFonts w:ascii="Times New Roman" w:hAnsi="Times New Roman" w:eastAsia="方正仿宋_GBK"/>
+          <w:b w:val="0"/>
+          <w:color w:val="000000"/>
+          <w:sz w:val="23"/>
+        </w:rPr>
+        <w:t>本次投运设备在评价期内未达到设定更新年限。费用范围尚未计入期末残值、存量设备运维变化、储能充电及损耗，也未抵扣收益。所列费用用于这一共同范围内的方案比较。（终稿第4.6节）</w:t>
+      </w:r>
+    </w:p>
+    <w:p>
+      <w:pPr>
+        <w:pStyle w:val="Heading1"/>
+        <w:keepNext/>
+        <w:pageBreakBefore/>
+        <w:widowControl/>
+        <w:snapToGrid w:val="0"/>
+        <w:spacing w:line="320" w:lineRule="exact" w:before="120" w:after="100"/>
+        <w:ind w:left="0" w:right="0" w:firstLine="0" w:hanging="0" w:leftChars="0" w:rightChars="0" w:firstLineChars="0" w:hangingChars="0" w:start="0" w:end="0" w:startChars="0" w:endChars="0"/>
+        <w:jc w:val="both"/>
+      </w:pPr>
+      <w:r>
+        <w:rPr>
+          <w:rFonts w:ascii="Times New Roman" w:hAnsi="Times New Roman" w:eastAsia="方正仿宋_GBK"/>
+          <w:b/>
+          <w:color w:val="000000"/>
+          <w:sz w:val="26"/>
+        </w:rPr>
+        <w:t>三、两地区方案比选结果与逐年建设过程</w:t>
+      </w:r>
+    </w:p>
+    <w:p>
+      <w:pPr>
+        <w:pStyle w:val="Heading2"/>
+        <w:keepNext/>
+        <w:widowControl/>
+        <w:snapToGrid w:val="0"/>
+        <w:spacing w:line="320" w:lineRule="exact" w:before="80" w:after="80"/>
+        <w:ind w:left="0" w:right="0" w:firstLine="0" w:hanging="0" w:leftChars="0" w:rightChars="0" w:firstLineChars="0" w:hangingChars="0" w:start="0" w:end="0" w:startChars="0" w:endChars="0"/>
+        <w:jc w:val="both"/>
+      </w:pPr>
+      <w:r>
+        <w:rPr>
+          <w:rFonts w:ascii="Times New Roman" w:hAnsi="Times New Roman" w:eastAsia="方正仿宋_GBK"/>
+          <w:b/>
+          <w:color w:val="000000"/>
+          <w:sz w:val="23"/>
+        </w:rPr>
+        <w:t>3.1 2025年配置与评价期费用</w:t>
+      </w:r>
+    </w:p>
+    <w:p>
+      <w:pPr>
+        <w:widowControl/>
+        <w:snapToGrid w:val="0"/>
+        <w:spacing w:line="320" w:lineRule="exact" w:before="0" w:after="100"/>
+        <w:ind w:left="0" w:right="0" w:firstLine="460" w:leftChars="0" w:rightChars="0" w:firstLineChars="0" w:start="0" w:end="0" w:startChars="0" w:endChars="0"/>
+        <w:jc w:val="both"/>
+      </w:pPr>
+      <w:r>
+        <w:rPr>
+          <w:rFonts w:ascii="Times New Roman" w:hAnsi="Times New Roman" w:eastAsia="方正仿宋_GBK"/>
+          <w:b w:val="0"/>
+          <w:color w:val="000000"/>
+          <w:sz w:val="23"/>
+        </w:rPr>
+        <w:t>在上述共同条件下，两类方案形成表1所列2025年设备配置。容量、储能和联络为年末规模，费用现值对应2022—2025年新增措施至2041年的共同评价期。</w:t>
+      </w:r>
+    </w:p>
+    <w:p>
+      <w:pPr>
+        <w:keepNext/>
+        <w:widowControl/>
+        <w:snapToGrid w:val="0"/>
+        <w:spacing w:line="320" w:lineRule="exact" w:before="0" w:after="100"/>
+        <w:ind w:left="0" w:right="0" w:firstLine="0" w:hanging="0" w:leftChars="0" w:rightChars="0" w:firstLineChars="0" w:hangingChars="0" w:start="0" w:end="0" w:startChars="0" w:endChars="0"/>
+        <w:jc w:val="center"/>
+      </w:pPr>
+      <w:r>
+        <w:rPr>
+          <w:rFonts w:ascii="Times New Roman" w:hAnsi="Times New Roman" w:eastAsia="方正仿宋_GBK"/>
+          <w:b w:val="0"/>
+          <w:color w:val="000000"/>
+          <w:sz w:val="21"/>
+        </w:rPr>
+        <w:t>表1 两地区方案结果（据终稿表5-4、5-6、5-8）</w:t>
       </w:r>
     </w:p>
     <w:tbl>
@@ -193,7 +652,9 @@
           </w:tcPr>
           <w:p>
             <w:pPr>
-              <w:spacing w:after="60" w:before="60" w:line="252" w:lineRule="auto"/>
+              <w:snapToGrid w:val="0"/>
+              <w:spacing w:before="60" w:after="60" w:line="252" w:lineRule="auto"/>
+              <w:ind w:left="0" w:right="0" w:firstLine="0" w:hanging="0" w:leftChars="0" w:rightChars="0" w:firstLineChars="0" w:hangingChars="0" w:start="0" w:end="0" w:startChars="0" w:endChars="0"/>
               <w:jc w:val="center"/>
             </w:pPr>
             <w:r>
@@ -213,7 +674,9 @@
           </w:tcPr>
           <w:p>
             <w:pPr>
-              <w:spacing w:after="60" w:before="60" w:line="252" w:lineRule="auto"/>
+              <w:snapToGrid w:val="0"/>
+              <w:spacing w:before="60" w:after="60" w:line="252" w:lineRule="auto"/>
+              <w:ind w:left="0" w:right="0" w:firstLine="0" w:hanging="0" w:leftChars="0" w:rightChars="0" w:firstLineChars="0" w:hangingChars="0" w:start="0" w:end="0" w:startChars="0" w:endChars="0"/>
               <w:jc w:val="center"/>
             </w:pPr>
             <w:r>
@@ -235,7 +698,9 @@
           </w:tcPr>
           <w:p>
             <w:pPr>
-              <w:spacing w:after="60" w:before="60" w:line="252" w:lineRule="auto"/>
+              <w:snapToGrid w:val="0"/>
+              <w:spacing w:before="60" w:after="60" w:line="252" w:lineRule="auto"/>
+              <w:ind w:left="0" w:right="0" w:firstLine="0" w:hanging="0" w:leftChars="0" w:rightChars="0" w:firstLineChars="0" w:hangingChars="0" w:start="0" w:end="0" w:startChars="0" w:endChars="0"/>
               <w:jc w:val="center"/>
             </w:pPr>
             <w:r>
@@ -255,7 +720,9 @@
           </w:tcPr>
           <w:p>
             <w:pPr>
-              <w:spacing w:after="60" w:before="60" w:line="252" w:lineRule="auto"/>
+              <w:snapToGrid w:val="0"/>
+              <w:spacing w:before="60" w:after="60" w:line="252" w:lineRule="auto"/>
+              <w:ind w:left="0" w:right="0" w:firstLine="0" w:hanging="0" w:leftChars="0" w:rightChars="0" w:firstLineChars="0" w:hangingChars="0" w:start="0" w:end="0" w:startChars="0" w:endChars="0"/>
               <w:jc w:val="center"/>
             </w:pPr>
             <w:r>
@@ -264,7 +731,7 @@
                 <w:b/>
                 <w:sz w:val="21"/>
               </w:rPr>
-              <w:t>储能功率</w:t>
+              <w:t>储能额定功率</w:t>
               <w:br/>
               <w:t>MW</w:t>
             </w:r>
@@ -277,7 +744,9 @@
           </w:tcPr>
           <w:p>
             <w:pPr>
-              <w:spacing w:after="60" w:before="60" w:line="252" w:lineRule="auto"/>
+              <w:snapToGrid w:val="0"/>
+              <w:spacing w:before="60" w:after="60" w:line="252" w:lineRule="auto"/>
+              <w:ind w:left="0" w:right="0" w:firstLine="0" w:hanging="0" w:leftChars="0" w:rightChars="0" w:firstLineChars="0" w:hangingChars="0" w:start="0" w:end="0" w:startChars="0" w:endChars="0"/>
               <w:jc w:val="center"/>
             </w:pPr>
             <w:r>
@@ -299,7 +768,9 @@
           </w:tcPr>
           <w:p>
             <w:pPr>
-              <w:spacing w:after="60" w:before="60" w:line="252" w:lineRule="auto"/>
+              <w:snapToGrid w:val="0"/>
+              <w:spacing w:before="60" w:after="60" w:line="252" w:lineRule="auto"/>
+              <w:ind w:left="0" w:right="0" w:firstLine="0" w:hanging="0" w:leftChars="0" w:rightChars="0" w:firstLineChars="0" w:hangingChars="0" w:start="0" w:end="0" w:startChars="0" w:endChars="0"/>
               <w:jc w:val="center"/>
             </w:pPr>
             <w:r>
@@ -326,7 +797,9 @@
           </w:tcPr>
           <w:p>
             <w:pPr>
-              <w:spacing w:after="60" w:before="60" w:line="252" w:lineRule="auto"/>
+              <w:snapToGrid w:val="0"/>
+              <w:spacing w:before="60" w:after="60" w:line="252" w:lineRule="auto"/>
+              <w:ind w:left="0" w:right="0" w:firstLine="0" w:hanging="0" w:leftChars="0" w:rightChars="0" w:firstLineChars="0" w:hangingChars="0" w:start="0" w:end="0" w:startChars="0" w:endChars="0"/>
               <w:jc w:val="center"/>
             </w:pPr>
             <w:r>
@@ -346,7 +819,9 @@
           </w:tcPr>
           <w:p>
             <w:pPr>
-              <w:spacing w:after="60" w:before="60" w:line="252" w:lineRule="auto"/>
+              <w:snapToGrid w:val="0"/>
+              <w:spacing w:before="60" w:after="60" w:line="252" w:lineRule="auto"/>
+              <w:ind w:left="0" w:right="0" w:firstLine="0" w:hanging="0" w:leftChars="0" w:rightChars="0" w:firstLineChars="0" w:hangingChars="0" w:start="0" w:end="0" w:startChars="0" w:endChars="0"/>
               <w:jc w:val="center"/>
             </w:pPr>
             <w:r>
@@ -366,7 +841,9 @@
           </w:tcPr>
           <w:p>
             <w:pPr>
-              <w:spacing w:after="60" w:before="60" w:line="252" w:lineRule="auto"/>
+              <w:snapToGrid w:val="0"/>
+              <w:spacing w:before="60" w:after="60" w:line="252" w:lineRule="auto"/>
+              <w:ind w:left="0" w:right="0" w:firstLine="0" w:hanging="0" w:leftChars="0" w:rightChars="0" w:firstLineChars="0" w:hangingChars="0" w:start="0" w:end="0" w:startChars="0" w:endChars="0"/>
               <w:jc w:val="center"/>
             </w:pPr>
             <w:r>
@@ -386,7 +863,9 @@
           </w:tcPr>
           <w:p>
             <w:pPr>
-              <w:spacing w:after="60" w:before="60" w:line="252" w:lineRule="auto"/>
+              <w:snapToGrid w:val="0"/>
+              <w:spacing w:before="60" w:after="60" w:line="252" w:lineRule="auto"/>
+              <w:ind w:left="0" w:right="0" w:firstLine="0" w:hanging="0" w:leftChars="0" w:rightChars="0" w:firstLineChars="0" w:hangingChars="0" w:start="0" w:end="0" w:startChars="0" w:endChars="0"/>
               <w:jc w:val="center"/>
             </w:pPr>
             <w:r>
@@ -406,7 +885,9 @@
           </w:tcPr>
           <w:p>
             <w:pPr>
-              <w:spacing w:after="60" w:before="60" w:line="252" w:lineRule="auto"/>
+              <w:snapToGrid w:val="0"/>
+              <w:spacing w:before="60" w:after="60" w:line="252" w:lineRule="auto"/>
+              <w:ind w:left="0" w:right="0" w:firstLine="0" w:hanging="0" w:leftChars="0" w:rightChars="0" w:firstLineChars="0" w:hangingChars="0" w:start="0" w:end="0" w:startChars="0" w:endChars="0"/>
               <w:jc w:val="center"/>
             </w:pPr>
             <w:r>
@@ -426,7 +907,9 @@
           </w:tcPr>
           <w:p>
             <w:pPr>
-              <w:spacing w:after="60" w:before="60" w:line="252" w:lineRule="auto"/>
+              <w:snapToGrid w:val="0"/>
+              <w:spacing w:before="60" w:after="60" w:line="252" w:lineRule="auto"/>
+              <w:ind w:left="0" w:right="0" w:firstLine="0" w:hanging="0" w:leftChars="0" w:rightChars="0" w:firstLineChars="0" w:hangingChars="0" w:start="0" w:end="0" w:startChars="0" w:endChars="0"/>
               <w:jc w:val="center"/>
             </w:pPr>
             <w:r>
@@ -451,7 +934,9 @@
           </w:tcPr>
           <w:p>
             <w:pPr>
-              <w:spacing w:after="60" w:before="60" w:line="252" w:lineRule="auto"/>
+              <w:snapToGrid w:val="0"/>
+              <w:spacing w:before="60" w:after="60" w:line="252" w:lineRule="auto"/>
+              <w:ind w:left="0" w:right="0" w:firstLine="0" w:hanging="0" w:leftChars="0" w:rightChars="0" w:firstLineChars="0" w:hangingChars="0" w:start="0" w:end="0" w:startChars="0" w:endChars="0"/>
               <w:jc w:val="center"/>
             </w:pPr>
             <w:r>
@@ -471,7 +956,9 @@
           </w:tcPr>
           <w:p>
             <w:pPr>
-              <w:spacing w:after="60" w:before="60" w:line="252" w:lineRule="auto"/>
+              <w:snapToGrid w:val="0"/>
+              <w:spacing w:before="60" w:after="60" w:line="252" w:lineRule="auto"/>
+              <w:ind w:left="0" w:right="0" w:firstLine="0" w:hanging="0" w:leftChars="0" w:rightChars="0" w:firstLineChars="0" w:hangingChars="0" w:start="0" w:end="0" w:startChars="0" w:endChars="0"/>
               <w:jc w:val="center"/>
             </w:pPr>
             <w:r>
@@ -491,7 +978,9 @@
           </w:tcPr>
           <w:p>
             <w:pPr>
-              <w:spacing w:after="60" w:before="60" w:line="252" w:lineRule="auto"/>
+              <w:snapToGrid w:val="0"/>
+              <w:spacing w:before="60" w:after="60" w:line="252" w:lineRule="auto"/>
+              <w:ind w:left="0" w:right="0" w:firstLine="0" w:hanging="0" w:leftChars="0" w:rightChars="0" w:firstLineChars="0" w:hangingChars="0" w:start="0" w:end="0" w:startChars="0" w:endChars="0"/>
               <w:jc w:val="center"/>
             </w:pPr>
             <w:r>
@@ -511,7 +1000,9 @@
           </w:tcPr>
           <w:p>
             <w:pPr>
-              <w:spacing w:after="60" w:before="60" w:line="252" w:lineRule="auto"/>
+              <w:snapToGrid w:val="0"/>
+              <w:spacing w:before="60" w:after="60" w:line="252" w:lineRule="auto"/>
+              <w:ind w:left="0" w:right="0" w:firstLine="0" w:hanging="0" w:leftChars="0" w:rightChars="0" w:firstLineChars="0" w:hangingChars="0" w:start="0" w:end="0" w:startChars="0" w:endChars="0"/>
               <w:jc w:val="center"/>
             </w:pPr>
             <w:r>
@@ -531,7 +1022,9 @@
           </w:tcPr>
           <w:p>
             <w:pPr>
-              <w:spacing w:after="60" w:before="60" w:line="252" w:lineRule="auto"/>
+              <w:snapToGrid w:val="0"/>
+              <w:spacing w:before="60" w:after="60" w:line="252" w:lineRule="auto"/>
+              <w:ind w:left="0" w:right="0" w:firstLine="0" w:hanging="0" w:leftChars="0" w:rightChars="0" w:firstLineChars="0" w:hangingChars="0" w:start="0" w:end="0" w:startChars="0" w:endChars="0"/>
               <w:jc w:val="center"/>
             </w:pPr>
             <w:r>
@@ -551,7 +1044,9 @@
           </w:tcPr>
           <w:p>
             <w:pPr>
-              <w:spacing w:after="60" w:before="60" w:line="252" w:lineRule="auto"/>
+              <w:snapToGrid w:val="0"/>
+              <w:spacing w:before="60" w:after="60" w:line="252" w:lineRule="auto"/>
+              <w:ind w:left="0" w:right="0" w:firstLine="0" w:hanging="0" w:leftChars="0" w:rightChars="0" w:firstLineChars="0" w:hangingChars="0" w:start="0" w:end="0" w:startChars="0" w:endChars="0"/>
               <w:jc w:val="center"/>
             </w:pPr>
             <w:r>
@@ -576,7 +1071,9 @@
           </w:tcPr>
           <w:p>
             <w:pPr>
-              <w:spacing w:after="60" w:before="60" w:line="252" w:lineRule="auto"/>
+              <w:snapToGrid w:val="0"/>
+              <w:spacing w:before="60" w:after="60" w:line="252" w:lineRule="auto"/>
+              <w:ind w:left="0" w:right="0" w:firstLine="0" w:hanging="0" w:leftChars="0" w:rightChars="0" w:firstLineChars="0" w:hangingChars="0" w:start="0" w:end="0" w:startChars="0" w:endChars="0"/>
               <w:jc w:val="center"/>
             </w:pPr>
             <w:r>
@@ -596,7 +1093,9 @@
           </w:tcPr>
           <w:p>
             <w:pPr>
-              <w:spacing w:after="60" w:before="60" w:line="252" w:lineRule="auto"/>
+              <w:snapToGrid w:val="0"/>
+              <w:spacing w:before="60" w:after="60" w:line="252" w:lineRule="auto"/>
+              <w:ind w:left="0" w:right="0" w:firstLine="0" w:hanging="0" w:leftChars="0" w:rightChars="0" w:firstLineChars="0" w:hangingChars="0" w:start="0" w:end="0" w:startChars="0" w:endChars="0"/>
               <w:jc w:val="center"/>
             </w:pPr>
             <w:r>
@@ -616,7 +1115,9 @@
           </w:tcPr>
           <w:p>
             <w:pPr>
-              <w:spacing w:after="60" w:before="60" w:line="252" w:lineRule="auto"/>
+              <w:snapToGrid w:val="0"/>
+              <w:spacing w:before="60" w:after="60" w:line="252" w:lineRule="auto"/>
+              <w:ind w:left="0" w:right="0" w:firstLine="0" w:hanging="0" w:leftChars="0" w:rightChars="0" w:firstLineChars="0" w:hangingChars="0" w:start="0" w:end="0" w:startChars="0" w:endChars="0"/>
               <w:jc w:val="center"/>
             </w:pPr>
             <w:r>
@@ -636,7 +1137,9 @@
           </w:tcPr>
           <w:p>
             <w:pPr>
-              <w:spacing w:after="60" w:before="60" w:line="252" w:lineRule="auto"/>
+              <w:snapToGrid w:val="0"/>
+              <w:spacing w:before="60" w:after="60" w:line="252" w:lineRule="auto"/>
+              <w:ind w:left="0" w:right="0" w:firstLine="0" w:hanging="0" w:leftChars="0" w:rightChars="0" w:firstLineChars="0" w:hangingChars="0" w:start="0" w:end="0" w:startChars="0" w:endChars="0"/>
               <w:jc w:val="center"/>
             </w:pPr>
             <w:r>
@@ -656,7 +1159,9 @@
           </w:tcPr>
           <w:p>
             <w:pPr>
-              <w:spacing w:after="60" w:before="60" w:line="252" w:lineRule="auto"/>
+              <w:snapToGrid w:val="0"/>
+              <w:spacing w:before="60" w:after="60" w:line="252" w:lineRule="auto"/>
+              <w:ind w:left="0" w:right="0" w:firstLine="0" w:hanging="0" w:leftChars="0" w:rightChars="0" w:firstLineChars="0" w:hangingChars="0" w:start="0" w:end="0" w:startChars="0" w:endChars="0"/>
               <w:jc w:val="center"/>
             </w:pPr>
             <w:r>
@@ -676,7 +1181,9 @@
           </w:tcPr>
           <w:p>
             <w:pPr>
-              <w:spacing w:after="60" w:before="60" w:line="252" w:lineRule="auto"/>
+              <w:snapToGrid w:val="0"/>
+              <w:spacing w:before="60" w:after="60" w:line="252" w:lineRule="auto"/>
+              <w:ind w:left="0" w:right="0" w:firstLine="0" w:hanging="0" w:leftChars="0" w:rightChars="0" w:firstLineChars="0" w:hangingChars="0" w:start="0" w:end="0" w:startChars="0" w:endChars="0"/>
               <w:jc w:val="center"/>
             </w:pPr>
             <w:r>
@@ -701,7 +1208,9 @@
           </w:tcPr>
           <w:p>
             <w:pPr>
-              <w:spacing w:after="60" w:before="60" w:line="252" w:lineRule="auto"/>
+              <w:snapToGrid w:val="0"/>
+              <w:spacing w:before="60" w:after="60" w:line="252" w:lineRule="auto"/>
+              <w:ind w:left="0" w:right="0" w:firstLine="0" w:hanging="0" w:leftChars="0" w:rightChars="0" w:firstLineChars="0" w:hangingChars="0" w:start="0" w:end="0" w:startChars="0" w:endChars="0"/>
               <w:jc w:val="center"/>
             </w:pPr>
             <w:r>
@@ -721,7 +1230,9 @@
           </w:tcPr>
           <w:p>
             <w:pPr>
-              <w:spacing w:after="60" w:before="60" w:line="252" w:lineRule="auto"/>
+              <w:snapToGrid w:val="0"/>
+              <w:spacing w:before="60" w:after="60" w:line="252" w:lineRule="auto"/>
+              <w:ind w:left="0" w:right="0" w:firstLine="0" w:hanging="0" w:leftChars="0" w:rightChars="0" w:firstLineChars="0" w:hangingChars="0" w:start="0" w:end="0" w:startChars="0" w:endChars="0"/>
               <w:jc w:val="center"/>
             </w:pPr>
             <w:r>
@@ -741,7 +1252,9 @@
           </w:tcPr>
           <w:p>
             <w:pPr>
-              <w:spacing w:after="60" w:before="60" w:line="252" w:lineRule="auto"/>
+              <w:snapToGrid w:val="0"/>
+              <w:spacing w:before="60" w:after="60" w:line="252" w:lineRule="auto"/>
+              <w:ind w:left="0" w:right="0" w:firstLine="0" w:hanging="0" w:leftChars="0" w:rightChars="0" w:firstLineChars="0" w:hangingChars="0" w:start="0" w:end="0" w:startChars="0" w:endChars="0"/>
               <w:jc w:val="center"/>
             </w:pPr>
             <w:r>
@@ -761,7 +1274,9 @@
           </w:tcPr>
           <w:p>
             <w:pPr>
-              <w:spacing w:after="60" w:before="60" w:line="252" w:lineRule="auto"/>
+              <w:snapToGrid w:val="0"/>
+              <w:spacing w:before="60" w:after="60" w:line="252" w:lineRule="auto"/>
+              <w:ind w:left="0" w:right="0" w:firstLine="0" w:hanging="0" w:leftChars="0" w:rightChars="0" w:firstLineChars="0" w:hangingChars="0" w:start="0" w:end="0" w:startChars="0" w:endChars="0"/>
               <w:jc w:val="center"/>
             </w:pPr>
             <w:r>
@@ -781,7 +1296,9 @@
           </w:tcPr>
           <w:p>
             <w:pPr>
-              <w:spacing w:after="60" w:before="60" w:line="252" w:lineRule="auto"/>
+              <w:snapToGrid w:val="0"/>
+              <w:spacing w:before="60" w:after="60" w:line="252" w:lineRule="auto"/>
+              <w:ind w:left="0" w:right="0" w:firstLine="0" w:hanging="0" w:leftChars="0" w:rightChars="0" w:firstLineChars="0" w:hangingChars="0" w:start="0" w:end="0" w:startChars="0" w:endChars="0"/>
               <w:jc w:val="center"/>
             </w:pPr>
             <w:r>
@@ -801,7 +1318,9 @@
           </w:tcPr>
           <w:p>
             <w:pPr>
-              <w:spacing w:after="60" w:before="60" w:line="252" w:lineRule="auto"/>
+              <w:snapToGrid w:val="0"/>
+              <w:spacing w:before="60" w:after="60" w:line="252" w:lineRule="auto"/>
+              <w:ind w:left="0" w:right="0" w:firstLine="0" w:hanging="0" w:leftChars="0" w:rightChars="0" w:firstLineChars="0" w:hangingChars="0" w:start="0" w:end="0" w:startChars="0" w:endChars="0"/>
               <w:jc w:val="center"/>
             </w:pPr>
             <w:r>
@@ -818,67 +1337,208 @@
     </w:tbl>
     <w:p>
       <w:pPr>
-        <w:spacing w:line="293" w:lineRule="auto" w:after="100"/>
-        <w:ind w:firstLine="460"/>
+        <w:widowControl/>
+        <w:snapToGrid w:val="0"/>
+        <w:spacing w:line="320" w:lineRule="exact" w:before="0" w:after="100"/>
+        <w:ind w:left="0" w:right="0" w:firstLine="460" w:leftChars="0" w:rightChars="0" w:firstLineChars="0" w:start="0" w:end="0" w:startChars="0" w:endChars="0"/>
         <w:jc w:val="both"/>
       </w:pPr>
       <w:r>
         <w:rPr>
           <w:rFonts w:ascii="Times New Roman" w:hAnsi="Times New Roman" w:eastAsia="方正仿宋_GBK"/>
           <w:b w:val="0"/>
+          <w:color w:val="000000"/>
           <w:sz w:val="23"/>
         </w:rPr>
-        <w:t>两地区费用现值合计由120219.30万元降至84449.61万元，减少35769.70万元，约30%。邳州和市区分别减少8365.32万元、27404.38万元。</w:t>
-      </w:r>
-    </w:p>
-    <w:p>
-      <w:r>
-        <w:br w:type="page"/>
+        <w:t>两地区刚性方案费用现值合计120219.30万元，弹性方案为84449.61万元，减少35769.70万元，约30%。</w:t>
       </w:r>
     </w:p>
     <w:p>
       <w:pPr>
+        <w:pStyle w:val="Heading2"/>
         <w:keepNext/>
-        <w:spacing w:line="293" w:lineRule="auto" w:after="100" w:before="120"/>
+        <w:widowControl/>
+        <w:snapToGrid w:val="0"/>
+        <w:spacing w:line="320" w:lineRule="exact" w:before="80" w:after="80"/>
+        <w:ind w:left="0" w:right="0" w:firstLine="0" w:hanging="0" w:leftChars="0" w:rightChars="0" w:firstLineChars="0" w:hangingChars="0" w:start="0" w:end="0" w:startChars="0" w:endChars="0"/>
         <w:jc w:val="both"/>
       </w:pPr>
       <w:r>
         <w:rPr>
           <w:rFonts w:ascii="Times New Roman" w:hAnsi="Times New Roman" w:eastAsia="方正仿宋_GBK"/>
           <w:b/>
-          <w:sz w:val="26"/>
+          <w:color w:val="000000"/>
+          <w:sz w:val="23"/>
         </w:rPr>
-        <w:t>两地区弹性方案的逐年建设措施</w:t>
+        <w:t>3.2 费用下降的工程原因</w:t>
       </w:r>
     </w:p>
     <w:p>
       <w:pPr>
-        <w:spacing w:line="293" w:lineRule="auto" w:after="100"/>
-        <w:ind w:firstLine="460"/>
+        <w:widowControl/>
+        <w:snapToGrid w:val="0"/>
+        <w:spacing w:line="320" w:lineRule="exact" w:before="0" w:after="100"/>
+        <w:ind w:left="0" w:right="0" w:firstLine="460" w:leftChars="0" w:rightChars="0" w:firstLineChars="0" w:start="0" w:end="0" w:startChars="0" w:endChars="0"/>
         <w:jc w:val="both"/>
       </w:pPr>
       <w:r>
         <w:rPr>
           <w:rFonts w:ascii="Times New Roman" w:hAnsi="Times New Roman" w:eastAsia="方正仿宋_GBK"/>
           <w:b w:val="0"/>
+          <w:color w:val="000000"/>
           <w:sz w:val="23"/>
         </w:rPr>
-        <w:t>表中列示各年新购主变、新增联络和新增储能，以及年末容量与容载比。新购主变容量包括更换和扩建所购设备的容量。</w:t>
+        <w:t>弹性方案增加部分主变容量后，N-1后的剩余供电能力和承接邻站负荷的条件得到改善，储能与新增联络需求随之减少。在所用设备候选、网络、工程价格及4 h正向储能支撑条件下，储能和联络费用的减少超过主变费用增加，形成评价期总费用下降。</w:t>
       </w:r>
     </w:p>
     <w:p>
       <w:pPr>
+        <w:widowControl/>
+        <w:snapToGrid w:val="0"/>
+        <w:spacing w:line="320" w:lineRule="exact" w:before="0" w:after="100"/>
+        <w:ind w:left="0" w:right="0" w:firstLine="460" w:leftChars="0" w:rightChars="0" w:firstLineChars="0" w:start="0" w:end="0" w:startChars="0" w:endChars="0"/>
+        <w:jc w:val="both"/>
+      </w:pPr>
+      <w:r>
+        <w:rPr>
+          <w:rFonts w:ascii="Times New Roman" w:hAnsi="Times New Roman" w:eastAsia="方正仿宋_GBK"/>
+          <w:b w:val="0"/>
+          <w:color w:val="000000"/>
+          <w:sz w:val="23"/>
+        </w:rPr>
+        <w:t>邳州的费用下降由储能退出与联络减少共同形成。市区则以联络费用变化更为突出，其现值由80616.00万元降至37138.45万元，抵消主变费用由3862.44万元增至21083.57万元的增加。市区单条联络采用的研究费用高于邳州，减少联络建设在费用比较中的作用更大。（终稿第4.3节、表5-10）</w:t>
+      </w:r>
+    </w:p>
+    <w:p>
+      <w:pPr>
+        <w:widowControl/>
+        <w:snapToGrid w:val="0"/>
+        <w:spacing w:line="320" w:lineRule="exact" w:before="0" w:after="100"/>
+        <w:ind w:left="0" w:right="0" w:firstLine="460" w:leftChars="0" w:rightChars="0" w:firstLineChars="0" w:start="0" w:end="0" w:startChars="0" w:endChars="0"/>
+        <w:jc w:val="both"/>
+      </w:pPr>
+      <w:r>
+        <w:rPr>
+          <w:rFonts w:ascii="Times New Roman" w:hAnsi="Times New Roman" w:eastAsia="方正仿宋_GBK"/>
+          <w:b w:val="0"/>
+          <w:color w:val="000000"/>
+          <w:sz w:val="23"/>
+        </w:rPr>
+        <w:t>这一费用比较对应表1的具体可行方案。后续核定存量联络、工程价格和支撑条件后，应同步更新设备组合及费用；尤其市区缺少存量证明的候选联络，目前按新增投资计费，其核定结果会影响经济比较。</w:t>
+      </w:r>
+    </w:p>
+    <w:p>
+      <w:pPr>
+        <w:pStyle w:val="Heading2"/>
         <w:keepNext/>
-        <w:spacing w:line="293" w:lineRule="auto" w:after="80" w:before="80"/>
+        <w:widowControl/>
+        <w:snapToGrid w:val="0"/>
+        <w:spacing w:line="320" w:lineRule="exact" w:before="80" w:after="80"/>
+        <w:ind w:left="0" w:right="0" w:firstLine="0" w:hanging="0" w:leftChars="0" w:rightChars="0" w:firstLineChars="0" w:hangingChars="0" w:start="0" w:end="0" w:startChars="0" w:endChars="0"/>
         <w:jc w:val="both"/>
       </w:pPr>
       <w:r>
         <w:rPr>
           <w:rFonts w:ascii="Times New Roman" w:hAnsi="Times New Roman" w:eastAsia="方正仿宋_GBK"/>
           <w:b/>
+          <w:color w:val="000000"/>
           <w:sz w:val="23"/>
         </w:rPr>
-        <w:t>邳州案例</w:t>
+        <w:t>3.3 设备组合如何支撑这一结果</w:t>
+      </w:r>
+    </w:p>
+    <w:p>
+      <w:pPr>
+        <w:widowControl/>
+        <w:snapToGrid w:val="0"/>
+        <w:spacing w:line="320" w:lineRule="exact" w:before="0" w:after="100"/>
+        <w:ind w:left="0" w:right="0" w:firstLine="460" w:leftChars="0" w:rightChars="0" w:firstLineChars="0" w:start="0" w:end="0" w:startChars="0" w:endChars="0"/>
+        <w:jc w:val="both"/>
+      </w:pPr>
+      <w:r>
+        <w:rPr>
+          <w:rFonts w:ascii="Times New Roman" w:hAnsi="Times New Roman" w:eastAsia="方正仿宋_GBK"/>
+          <w:b w:val="0"/>
+          <w:color w:val="000000"/>
+          <w:sz w:val="23"/>
+        </w:rPr>
+        <w:t>终稿逐站分析表明，邳州弹性方案中，戴庄变以增加主变容量减少反向及供电安全约束下的配储需求，杜村变和兴塘变扩建第三台主变；市区大庙变、惠民变、彭场变和拾屯变扩建第三台主变，其他站结合更换主变和站间支援满足任务。市区统一变保留少量储能，用于补充局部缺口。（终稿第5.4.4、5.4.5节）</w:t>
+      </w:r>
+    </w:p>
+    <w:p>
+      <w:pPr>
+        <w:widowControl/>
+        <w:snapToGrid w:val="0"/>
+        <w:spacing w:line="320" w:lineRule="exact" w:before="0" w:after="100"/>
+        <w:ind w:left="0" w:right="0" w:firstLine="460" w:leftChars="0" w:rightChars="0" w:firstLineChars="0" w:start="0" w:end="0" w:startChars="0" w:endChars="0"/>
+        <w:jc w:val="both"/>
+      </w:pPr>
+      <w:r>
+        <w:rPr>
+          <w:rFonts w:ascii="Times New Roman" w:hAnsi="Times New Roman" w:eastAsia="方正仿宋_GBK"/>
+          <w:b w:val="0"/>
+          <w:color w:val="000000"/>
+          <w:sz w:val="23"/>
+        </w:rPr>
+        <w:t>主变容量按整台规格配置，增加台数还会改变最大单台主变退出后的剩余容量。不同站点因此采用更换、扩建或转供等不同措施，区域容载比是这些站级配置汇总后的结果。设备费用与供电作用需结合完整方案判断。</w:t>
+      </w:r>
+    </w:p>
+    <w:p>
+      <w:pPr>
+        <w:pStyle w:val="Heading2"/>
+        <w:keepNext/>
+        <w:pageBreakBefore/>
+        <w:widowControl/>
+        <w:snapToGrid w:val="0"/>
+        <w:spacing w:line="320" w:lineRule="exact" w:before="80" w:after="80"/>
+        <w:ind w:left="0" w:right="0" w:firstLine="0" w:hanging="0" w:leftChars="0" w:rightChars="0" w:firstLineChars="0" w:hangingChars="0" w:start="0" w:end="0" w:startChars="0" w:endChars="0"/>
+        <w:jc w:val="both"/>
+      </w:pPr>
+      <w:r>
+        <w:rPr>
+          <w:rFonts w:ascii="Times New Roman" w:hAnsi="Times New Roman" w:eastAsia="方正仿宋_GBK"/>
+          <w:b/>
+          <w:color w:val="000000"/>
+          <w:sz w:val="23"/>
+        </w:rPr>
+        <w:t>3.4 邳州弹性方案的逐年建设</w:t>
+      </w:r>
+    </w:p>
+    <w:p>
+      <w:pPr>
+        <w:widowControl/>
+        <w:snapToGrid w:val="0"/>
+        <w:spacing w:line="320" w:lineRule="exact" w:before="0" w:after="100"/>
+        <w:ind w:left="0" w:right="0" w:firstLine="460" w:leftChars="0" w:rightChars="0" w:firstLineChars="0" w:start="0" w:end="0" w:startChars="0" w:endChars="0"/>
+        <w:jc w:val="both"/>
+      </w:pPr>
+      <w:r>
+        <w:rPr>
+          <w:rFonts w:ascii="Times New Roman" w:hAnsi="Times New Roman" w:eastAsia="方正仿宋_GBK"/>
+          <w:b w:val="0"/>
+          <w:color w:val="000000"/>
+          <w:sz w:val="23"/>
+        </w:rPr>
+        <w:t>表2、表3区分当年新购、新增工程与年末在役规模。新购主变容量包含更换和扩建采购，净增容量需扣除被替换设备容量。</w:t>
+      </w:r>
+    </w:p>
+    <w:p>
+      <w:pPr>
+        <w:keepNext/>
+        <w:widowControl/>
+        <w:snapToGrid w:val="0"/>
+        <w:spacing w:line="320" w:lineRule="exact" w:before="0" w:after="100"/>
+        <w:ind w:left="0" w:right="0" w:firstLine="0" w:hanging="0" w:leftChars="0" w:rightChars="0" w:firstLineChars="0" w:hangingChars="0" w:start="0" w:end="0" w:startChars="0" w:endChars="0"/>
+        <w:jc w:val="center"/>
+      </w:pPr>
+      <w:r>
+        <w:rPr>
+          <w:rFonts w:ascii="Times New Roman" w:hAnsi="Times New Roman" w:eastAsia="方正仿宋_GBK"/>
+          <w:b w:val="0"/>
+          <w:color w:val="000000"/>
+          <w:sz w:val="21"/>
+        </w:rPr>
+        <w:t>表2 邳州弹性方案年度措施（据终稿表5-4、5-5）</w:t>
       </w:r>
     </w:p>
     <w:tbl>
@@ -907,7 +1567,9 @@
           </w:tcPr>
           <w:p>
             <w:pPr>
-              <w:spacing w:after="60" w:before="60" w:line="252" w:lineRule="auto"/>
+              <w:snapToGrid w:val="0"/>
+              <w:spacing w:before="60" w:after="60" w:line="252" w:lineRule="auto"/>
+              <w:ind w:left="0" w:right="0" w:firstLine="0" w:hanging="0" w:leftChars="0" w:rightChars="0" w:firstLineChars="0" w:hangingChars="0" w:start="0" w:end="0" w:startChars="0" w:endChars="0"/>
               <w:jc w:val="center"/>
             </w:pPr>
             <w:r>
@@ -927,7 +1589,9 @@
           </w:tcPr>
           <w:p>
             <w:pPr>
-              <w:spacing w:after="60" w:before="60" w:line="252" w:lineRule="auto"/>
+              <w:snapToGrid w:val="0"/>
+              <w:spacing w:before="60" w:after="60" w:line="252" w:lineRule="auto"/>
+              <w:ind w:left="0" w:right="0" w:firstLine="0" w:hanging="0" w:leftChars="0" w:rightChars="0" w:firstLineChars="0" w:hangingChars="0" w:start="0" w:end="0" w:startChars="0" w:endChars="0"/>
               <w:jc w:val="center"/>
             </w:pPr>
             <w:r>
@@ -949,7 +1613,9 @@
           </w:tcPr>
           <w:p>
             <w:pPr>
-              <w:spacing w:after="60" w:before="60" w:line="252" w:lineRule="auto"/>
+              <w:snapToGrid w:val="0"/>
+              <w:spacing w:before="60" w:after="60" w:line="252" w:lineRule="auto"/>
+              <w:ind w:left="0" w:right="0" w:firstLine="0" w:hanging="0" w:leftChars="0" w:rightChars="0" w:firstLineChars="0" w:hangingChars="0" w:start="0" w:end="0" w:startChars="0" w:endChars="0"/>
               <w:jc w:val="center"/>
             </w:pPr>
             <w:r>
@@ -971,7 +1637,9 @@
           </w:tcPr>
           <w:p>
             <w:pPr>
-              <w:spacing w:after="60" w:before="60" w:line="252" w:lineRule="auto"/>
+              <w:snapToGrid w:val="0"/>
+              <w:spacing w:before="60" w:after="60" w:line="252" w:lineRule="auto"/>
+              <w:ind w:left="0" w:right="0" w:firstLine="0" w:hanging="0" w:leftChars="0" w:rightChars="0" w:firstLineChars="0" w:hangingChars="0" w:start="0" w:end="0" w:startChars="0" w:endChars="0"/>
               <w:jc w:val="center"/>
             </w:pPr>
             <w:r>
@@ -993,7 +1661,9 @@
           </w:tcPr>
           <w:p>
             <w:pPr>
-              <w:spacing w:after="60" w:before="60" w:line="252" w:lineRule="auto"/>
+              <w:snapToGrid w:val="0"/>
+              <w:spacing w:before="60" w:after="60" w:line="252" w:lineRule="auto"/>
+              <w:ind w:left="0" w:right="0" w:firstLine="0" w:hanging="0" w:leftChars="0" w:rightChars="0" w:firstLineChars="0" w:hangingChars="0" w:start="0" w:end="0" w:startChars="0" w:endChars="0"/>
               <w:jc w:val="center"/>
             </w:pPr>
             <w:r>
@@ -1015,7 +1685,9 @@
           </w:tcPr>
           <w:p>
             <w:pPr>
-              <w:spacing w:after="60" w:before="60" w:line="252" w:lineRule="auto"/>
+              <w:snapToGrid w:val="0"/>
+              <w:spacing w:before="60" w:after="60" w:line="252" w:lineRule="auto"/>
+              <w:ind w:left="0" w:right="0" w:firstLine="0" w:hanging="0" w:leftChars="0" w:rightChars="0" w:firstLineChars="0" w:hangingChars="0" w:start="0" w:end="0" w:startChars="0" w:endChars="0"/>
               <w:jc w:val="center"/>
             </w:pPr>
             <w:r>
@@ -1040,7 +1712,9 @@
           </w:tcPr>
           <w:p>
             <w:pPr>
-              <w:spacing w:after="60" w:before="60" w:line="252" w:lineRule="auto"/>
+              <w:snapToGrid w:val="0"/>
+              <w:spacing w:before="60" w:after="60" w:line="252" w:lineRule="auto"/>
+              <w:ind w:left="0" w:right="0" w:firstLine="0" w:hanging="0" w:leftChars="0" w:rightChars="0" w:firstLineChars="0" w:hangingChars="0" w:start="0" w:end="0" w:startChars="0" w:endChars="0"/>
               <w:jc w:val="center"/>
             </w:pPr>
             <w:r>
@@ -1060,7 +1734,9 @@
           </w:tcPr>
           <w:p>
             <w:pPr>
-              <w:spacing w:after="60" w:before="60" w:line="252" w:lineRule="auto"/>
+              <w:snapToGrid w:val="0"/>
+              <w:spacing w:before="60" w:after="60" w:line="252" w:lineRule="auto"/>
+              <w:ind w:left="0" w:right="0" w:firstLine="0" w:hanging="0" w:leftChars="0" w:rightChars="0" w:firstLineChars="0" w:hangingChars="0" w:start="0" w:end="0" w:startChars="0" w:endChars="0"/>
               <w:jc w:val="center"/>
             </w:pPr>
             <w:r>
@@ -1080,7 +1756,9 @@
           </w:tcPr>
           <w:p>
             <w:pPr>
-              <w:spacing w:after="60" w:before="60" w:line="252" w:lineRule="auto"/>
+              <w:snapToGrid w:val="0"/>
+              <w:spacing w:before="60" w:after="60" w:line="252" w:lineRule="auto"/>
+              <w:ind w:left="0" w:right="0" w:firstLine="0" w:hanging="0" w:leftChars="0" w:rightChars="0" w:firstLineChars="0" w:hangingChars="0" w:start="0" w:end="0" w:startChars="0" w:endChars="0"/>
               <w:jc w:val="center"/>
             </w:pPr>
             <w:r>
@@ -1100,7 +1778,9 @@
           </w:tcPr>
           <w:p>
             <w:pPr>
-              <w:spacing w:after="60" w:before="60" w:line="252" w:lineRule="auto"/>
+              <w:snapToGrid w:val="0"/>
+              <w:spacing w:before="60" w:after="60" w:line="252" w:lineRule="auto"/>
+              <w:ind w:left="0" w:right="0" w:firstLine="0" w:hanging="0" w:leftChars="0" w:rightChars="0" w:firstLineChars="0" w:hangingChars="0" w:start="0" w:end="0" w:startChars="0" w:endChars="0"/>
               <w:jc w:val="center"/>
             </w:pPr>
             <w:r>
@@ -1120,7 +1800,9 @@
           </w:tcPr>
           <w:p>
             <w:pPr>
-              <w:spacing w:after="60" w:before="60" w:line="252" w:lineRule="auto"/>
+              <w:snapToGrid w:val="0"/>
+              <w:spacing w:before="60" w:after="60" w:line="252" w:lineRule="auto"/>
+              <w:ind w:left="0" w:right="0" w:firstLine="0" w:hanging="0" w:leftChars="0" w:rightChars="0" w:firstLineChars="0" w:hangingChars="0" w:start="0" w:end="0" w:startChars="0" w:endChars="0"/>
               <w:jc w:val="center"/>
             </w:pPr>
             <w:r>
@@ -1140,7 +1822,9 @@
           </w:tcPr>
           <w:p>
             <w:pPr>
-              <w:spacing w:after="60" w:before="60" w:line="252" w:lineRule="auto"/>
+              <w:snapToGrid w:val="0"/>
+              <w:spacing w:before="60" w:after="60" w:line="252" w:lineRule="auto"/>
+              <w:ind w:left="0" w:right="0" w:firstLine="0" w:hanging="0" w:leftChars="0" w:rightChars="0" w:firstLineChars="0" w:hangingChars="0" w:start="0" w:end="0" w:startChars="0" w:endChars="0"/>
               <w:jc w:val="center"/>
             </w:pPr>
             <w:r>
@@ -1165,7 +1849,9 @@
           </w:tcPr>
           <w:p>
             <w:pPr>
-              <w:spacing w:after="60" w:before="60" w:line="252" w:lineRule="auto"/>
+              <w:snapToGrid w:val="0"/>
+              <w:spacing w:before="60" w:after="60" w:line="252" w:lineRule="auto"/>
+              <w:ind w:left="0" w:right="0" w:firstLine="0" w:hanging="0" w:leftChars="0" w:rightChars="0" w:firstLineChars="0" w:hangingChars="0" w:start="0" w:end="0" w:startChars="0" w:endChars="0"/>
               <w:jc w:val="center"/>
             </w:pPr>
             <w:r>
@@ -1185,7 +1871,9 @@
           </w:tcPr>
           <w:p>
             <w:pPr>
-              <w:spacing w:after="60" w:before="60" w:line="252" w:lineRule="auto"/>
+              <w:snapToGrid w:val="0"/>
+              <w:spacing w:before="60" w:after="60" w:line="252" w:lineRule="auto"/>
+              <w:ind w:left="0" w:right="0" w:firstLine="0" w:hanging="0" w:leftChars="0" w:rightChars="0" w:firstLineChars="0" w:hangingChars="0" w:start="0" w:end="0" w:startChars="0" w:endChars="0"/>
               <w:jc w:val="center"/>
             </w:pPr>
             <w:r>
@@ -1205,7 +1893,9 @@
           </w:tcPr>
           <w:p>
             <w:pPr>
-              <w:spacing w:after="60" w:before="60" w:line="252" w:lineRule="auto"/>
+              <w:snapToGrid w:val="0"/>
+              <w:spacing w:before="60" w:after="60" w:line="252" w:lineRule="auto"/>
+              <w:ind w:left="0" w:right="0" w:firstLine="0" w:hanging="0" w:leftChars="0" w:rightChars="0" w:firstLineChars="0" w:hangingChars="0" w:start="0" w:end="0" w:startChars="0" w:endChars="0"/>
               <w:jc w:val="center"/>
             </w:pPr>
             <w:r>
@@ -1225,7 +1915,9 @@
           </w:tcPr>
           <w:p>
             <w:pPr>
-              <w:spacing w:after="60" w:before="60" w:line="252" w:lineRule="auto"/>
+              <w:snapToGrid w:val="0"/>
+              <w:spacing w:before="60" w:after="60" w:line="252" w:lineRule="auto"/>
+              <w:ind w:left="0" w:right="0" w:firstLine="0" w:hanging="0" w:leftChars="0" w:rightChars="0" w:firstLineChars="0" w:hangingChars="0" w:start="0" w:end="0" w:startChars="0" w:endChars="0"/>
               <w:jc w:val="center"/>
             </w:pPr>
             <w:r>
@@ -1245,7 +1937,9 @@
           </w:tcPr>
           <w:p>
             <w:pPr>
-              <w:spacing w:after="60" w:before="60" w:line="252" w:lineRule="auto"/>
+              <w:snapToGrid w:val="0"/>
+              <w:spacing w:before="60" w:after="60" w:line="252" w:lineRule="auto"/>
+              <w:ind w:left="0" w:right="0" w:firstLine="0" w:hanging="0" w:leftChars="0" w:rightChars="0" w:firstLineChars="0" w:hangingChars="0" w:start="0" w:end="0" w:startChars="0" w:endChars="0"/>
               <w:jc w:val="center"/>
             </w:pPr>
             <w:r>
@@ -1265,7 +1959,9 @@
           </w:tcPr>
           <w:p>
             <w:pPr>
-              <w:spacing w:after="60" w:before="60" w:line="252" w:lineRule="auto"/>
+              <w:snapToGrid w:val="0"/>
+              <w:spacing w:before="60" w:after="60" w:line="252" w:lineRule="auto"/>
+              <w:ind w:left="0" w:right="0" w:firstLine="0" w:hanging="0" w:leftChars="0" w:rightChars="0" w:firstLineChars="0" w:hangingChars="0" w:start="0" w:end="0" w:startChars="0" w:endChars="0"/>
               <w:jc w:val="center"/>
             </w:pPr>
             <w:r>
@@ -1290,7 +1986,9 @@
           </w:tcPr>
           <w:p>
             <w:pPr>
-              <w:spacing w:after="60" w:before="60" w:line="252" w:lineRule="auto"/>
+              <w:snapToGrid w:val="0"/>
+              <w:spacing w:before="60" w:after="60" w:line="252" w:lineRule="auto"/>
+              <w:ind w:left="0" w:right="0" w:firstLine="0" w:hanging="0" w:leftChars="0" w:rightChars="0" w:firstLineChars="0" w:hangingChars="0" w:start="0" w:end="0" w:startChars="0" w:endChars="0"/>
               <w:jc w:val="center"/>
             </w:pPr>
             <w:r>
@@ -1310,7 +2008,9 @@
           </w:tcPr>
           <w:p>
             <w:pPr>
-              <w:spacing w:after="60" w:before="60" w:line="252" w:lineRule="auto"/>
+              <w:snapToGrid w:val="0"/>
+              <w:spacing w:before="60" w:after="60" w:line="252" w:lineRule="auto"/>
+              <w:ind w:left="0" w:right="0" w:firstLine="0" w:hanging="0" w:leftChars="0" w:rightChars="0" w:firstLineChars="0" w:hangingChars="0" w:start="0" w:end="0" w:startChars="0" w:endChars="0"/>
               <w:jc w:val="center"/>
             </w:pPr>
             <w:r>
@@ -1330,7 +2030,9 @@
           </w:tcPr>
           <w:p>
             <w:pPr>
-              <w:spacing w:after="60" w:before="60" w:line="252" w:lineRule="auto"/>
+              <w:snapToGrid w:val="0"/>
+              <w:spacing w:before="60" w:after="60" w:line="252" w:lineRule="auto"/>
+              <w:ind w:left="0" w:right="0" w:firstLine="0" w:hanging="0" w:leftChars="0" w:rightChars="0" w:firstLineChars="0" w:hangingChars="0" w:start="0" w:end="0" w:startChars="0" w:endChars="0"/>
               <w:jc w:val="center"/>
             </w:pPr>
             <w:r>
@@ -1350,7 +2052,9 @@
           </w:tcPr>
           <w:p>
             <w:pPr>
-              <w:spacing w:after="60" w:before="60" w:line="252" w:lineRule="auto"/>
+              <w:snapToGrid w:val="0"/>
+              <w:spacing w:before="60" w:after="60" w:line="252" w:lineRule="auto"/>
+              <w:ind w:left="0" w:right="0" w:firstLine="0" w:hanging="0" w:leftChars="0" w:rightChars="0" w:firstLineChars="0" w:hangingChars="0" w:start="0" w:end="0" w:startChars="0" w:endChars="0"/>
               <w:jc w:val="center"/>
             </w:pPr>
             <w:r>
@@ -1370,7 +2074,9 @@
           </w:tcPr>
           <w:p>
             <w:pPr>
-              <w:spacing w:after="60" w:before="60" w:line="252" w:lineRule="auto"/>
+              <w:snapToGrid w:val="0"/>
+              <w:spacing w:before="60" w:after="60" w:line="252" w:lineRule="auto"/>
+              <w:ind w:left="0" w:right="0" w:firstLine="0" w:hanging="0" w:leftChars="0" w:rightChars="0" w:firstLineChars="0" w:hangingChars="0" w:start="0" w:end="0" w:startChars="0" w:endChars="0"/>
               <w:jc w:val="center"/>
             </w:pPr>
             <w:r>
@@ -1390,7 +2096,9 @@
           </w:tcPr>
           <w:p>
             <w:pPr>
-              <w:spacing w:after="60" w:before="60" w:line="252" w:lineRule="auto"/>
+              <w:snapToGrid w:val="0"/>
+              <w:spacing w:before="60" w:after="60" w:line="252" w:lineRule="auto"/>
+              <w:ind w:left="0" w:right="0" w:firstLine="0" w:hanging="0" w:leftChars="0" w:rightChars="0" w:firstLineChars="0" w:hangingChars="0" w:start="0" w:end="0" w:startChars="0" w:endChars="0"/>
               <w:jc w:val="center"/>
             </w:pPr>
             <w:r>
@@ -1415,7 +2123,9 @@
           </w:tcPr>
           <w:p>
             <w:pPr>
-              <w:spacing w:after="60" w:before="60" w:line="252" w:lineRule="auto"/>
+              <w:snapToGrid w:val="0"/>
+              <w:spacing w:before="60" w:after="60" w:line="252" w:lineRule="auto"/>
+              <w:ind w:left="0" w:right="0" w:firstLine="0" w:hanging="0" w:leftChars="0" w:rightChars="0" w:firstLineChars="0" w:hangingChars="0" w:start="0" w:end="0" w:startChars="0" w:endChars="0"/>
               <w:jc w:val="center"/>
             </w:pPr>
             <w:r>
@@ -1435,7 +2145,9 @@
           </w:tcPr>
           <w:p>
             <w:pPr>
-              <w:spacing w:after="60" w:before="60" w:line="252" w:lineRule="auto"/>
+              <w:snapToGrid w:val="0"/>
+              <w:spacing w:before="60" w:after="60" w:line="252" w:lineRule="auto"/>
+              <w:ind w:left="0" w:right="0" w:firstLine="0" w:hanging="0" w:leftChars="0" w:rightChars="0" w:firstLineChars="0" w:hangingChars="0" w:start="0" w:end="0" w:startChars="0" w:endChars="0"/>
               <w:jc w:val="center"/>
             </w:pPr>
             <w:r>
@@ -1455,7 +2167,9 @@
           </w:tcPr>
           <w:p>
             <w:pPr>
-              <w:spacing w:after="60" w:before="60" w:line="252" w:lineRule="auto"/>
+              <w:snapToGrid w:val="0"/>
+              <w:spacing w:before="60" w:after="60" w:line="252" w:lineRule="auto"/>
+              <w:ind w:left="0" w:right="0" w:firstLine="0" w:hanging="0" w:leftChars="0" w:rightChars="0" w:firstLineChars="0" w:hangingChars="0" w:start="0" w:end="0" w:startChars="0" w:endChars="0"/>
               <w:jc w:val="center"/>
             </w:pPr>
             <w:r>
@@ -1475,7 +2189,9 @@
           </w:tcPr>
           <w:p>
             <w:pPr>
-              <w:spacing w:after="60" w:before="60" w:line="252" w:lineRule="auto"/>
+              <w:snapToGrid w:val="0"/>
+              <w:spacing w:before="60" w:after="60" w:line="252" w:lineRule="auto"/>
+              <w:ind w:left="0" w:right="0" w:firstLine="0" w:hanging="0" w:leftChars="0" w:rightChars="0" w:firstLineChars="0" w:hangingChars="0" w:start="0" w:end="0" w:startChars="0" w:endChars="0"/>
               <w:jc w:val="center"/>
             </w:pPr>
             <w:r>
@@ -1495,7 +2211,9 @@
           </w:tcPr>
           <w:p>
             <w:pPr>
-              <w:spacing w:after="60" w:before="60" w:line="252" w:lineRule="auto"/>
+              <w:snapToGrid w:val="0"/>
+              <w:spacing w:before="60" w:after="60" w:line="252" w:lineRule="auto"/>
+              <w:ind w:left="0" w:right="0" w:firstLine="0" w:hanging="0" w:leftChars="0" w:rightChars="0" w:firstLineChars="0" w:hangingChars="0" w:start="0" w:end="0" w:startChars="0" w:endChars="0"/>
               <w:jc w:val="center"/>
             </w:pPr>
             <w:r>
@@ -1515,7 +2233,9 @@
           </w:tcPr>
           <w:p>
             <w:pPr>
-              <w:spacing w:after="60" w:before="60" w:line="252" w:lineRule="auto"/>
+              <w:snapToGrid w:val="0"/>
+              <w:spacing w:before="60" w:after="60" w:line="252" w:lineRule="auto"/>
+              <w:ind w:left="0" w:right="0" w:firstLine="0" w:hanging="0" w:leftChars="0" w:rightChars="0" w:firstLineChars="0" w:hangingChars="0" w:start="0" w:end="0" w:startChars="0" w:endChars="0"/>
               <w:jc w:val="center"/>
             </w:pPr>
             <w:r>
@@ -1532,32 +2252,77 @@
     </w:tbl>
     <w:p>
       <w:pPr>
-        <w:spacing w:line="293" w:lineRule="auto" w:after="100"/>
-        <w:ind w:firstLine="460"/>
+        <w:widowControl/>
+        <w:snapToGrid w:val="0"/>
+        <w:spacing w:line="320" w:lineRule="exact" w:before="0" w:after="100"/>
+        <w:ind w:left="0" w:right="0" w:firstLine="460" w:leftChars="0" w:rightChars="0" w:firstLineChars="0" w:start="0" w:end="0" w:startChars="0" w:endChars="0"/>
         <w:jc w:val="both"/>
       </w:pPr>
       <w:r>
         <w:rPr>
           <w:rFonts w:ascii="Times New Roman" w:hAnsi="Times New Roman" w:eastAsia="方正仿宋_GBK"/>
           <w:b w:val="0"/>
+          <w:color w:val="000000"/>
           <w:sz w:val="23"/>
         </w:rPr>
-        <w:t>邳州的主要容量调整集中在2022年，年末主变容量达到1932.50 MVA。2023年负荷回落、主变容量不变，容载比升至2.54；2024年随负荷回升降至2.24。2025年新购主变63 MVA用于设备更换，净增容量23 MVA，全年负荷继续增长，年末容载比为2.04；同年新增6条联络以安排站间转供。四年累计建设联络30条，未配置储能。</w:t>
+        <w:t>邳州主要容量调整集中在2022年，年末容量达到1932.50 MVA。2023年未新增主变，负荷由825.00 MW回落至761.23 MW，使容载比升至2.54。2024年负荷恢复增长，既有容量继续承担供电任务，容载比降至2.24。</w:t>
       </w:r>
     </w:p>
     <w:p>
       <w:pPr>
+        <w:widowControl/>
+        <w:snapToGrid w:val="0"/>
+        <w:spacing w:line="320" w:lineRule="exact" w:before="0" w:after="100"/>
+        <w:ind w:left="0" w:right="0" w:firstLine="460" w:leftChars="0" w:rightChars="0" w:firstLineChars="0" w:start="0" w:end="0" w:startChars="0" w:endChars="0"/>
+        <w:jc w:val="both"/>
+      </w:pPr>
+      <w:r>
+        <w:rPr>
+          <w:rFonts w:ascii="Times New Roman" w:hAnsi="Times New Roman" w:eastAsia="方正仿宋_GBK"/>
+          <w:b w:val="0"/>
+          <w:color w:val="000000"/>
+          <w:sz w:val="23"/>
+        </w:rPr>
+        <w:t>2025年新购63.00 MVA主变用于设备更换，净增容量23.00 MVA；同年负荷增至956.45 MW，容载比为2.04。后期联络建设随逐年需求补充，四年累计新增30条，未配置储能。</w:t>
+      </w:r>
+    </w:p>
+    <w:p>
+      <w:pPr>
+        <w:pStyle w:val="Heading2"/>
         <w:keepNext/>
-        <w:spacing w:line="293" w:lineRule="auto" w:after="80" w:before="80"/>
+        <w:widowControl/>
+        <w:snapToGrid w:val="0"/>
+        <w:spacing w:line="320" w:lineRule="exact" w:before="80" w:after="80"/>
+        <w:ind w:left="0" w:right="0" w:firstLine="0" w:hanging="0" w:leftChars="0" w:rightChars="0" w:firstLineChars="0" w:hangingChars="0" w:start="0" w:end="0" w:startChars="0" w:endChars="0"/>
         <w:jc w:val="both"/>
       </w:pPr>
       <w:r>
         <w:rPr>
           <w:rFonts w:ascii="Times New Roman" w:hAnsi="Times New Roman" w:eastAsia="方正仿宋_GBK"/>
           <w:b/>
+          <w:color w:val="000000"/>
           <w:sz w:val="23"/>
         </w:rPr>
-        <w:t>市区案例</w:t>
+        <w:t>3.5 市区弹性方案的逐年建设</w:t>
+      </w:r>
+    </w:p>
+    <w:p>
+      <w:pPr>
+        <w:keepNext/>
+        <w:widowControl/>
+        <w:snapToGrid w:val="0"/>
+        <w:spacing w:line="320" w:lineRule="exact" w:before="0" w:after="100"/>
+        <w:ind w:left="0" w:right="0" w:firstLine="0" w:hanging="0" w:leftChars="0" w:rightChars="0" w:firstLineChars="0" w:hangingChars="0" w:start="0" w:end="0" w:startChars="0" w:endChars="0"/>
+        <w:jc w:val="center"/>
+      </w:pPr>
+      <w:r>
+        <w:rPr>
+          <w:rFonts w:ascii="Times New Roman" w:hAnsi="Times New Roman" w:eastAsia="方正仿宋_GBK"/>
+          <w:b w:val="0"/>
+          <w:color w:val="000000"/>
+          <w:sz w:val="21"/>
+        </w:rPr>
+        <w:t>表3 市区弹性方案年度措施（据终稿表5-6、5-7）</w:t>
       </w:r>
     </w:p>
     <w:tbl>
@@ -1586,7 +2351,9 @@
           </w:tcPr>
           <w:p>
             <w:pPr>
-              <w:spacing w:after="60" w:before="60" w:line="252" w:lineRule="auto"/>
+              <w:snapToGrid w:val="0"/>
+              <w:spacing w:before="60" w:after="60" w:line="252" w:lineRule="auto"/>
+              <w:ind w:left="0" w:right="0" w:firstLine="0" w:hanging="0" w:leftChars="0" w:rightChars="0" w:firstLineChars="0" w:hangingChars="0" w:start="0" w:end="0" w:startChars="0" w:endChars="0"/>
               <w:jc w:val="center"/>
             </w:pPr>
             <w:r>
@@ -1606,7 +2373,9 @@
           </w:tcPr>
           <w:p>
             <w:pPr>
-              <w:spacing w:after="60" w:before="60" w:line="252" w:lineRule="auto"/>
+              <w:snapToGrid w:val="0"/>
+              <w:spacing w:before="60" w:after="60" w:line="252" w:lineRule="auto"/>
+              <w:ind w:left="0" w:right="0" w:firstLine="0" w:hanging="0" w:leftChars="0" w:rightChars="0" w:firstLineChars="0" w:hangingChars="0" w:start="0" w:end="0" w:startChars="0" w:endChars="0"/>
               <w:jc w:val="center"/>
             </w:pPr>
             <w:r>
@@ -1628,7 +2397,9 @@
           </w:tcPr>
           <w:p>
             <w:pPr>
-              <w:spacing w:after="60" w:before="60" w:line="252" w:lineRule="auto"/>
+              <w:snapToGrid w:val="0"/>
+              <w:spacing w:before="60" w:after="60" w:line="252" w:lineRule="auto"/>
+              <w:ind w:left="0" w:right="0" w:firstLine="0" w:hanging="0" w:leftChars="0" w:rightChars="0" w:firstLineChars="0" w:hangingChars="0" w:start="0" w:end="0" w:startChars="0" w:endChars="0"/>
               <w:jc w:val="center"/>
             </w:pPr>
             <w:r>
@@ -1650,7 +2421,9 @@
           </w:tcPr>
           <w:p>
             <w:pPr>
-              <w:spacing w:after="60" w:before="60" w:line="252" w:lineRule="auto"/>
+              <w:snapToGrid w:val="0"/>
+              <w:spacing w:before="60" w:after="60" w:line="252" w:lineRule="auto"/>
+              <w:ind w:left="0" w:right="0" w:firstLine="0" w:hanging="0" w:leftChars="0" w:rightChars="0" w:firstLineChars="0" w:hangingChars="0" w:start="0" w:end="0" w:startChars="0" w:endChars="0"/>
               <w:jc w:val="center"/>
             </w:pPr>
             <w:r>
@@ -1672,7 +2445,9 @@
           </w:tcPr>
           <w:p>
             <w:pPr>
-              <w:spacing w:after="60" w:before="60" w:line="252" w:lineRule="auto"/>
+              <w:snapToGrid w:val="0"/>
+              <w:spacing w:before="60" w:after="60" w:line="252" w:lineRule="auto"/>
+              <w:ind w:left="0" w:right="0" w:firstLine="0" w:hanging="0" w:leftChars="0" w:rightChars="0" w:firstLineChars="0" w:hangingChars="0" w:start="0" w:end="0" w:startChars="0" w:endChars="0"/>
               <w:jc w:val="center"/>
             </w:pPr>
             <w:r>
@@ -1694,7 +2469,9 @@
           </w:tcPr>
           <w:p>
             <w:pPr>
-              <w:spacing w:after="60" w:before="60" w:line="252" w:lineRule="auto"/>
+              <w:snapToGrid w:val="0"/>
+              <w:spacing w:before="60" w:after="60" w:line="252" w:lineRule="auto"/>
+              <w:ind w:left="0" w:right="0" w:firstLine="0" w:hanging="0" w:leftChars="0" w:rightChars="0" w:firstLineChars="0" w:hangingChars="0" w:start="0" w:end="0" w:startChars="0" w:endChars="0"/>
               <w:jc w:val="center"/>
             </w:pPr>
             <w:r>
@@ -1719,7 +2496,9 @@
           </w:tcPr>
           <w:p>
             <w:pPr>
-              <w:spacing w:after="60" w:before="60" w:line="252" w:lineRule="auto"/>
+              <w:snapToGrid w:val="0"/>
+              <w:spacing w:before="60" w:after="60" w:line="252" w:lineRule="auto"/>
+              <w:ind w:left="0" w:right="0" w:firstLine="0" w:hanging="0" w:leftChars="0" w:rightChars="0" w:firstLineChars="0" w:hangingChars="0" w:start="0" w:end="0" w:startChars="0" w:endChars="0"/>
               <w:jc w:val="center"/>
             </w:pPr>
             <w:r>
@@ -1739,7 +2518,9 @@
           </w:tcPr>
           <w:p>
             <w:pPr>
-              <w:spacing w:after="60" w:before="60" w:line="252" w:lineRule="auto"/>
+              <w:snapToGrid w:val="0"/>
+              <w:spacing w:before="60" w:after="60" w:line="252" w:lineRule="auto"/>
+              <w:ind w:left="0" w:right="0" w:firstLine="0" w:hanging="0" w:leftChars="0" w:rightChars="0" w:firstLineChars="0" w:hangingChars="0" w:start="0" w:end="0" w:startChars="0" w:endChars="0"/>
               <w:jc w:val="center"/>
             </w:pPr>
             <w:r>
@@ -1759,7 +2540,9 @@
           </w:tcPr>
           <w:p>
             <w:pPr>
-              <w:spacing w:after="60" w:before="60" w:line="252" w:lineRule="auto"/>
+              <w:snapToGrid w:val="0"/>
+              <w:spacing w:before="60" w:after="60" w:line="252" w:lineRule="auto"/>
+              <w:ind w:left="0" w:right="0" w:firstLine="0" w:hanging="0" w:leftChars="0" w:rightChars="0" w:firstLineChars="0" w:hangingChars="0" w:start="0" w:end="0" w:startChars="0" w:endChars="0"/>
               <w:jc w:val="center"/>
             </w:pPr>
             <w:r>
@@ -1779,7 +2562,9 @@
           </w:tcPr>
           <w:p>
             <w:pPr>
-              <w:spacing w:after="60" w:before="60" w:line="252" w:lineRule="auto"/>
+              <w:snapToGrid w:val="0"/>
+              <w:spacing w:before="60" w:after="60" w:line="252" w:lineRule="auto"/>
+              <w:ind w:left="0" w:right="0" w:firstLine="0" w:hanging="0" w:leftChars="0" w:rightChars="0" w:firstLineChars="0" w:hangingChars="0" w:start="0" w:end="0" w:startChars="0" w:endChars="0"/>
               <w:jc w:val="center"/>
             </w:pPr>
             <w:r>
@@ -1799,7 +2584,9 @@
           </w:tcPr>
           <w:p>
             <w:pPr>
-              <w:spacing w:after="60" w:before="60" w:line="252" w:lineRule="auto"/>
+              <w:snapToGrid w:val="0"/>
+              <w:spacing w:before="60" w:after="60" w:line="252" w:lineRule="auto"/>
+              <w:ind w:left="0" w:right="0" w:firstLine="0" w:hanging="0" w:leftChars="0" w:rightChars="0" w:firstLineChars="0" w:hangingChars="0" w:start="0" w:end="0" w:startChars="0" w:endChars="0"/>
               <w:jc w:val="center"/>
             </w:pPr>
             <w:r>
@@ -1819,7 +2606,9 @@
           </w:tcPr>
           <w:p>
             <w:pPr>
-              <w:spacing w:after="60" w:before="60" w:line="252" w:lineRule="auto"/>
+              <w:snapToGrid w:val="0"/>
+              <w:spacing w:before="60" w:after="60" w:line="252" w:lineRule="auto"/>
+              <w:ind w:left="0" w:right="0" w:firstLine="0" w:hanging="0" w:leftChars="0" w:rightChars="0" w:firstLineChars="0" w:hangingChars="0" w:start="0" w:end="0" w:startChars="0" w:endChars="0"/>
               <w:jc w:val="center"/>
             </w:pPr>
             <w:r>
@@ -1844,7 +2633,9 @@
           </w:tcPr>
           <w:p>
             <w:pPr>
-              <w:spacing w:after="60" w:before="60" w:line="252" w:lineRule="auto"/>
+              <w:snapToGrid w:val="0"/>
+              <w:spacing w:before="60" w:after="60" w:line="252" w:lineRule="auto"/>
+              <w:ind w:left="0" w:right="0" w:firstLine="0" w:hanging="0" w:leftChars="0" w:rightChars="0" w:firstLineChars="0" w:hangingChars="0" w:start="0" w:end="0" w:startChars="0" w:endChars="0"/>
               <w:jc w:val="center"/>
             </w:pPr>
             <w:r>
@@ -1864,7 +2655,9 @@
           </w:tcPr>
           <w:p>
             <w:pPr>
-              <w:spacing w:after="60" w:before="60" w:line="252" w:lineRule="auto"/>
+              <w:snapToGrid w:val="0"/>
+              <w:spacing w:before="60" w:after="60" w:line="252" w:lineRule="auto"/>
+              <w:ind w:left="0" w:right="0" w:firstLine="0" w:hanging="0" w:leftChars="0" w:rightChars="0" w:firstLineChars="0" w:hangingChars="0" w:start="0" w:end="0" w:startChars="0" w:endChars="0"/>
               <w:jc w:val="center"/>
             </w:pPr>
             <w:r>
@@ -1884,7 +2677,9 @@
           </w:tcPr>
           <w:p>
             <w:pPr>
-              <w:spacing w:after="60" w:before="60" w:line="252" w:lineRule="auto"/>
+              <w:snapToGrid w:val="0"/>
+              <w:spacing w:before="60" w:after="60" w:line="252" w:lineRule="auto"/>
+              <w:ind w:left="0" w:right="0" w:firstLine="0" w:hanging="0" w:leftChars="0" w:rightChars="0" w:firstLineChars="0" w:hangingChars="0" w:start="0" w:end="0" w:startChars="0" w:endChars="0"/>
               <w:jc w:val="center"/>
             </w:pPr>
             <w:r>
@@ -1904,7 +2699,9 @@
           </w:tcPr>
           <w:p>
             <w:pPr>
-              <w:spacing w:after="60" w:before="60" w:line="252" w:lineRule="auto"/>
+              <w:snapToGrid w:val="0"/>
+              <w:spacing w:before="60" w:after="60" w:line="252" w:lineRule="auto"/>
+              <w:ind w:left="0" w:right="0" w:firstLine="0" w:hanging="0" w:leftChars="0" w:rightChars="0" w:firstLineChars="0" w:hangingChars="0" w:start="0" w:end="0" w:startChars="0" w:endChars="0"/>
               <w:jc w:val="center"/>
             </w:pPr>
             <w:r>
@@ -1924,7 +2721,9 @@
           </w:tcPr>
           <w:p>
             <w:pPr>
-              <w:spacing w:after="60" w:before="60" w:line="252" w:lineRule="auto"/>
+              <w:snapToGrid w:val="0"/>
+              <w:spacing w:before="60" w:after="60" w:line="252" w:lineRule="auto"/>
+              <w:ind w:left="0" w:right="0" w:firstLine="0" w:hanging="0" w:leftChars="0" w:rightChars="0" w:firstLineChars="0" w:hangingChars="0" w:start="0" w:end="0" w:startChars="0" w:endChars="0"/>
               <w:jc w:val="center"/>
             </w:pPr>
             <w:r>
@@ -1944,7 +2743,9 @@
           </w:tcPr>
           <w:p>
             <w:pPr>
-              <w:spacing w:after="60" w:before="60" w:line="252" w:lineRule="auto"/>
+              <w:snapToGrid w:val="0"/>
+              <w:spacing w:before="60" w:after="60" w:line="252" w:lineRule="auto"/>
+              <w:ind w:left="0" w:right="0" w:firstLine="0" w:hanging="0" w:leftChars="0" w:rightChars="0" w:firstLineChars="0" w:hangingChars="0" w:start="0" w:end="0" w:startChars="0" w:endChars="0"/>
               <w:jc w:val="center"/>
             </w:pPr>
             <w:r>
@@ -1969,7 +2770,9 @@
           </w:tcPr>
           <w:p>
             <w:pPr>
-              <w:spacing w:after="60" w:before="60" w:line="252" w:lineRule="auto"/>
+              <w:snapToGrid w:val="0"/>
+              <w:spacing w:before="60" w:after="60" w:line="252" w:lineRule="auto"/>
+              <w:ind w:left="0" w:right="0" w:firstLine="0" w:hanging="0" w:leftChars="0" w:rightChars="0" w:firstLineChars="0" w:hangingChars="0" w:start="0" w:end="0" w:startChars="0" w:endChars="0"/>
               <w:jc w:val="center"/>
             </w:pPr>
             <w:r>
@@ -1989,7 +2792,9 @@
           </w:tcPr>
           <w:p>
             <w:pPr>
-              <w:spacing w:after="60" w:before="60" w:line="252" w:lineRule="auto"/>
+              <w:snapToGrid w:val="0"/>
+              <w:spacing w:before="60" w:after="60" w:line="252" w:lineRule="auto"/>
+              <w:ind w:left="0" w:right="0" w:firstLine="0" w:hanging="0" w:leftChars="0" w:rightChars="0" w:firstLineChars="0" w:hangingChars="0" w:start="0" w:end="0" w:startChars="0" w:endChars="0"/>
               <w:jc w:val="center"/>
             </w:pPr>
             <w:r>
@@ -2009,7 +2814,9 @@
           </w:tcPr>
           <w:p>
             <w:pPr>
-              <w:spacing w:after="60" w:before="60" w:line="252" w:lineRule="auto"/>
+              <w:snapToGrid w:val="0"/>
+              <w:spacing w:before="60" w:after="60" w:line="252" w:lineRule="auto"/>
+              <w:ind w:left="0" w:right="0" w:firstLine="0" w:hanging="0" w:leftChars="0" w:rightChars="0" w:firstLineChars="0" w:hangingChars="0" w:start="0" w:end="0" w:startChars="0" w:endChars="0"/>
               <w:jc w:val="center"/>
             </w:pPr>
             <w:r>
@@ -2029,7 +2836,9 @@
           </w:tcPr>
           <w:p>
             <w:pPr>
-              <w:spacing w:after="60" w:before="60" w:line="252" w:lineRule="auto"/>
+              <w:snapToGrid w:val="0"/>
+              <w:spacing w:before="60" w:after="60" w:line="252" w:lineRule="auto"/>
+              <w:ind w:left="0" w:right="0" w:firstLine="0" w:hanging="0" w:leftChars="0" w:rightChars="0" w:firstLineChars="0" w:hangingChars="0" w:start="0" w:end="0" w:startChars="0" w:endChars="0"/>
               <w:jc w:val="center"/>
             </w:pPr>
             <w:r>
@@ -2049,7 +2858,9 @@
           </w:tcPr>
           <w:p>
             <w:pPr>
-              <w:spacing w:after="60" w:before="60" w:line="252" w:lineRule="auto"/>
+              <w:snapToGrid w:val="0"/>
+              <w:spacing w:before="60" w:after="60" w:line="252" w:lineRule="auto"/>
+              <w:ind w:left="0" w:right="0" w:firstLine="0" w:hanging="0" w:leftChars="0" w:rightChars="0" w:firstLineChars="0" w:hangingChars="0" w:start="0" w:end="0" w:startChars="0" w:endChars="0"/>
               <w:jc w:val="center"/>
             </w:pPr>
             <w:r>
@@ -2069,7 +2880,9 @@
           </w:tcPr>
           <w:p>
             <w:pPr>
-              <w:spacing w:after="60" w:before="60" w:line="252" w:lineRule="auto"/>
+              <w:snapToGrid w:val="0"/>
+              <w:spacing w:before="60" w:after="60" w:line="252" w:lineRule="auto"/>
+              <w:ind w:left="0" w:right="0" w:firstLine="0" w:hanging="0" w:leftChars="0" w:rightChars="0" w:firstLineChars="0" w:hangingChars="0" w:start="0" w:end="0" w:startChars="0" w:endChars="0"/>
               <w:jc w:val="center"/>
             </w:pPr>
             <w:r>
@@ -2094,7 +2907,9 @@
           </w:tcPr>
           <w:p>
             <w:pPr>
-              <w:spacing w:after="60" w:before="60" w:line="252" w:lineRule="auto"/>
+              <w:snapToGrid w:val="0"/>
+              <w:spacing w:before="60" w:after="60" w:line="252" w:lineRule="auto"/>
+              <w:ind w:left="0" w:right="0" w:firstLine="0" w:hanging="0" w:leftChars="0" w:rightChars="0" w:firstLineChars="0" w:hangingChars="0" w:start="0" w:end="0" w:startChars="0" w:endChars="0"/>
               <w:jc w:val="center"/>
             </w:pPr>
             <w:r>
@@ -2114,7 +2929,9 @@
           </w:tcPr>
           <w:p>
             <w:pPr>
-              <w:spacing w:after="60" w:before="60" w:line="252" w:lineRule="auto"/>
+              <w:snapToGrid w:val="0"/>
+              <w:spacing w:before="60" w:after="60" w:line="252" w:lineRule="auto"/>
+              <w:ind w:left="0" w:right="0" w:firstLine="0" w:hanging="0" w:leftChars="0" w:rightChars="0" w:firstLineChars="0" w:hangingChars="0" w:start="0" w:end="0" w:startChars="0" w:endChars="0"/>
               <w:jc w:val="center"/>
             </w:pPr>
             <w:r>
@@ -2134,7 +2951,9 @@
           </w:tcPr>
           <w:p>
             <w:pPr>
-              <w:spacing w:after="60" w:before="60" w:line="252" w:lineRule="auto"/>
+              <w:snapToGrid w:val="0"/>
+              <w:spacing w:before="60" w:after="60" w:line="252" w:lineRule="auto"/>
+              <w:ind w:left="0" w:right="0" w:firstLine="0" w:hanging="0" w:leftChars="0" w:rightChars="0" w:firstLineChars="0" w:hangingChars="0" w:start="0" w:end="0" w:startChars="0" w:endChars="0"/>
               <w:jc w:val="center"/>
             </w:pPr>
             <w:r>
@@ -2154,7 +2973,9 @@
           </w:tcPr>
           <w:p>
             <w:pPr>
-              <w:spacing w:after="60" w:before="60" w:line="252" w:lineRule="auto"/>
+              <w:snapToGrid w:val="0"/>
+              <w:spacing w:before="60" w:after="60" w:line="252" w:lineRule="auto"/>
+              <w:ind w:left="0" w:right="0" w:firstLine="0" w:hanging="0" w:leftChars="0" w:rightChars="0" w:firstLineChars="0" w:hangingChars="0" w:start="0" w:end="0" w:startChars="0" w:endChars="0"/>
               <w:jc w:val="center"/>
             </w:pPr>
             <w:r>
@@ -2174,7 +2995,9 @@
           </w:tcPr>
           <w:p>
             <w:pPr>
-              <w:spacing w:after="60" w:before="60" w:line="252" w:lineRule="auto"/>
+              <w:snapToGrid w:val="0"/>
+              <w:spacing w:before="60" w:after="60" w:line="252" w:lineRule="auto"/>
+              <w:ind w:left="0" w:right="0" w:firstLine="0" w:hanging="0" w:leftChars="0" w:rightChars="0" w:firstLineChars="0" w:hangingChars="0" w:start="0" w:end="0" w:startChars="0" w:endChars="0"/>
               <w:jc w:val="center"/>
             </w:pPr>
             <w:r>
@@ -2194,7 +3017,9 @@
           </w:tcPr>
           <w:p>
             <w:pPr>
-              <w:spacing w:after="60" w:before="60" w:line="252" w:lineRule="auto"/>
+              <w:snapToGrid w:val="0"/>
+              <w:spacing w:before="60" w:after="60" w:line="252" w:lineRule="auto"/>
+              <w:ind w:left="0" w:right="0" w:firstLine="0" w:hanging="0" w:leftChars="0" w:rightChars="0" w:firstLineChars="0" w:hangingChars="0" w:start="0" w:end="0" w:startChars="0" w:endChars="0"/>
               <w:jc w:val="center"/>
             </w:pPr>
             <w:r>
@@ -2211,97 +3036,469 @@
     </w:tbl>
     <w:p>
       <w:pPr>
-        <w:spacing w:line="293" w:lineRule="auto" w:after="100"/>
-        <w:ind w:firstLine="460"/>
+        <w:widowControl/>
+        <w:snapToGrid w:val="0"/>
+        <w:spacing w:line="320" w:lineRule="exact" w:before="0" w:after="100"/>
+        <w:ind w:left="0" w:right="0" w:firstLine="460" w:leftChars="0" w:rightChars="0" w:firstLineChars="0" w:start="0" w:end="0" w:startChars="0" w:endChars="0"/>
         <w:jc w:val="both"/>
       </w:pPr>
       <w:r>
         <w:rPr>
           <w:rFonts w:ascii="Times New Roman" w:hAnsi="Times New Roman" w:eastAsia="方正仿宋_GBK"/>
           <w:b w:val="0"/>
+          <w:color w:val="000000"/>
           <w:sz w:val="23"/>
         </w:rPr>
-        <w:t>市区在2022年完成主变调整，容量由初始2900.00 MVA增至3324.00 MVA；2023年新增11条联络和0.50 MW储能，满足当年较高负荷下的局部需求。2024—2025年沿用已有配置，容载比随年度负荷分别为2.29和2.17。四年累计建设联络64条。</w:t>
+        <w:t>市区主要主变调整集中在2022年，年末容量达到3324.00 MVA。2023年负荷升至1542.22 MW，新增11条联络和0.50 MW储能，补充当年局部供电需求；四年累计新增联络64条。</w:t>
       </w:r>
     </w:p>
     <w:p>
       <w:pPr>
+        <w:widowControl/>
+        <w:snapToGrid w:val="0"/>
+        <w:spacing w:line="320" w:lineRule="exact" w:before="0" w:after="100"/>
+        <w:ind w:left="0" w:right="0" w:firstLine="460" w:leftChars="0" w:rightChars="0" w:firstLineChars="0" w:start="0" w:end="0" w:startChars="0" w:endChars="0"/>
+        <w:jc w:val="both"/>
+      </w:pPr>
+      <w:r>
+        <w:rPr>
+          <w:rFonts w:ascii="Times New Roman" w:hAnsi="Times New Roman" w:eastAsia="方正仿宋_GBK"/>
+          <w:b w:val="0"/>
+          <w:color w:val="000000"/>
+          <w:sz w:val="23"/>
+        </w:rPr>
+        <w:t>2024年主变容量保持不变，负荷回落至1449.40 MW，容载比回升至2.29；2025年负荷增加至1528.82 MW，容载比回落至2.17。2024—2025年沿用已有配置，无需继续新增主变、储能和联络。</w:t>
+      </w:r>
+    </w:p>
+    <w:p>
+      <w:pPr>
+        <w:widowControl/>
+        <w:snapToGrid w:val="0"/>
+        <w:spacing w:line="320" w:lineRule="exact" w:before="0" w:after="100"/>
+        <w:ind w:left="0" w:right="0" w:firstLine="460" w:leftChars="0" w:rightChars="0" w:firstLineChars="0" w:start="0" w:end="0" w:startChars="0" w:endChars="0"/>
+        <w:jc w:val="both"/>
+      </w:pPr>
+      <w:r>
+        <w:rPr>
+          <w:rFonts w:ascii="Times New Roman" w:hAnsi="Times New Roman" w:eastAsia="方正仿宋_GBK"/>
+          <w:b w:val="0"/>
+          <w:color w:val="000000"/>
+          <w:sz w:val="23"/>
+        </w:rPr>
+        <w:t>两个地区的年度容载比均由容量投放与负荷变化共同决定。评价建设规模时，应同时观察主变净增容量、年度负荷、离散设备规格及N-1需求，将比值变化与具体建设行为对应起来。</w:t>
+      </w:r>
+    </w:p>
+    <w:p>
+      <w:pPr>
+        <w:pStyle w:val="Heading1"/>
         <w:keepNext/>
-        <w:spacing w:line="293" w:lineRule="auto" w:after="100" w:before="120"/>
+        <w:pageBreakBefore/>
+        <w:widowControl/>
+        <w:snapToGrid w:val="0"/>
+        <w:spacing w:line="320" w:lineRule="exact" w:before="120" w:after="100"/>
+        <w:ind w:left="0" w:right="0" w:firstLine="0" w:hanging="0" w:leftChars="0" w:rightChars="0" w:firstLineChars="0" w:hangingChars="0" w:start="0" w:end="0" w:startChars="0" w:endChars="0"/>
         <w:jc w:val="both"/>
       </w:pPr>
       <w:r>
         <w:rPr>
           <w:rFonts w:ascii="Times New Roman" w:hAnsi="Times New Roman" w:eastAsia="方正仿宋_GBK"/>
           <w:b/>
+          <w:color w:val="000000"/>
           <w:sz w:val="26"/>
         </w:rPr>
-        <w:t>结果反映的规划含义</w:t>
+        <w:t>四、结果反映的规划含义</w:t>
       </w:r>
     </w:p>
     <w:p>
       <w:pPr>
-        <w:spacing w:line="293" w:lineRule="auto" w:after="100"/>
-        <w:ind w:firstLine="460"/>
+        <w:pStyle w:val="Heading2"/>
+        <w:keepNext/>
+        <w:widowControl/>
+        <w:snapToGrid w:val="0"/>
+        <w:spacing w:line="320" w:lineRule="exact" w:before="80" w:after="80"/>
+        <w:ind w:left="0" w:right="0" w:firstLine="0" w:hanging="0" w:leftChars="0" w:rightChars="0" w:firstLineChars="0" w:hangingChars="0" w:start="0" w:end="0" w:startChars="0" w:endChars="0"/>
+        <w:jc w:val="both"/>
+      </w:pPr>
+      <w:r>
+        <w:rPr>
+          <w:rFonts w:ascii="Times New Roman" w:hAnsi="Times New Roman" w:eastAsia="方正仿宋_GBK"/>
+          <w:b/>
+          <w:color w:val="000000"/>
+          <w:sz w:val="23"/>
+        </w:rPr>
+        <w:t>4.1 容量配置由具体供电任务形成</w:t>
+      </w:r>
+    </w:p>
+    <w:p>
+      <w:pPr>
+        <w:widowControl/>
+        <w:snapToGrid w:val="0"/>
+        <w:spacing w:line="320" w:lineRule="exact" w:before="0" w:after="100"/>
+        <w:ind w:left="0" w:right="0" w:firstLine="460" w:leftChars="0" w:rightChars="0" w:firstLineChars="0" w:start="0" w:end="0" w:startChars="0" w:endChars="0"/>
         <w:jc w:val="both"/>
       </w:pPr>
       <w:r>
         <w:rPr>
           <w:rFonts w:ascii="Times New Roman" w:hAnsi="Times New Roman" w:eastAsia="方正仿宋_GBK"/>
           <w:b w:val="0"/>
+          <w:color w:val="000000"/>
           <w:sz w:val="23"/>
         </w:rPr>
-        <w:t>与刚性方案相比，弹性方案增加部分主变容量后，储能和新增联络需求减少。邳州储能功率由32.90 MW降至零，市区由4.80 MW降至0.50 MW；新增联络分别减少31条、74条。在本次设备和价格条件下，储能与联络的费用节省超过主变费用增加，评价期总费用随之降低。</w:t>
+        <w:t>各站正向负荷、反向功率、主变台数与规格、N-1后剩余容量、网络转供及储能支撑条件共同决定建设需求。规划应先形成满足逐站要求的可实施设备方案，再汇总主变容量，计算地区容载比。区域指标用于衡量总体储备，站级校核用于落实容量分配。</w:t>
       </w:r>
     </w:p>
     <w:p>
       <w:pPr>
-        <w:spacing w:line="293" w:lineRule="auto" w:after="100"/>
-        <w:ind w:firstLine="460"/>
+        <w:pStyle w:val="Heading2"/>
+        <w:keepNext/>
+        <w:widowControl/>
+        <w:snapToGrid w:val="0"/>
+        <w:spacing w:line="320" w:lineRule="exact" w:before="80" w:after="80"/>
+        <w:ind w:left="0" w:right="0" w:firstLine="0" w:hanging="0" w:leftChars="0" w:rightChars="0" w:firstLineChars="0" w:hangingChars="0" w:start="0" w:end="0" w:startChars="0" w:endChars="0"/>
+        <w:jc w:val="both"/>
+      </w:pPr>
+      <w:r>
+        <w:rPr>
+          <w:rFonts w:ascii="Times New Roman" w:hAnsi="Times New Roman" w:eastAsia="方正仿宋_GBK"/>
+          <w:b/>
+          <w:color w:val="000000"/>
+          <w:sz w:val="23"/>
+        </w:rPr>
+        <w:t>4.2 三类措施的替代程度取决于可提供的能力</w:t>
+      </w:r>
+    </w:p>
+    <w:p>
+      <w:pPr>
+        <w:widowControl/>
+        <w:snapToGrid w:val="0"/>
+        <w:spacing w:line="320" w:lineRule="exact" w:before="0" w:after="100"/>
+        <w:ind w:left="0" w:right="0" w:firstLine="460" w:leftChars="0" w:rightChars="0" w:firstLineChars="0" w:start="0" w:end="0" w:startChars="0" w:endChars="0"/>
         <w:jc w:val="both"/>
       </w:pPr>
       <w:r>
         <w:rPr>
           <w:rFonts w:ascii="Times New Roman" w:hAnsi="Times New Roman" w:eastAsia="方正仿宋_GBK"/>
           <w:b w:val="0"/>
+          <w:color w:val="000000"/>
           <w:sz w:val="23"/>
         </w:rPr>
-        <w:t>上述替代关系取决于站点任务及支援条件。邳州需同时关注正向供电与日间反向输送，市区重点分析具体联络路径、馈线可转负荷和邻站余量。补齐后的区域小时曲线显示，两地区95%峰值最长连续时段分别为2 h和6 h，提示支撑需求具有地区差异；储能规模按本站功率缺口及故障恢复时间确定。</w:t>
-      </w:r>
-    </w:p>
-    <w:p>
-      <w:r>
-        <w:br w:type="page"/>
+        <w:t>主变增加本站供电能力和故障后剩余容量；联络利用邻站余量改善负荷空间分布；储能承担给定持续时间内的功率缺口。联络发挥作用需同时具备送端负荷可切换、馈线有容量、通道可用及受端主变有余量等条件。新增联络条数计量建设规模，实际转供功率按各运行工况及两端能力确定。</w:t>
       </w:r>
     </w:p>
     <w:p>
       <w:pPr>
+        <w:widowControl/>
+        <w:snapToGrid w:val="0"/>
+        <w:spacing w:line="320" w:lineRule="exact" w:before="0" w:after="100"/>
+        <w:ind w:left="0" w:right="0" w:firstLine="460" w:leftChars="0" w:rightChars="0" w:firstLineChars="0" w:start="0" w:end="0" w:startChars="0" w:endChars="0"/>
+        <w:jc w:val="both"/>
+      </w:pPr>
+      <w:r>
+        <w:rPr>
+          <w:rFonts w:ascii="Times New Roman" w:hAnsi="Times New Roman" w:eastAsia="方正仿宋_GBK"/>
+          <w:b w:val="0"/>
+          <w:color w:val="000000"/>
+          <w:sz w:val="23"/>
+        </w:rPr>
+        <w:t>正常方式下利用较少的联络可能承担故障支援，正常负载率较低的主变也可能承接邻站故障负荷。措施比选应覆盖正常和N-1工况，以实际可提供的支撑能力及其费用判断替代关系。（终稿第5.5节）</w:t>
+      </w:r>
+    </w:p>
+    <w:p>
+      <w:pPr>
+        <w:pStyle w:val="Heading2"/>
         <w:keepNext/>
-        <w:spacing w:line="293" w:lineRule="auto" w:after="100" w:before="120"/>
+        <w:widowControl/>
+        <w:snapToGrid w:val="0"/>
+        <w:spacing w:line="320" w:lineRule="exact" w:before="80" w:after="80"/>
+        <w:ind w:left="0" w:right="0" w:firstLine="0" w:hanging="0" w:leftChars="0" w:rightChars="0" w:firstLineChars="0" w:hangingChars="0" w:start="0" w:end="0" w:startChars="0" w:endChars="0"/>
         <w:jc w:val="both"/>
       </w:pPr>
       <w:r>
         <w:rPr>
           <w:rFonts w:ascii="Times New Roman" w:hAnsi="Times New Roman" w:eastAsia="方正仿宋_GBK"/>
           <w:b/>
-          <w:sz w:val="26"/>
+          <w:color w:val="000000"/>
+          <w:sz w:val="23"/>
         </w:rPr>
-        <w:t>容载比推荐区间及应用</w:t>
+        <w:t>4.3 地区差异来自源荷、设备与网络条件</w:t>
       </w:r>
     </w:p>
     <w:p>
       <w:pPr>
-        <w:spacing w:line="293" w:lineRule="auto" w:after="100"/>
-        <w:ind w:firstLine="460"/>
+        <w:widowControl/>
+        <w:snapToGrid w:val="0"/>
+        <w:spacing w:line="320" w:lineRule="exact" w:before="0" w:after="100"/>
+        <w:ind w:left="0" w:right="0" w:firstLine="460" w:leftChars="0" w:rightChars="0" w:firstLineChars="0" w:start="0" w:end="0" w:startChars="0" w:endChars="0"/>
         <w:jc w:val="both"/>
       </w:pPr>
       <w:r>
         <w:rPr>
           <w:rFonts w:ascii="Times New Roman" w:hAnsi="Times New Roman" w:eastAsia="方正仿宋_GBK"/>
           <w:b w:val="0"/>
+          <w:color w:val="000000"/>
           <w:sz w:val="23"/>
         </w:rPr>
-        <w:t>为分析不同片区条件下的取值，采用五站模板改变分布式电源装机渗透率、年最大净负荷平均增长率、线路成本系数、初始转供率、储能支撑持续时间及负荷分散系数，12600组组合形成648个分类单元。以下摘录线路成本系数大于1.65且不大于6.85、储能支撑持续时间大于2 h且不大于4 h、负荷分散系数不大于1.10的推荐参考区间。</w:t>
+        <w:t>邳州光伏规模较大，正向高峰和日间反送共同影响容量配置；市区以正向供电、局部重载和网络支援为主要任务，联络工程费用也更高。两地区分别保留自身设备结构、负荷空间分布及候选网络，由联合比选形成不同配置。这是“一片一策”的工程依据。</w:t>
+      </w:r>
+    </w:p>
+    <w:p>
+      <w:pPr>
+        <w:widowControl/>
+        <w:snapToGrid w:val="0"/>
+        <w:spacing w:line="320" w:lineRule="exact" w:before="0" w:after="100"/>
+        <w:ind w:left="0" w:right="0" w:firstLine="460" w:leftChars="0" w:rightChars="0" w:firstLineChars="0" w:start="0" w:end="0" w:startChars="0" w:endChars="0"/>
+        <w:jc w:val="both"/>
+      </w:pPr>
+      <w:r>
+        <w:rPr>
+          <w:rFonts w:ascii="Times New Roman" w:hAnsi="Times New Roman" w:eastAsia="方正仿宋_GBK"/>
+          <w:b w:val="0"/>
+          <w:color w:val="000000"/>
+          <w:sz w:val="23"/>
+        </w:rPr>
+        <w:t>邳州2.04、市区2.17对应各自2025年案例配置，适用条件见第二部分。其他片区需按自身条件选取容量范围，为此进一步采用独立五站模板开展参数推广。（终稿第5.6、5.7节）</w:t>
+      </w:r>
+    </w:p>
+    <w:p>
+      <w:pPr>
+        <w:pStyle w:val="Heading1"/>
+        <w:keepNext/>
+        <w:widowControl/>
+        <w:snapToGrid w:val="0"/>
+        <w:spacing w:line="320" w:lineRule="exact" w:before="120" w:after="100"/>
+        <w:ind w:left="0" w:right="0" w:firstLine="0" w:hanging="0" w:leftChars="0" w:rightChars="0" w:firstLineChars="0" w:hangingChars="0" w:start="0" w:end="0" w:startChars="0" w:endChars="0"/>
+        <w:jc w:val="both"/>
+      </w:pPr>
+      <w:r>
+        <w:rPr>
+          <w:rFonts w:ascii="Times New Roman" w:hAnsi="Times New Roman" w:eastAsia="方正仿宋_GBK"/>
+          <w:b/>
+          <w:color w:val="000000"/>
+          <w:sz w:val="26"/>
+        </w:rPr>
+        <w:t>五、通用推荐矩阵及规划应用</w:t>
+      </w:r>
+    </w:p>
+    <w:p>
+      <w:pPr>
+        <w:pStyle w:val="Heading2"/>
+        <w:keepNext/>
+        <w:widowControl/>
+        <w:snapToGrid w:val="0"/>
+        <w:spacing w:line="320" w:lineRule="exact" w:before="80" w:after="80"/>
+        <w:ind w:left="0" w:right="0" w:firstLine="0" w:hanging="0" w:leftChars="0" w:rightChars="0" w:firstLineChars="0" w:hangingChars="0" w:start="0" w:end="0" w:startChars="0" w:endChars="0"/>
+        <w:jc w:val="both"/>
+      </w:pPr>
+      <w:r>
+        <w:rPr>
+          <w:rFonts w:ascii="Times New Roman" w:hAnsi="Times New Roman" w:eastAsia="方正仿宋_GBK"/>
+          <w:b/>
+          <w:color w:val="000000"/>
+          <w:sz w:val="23"/>
+        </w:rPr>
+        <w:t>5.1 六项参数及其规划作用</w:t>
+      </w:r>
+    </w:p>
+    <w:p>
+      <w:pPr>
+        <w:widowControl/>
+        <w:snapToGrid w:val="0"/>
+        <w:spacing w:line="320" w:lineRule="exact" w:before="0" w:after="100"/>
+        <w:ind w:left="0" w:right="0" w:firstLine="460" w:leftChars="0" w:rightChars="0" w:firstLineChars="0" w:start="0" w:end="0" w:startChars="0" w:endChars="0"/>
+        <w:jc w:val="both"/>
+      </w:pPr>
+      <w:r>
+        <w:rPr>
+          <w:rFonts w:ascii="Times New Roman" w:hAnsi="Times New Roman" w:eastAsia="方正仿宋_GBK"/>
+          <w:b w:val="0"/>
+          <w:color w:val="000000"/>
+          <w:sz w:val="23"/>
+        </w:rPr>
+        <w:t>矩阵采用以下六项参数，统一对应电源规模、负荷发展、线路经济性、既有网络支援、储能持续支撑及负荷空间同时性。（终稿第3.5、5.6节）</w:t>
+      </w:r>
+    </w:p>
+    <w:p>
+      <w:pPr>
+        <w:widowControl/>
+        <w:snapToGrid w:val="0"/>
+        <w:spacing w:line="320" w:lineRule="exact" w:before="0" w:after="100"/>
+        <w:ind w:left="0" w:right="0" w:firstLine="460" w:leftChars="0" w:rightChars="0" w:firstLineChars="0" w:start="0" w:end="0" w:startChars="0" w:endChars="0"/>
+        <w:jc w:val="both"/>
+      </w:pPr>
+      <w:r>
+        <w:rPr>
+          <w:rFonts w:ascii="Times New Roman" w:hAnsi="Times New Roman" w:eastAsia="方正仿宋_GBK"/>
+          <w:b w:val="0"/>
+          <w:color w:val="000000"/>
+          <w:sz w:val="23"/>
+        </w:rPr>
+        <w:t>（1）分布式电源装机渗透率：按第二部分定义表征电源与用户负荷的规模关系，影响日间反向容量需求。</w:t>
+      </w:r>
+    </w:p>
+    <w:p>
+      <w:pPr>
+        <w:widowControl/>
+        <w:snapToGrid w:val="0"/>
+        <w:spacing w:line="320" w:lineRule="exact" w:before="0" w:after="100"/>
+        <w:ind w:left="0" w:right="0" w:firstLine="460" w:leftChars="0" w:rightChars="0" w:firstLineChars="0" w:start="0" w:end="0" w:startChars="0" w:endChars="0"/>
+        <w:jc w:val="both"/>
+      </w:pPr>
+      <w:r>
+        <w:rPr>
+          <w:rFonts w:ascii="Times New Roman" w:hAnsi="Times New Roman" w:eastAsia="方正仿宋_GBK"/>
+          <w:b w:val="0"/>
+          <w:color w:val="000000"/>
+          <w:sz w:val="23"/>
+        </w:rPr>
+        <w:t>（2）年最大净负荷平均增长率：由同范围起止年度年网供最大负荷按复合增长计算，以百分比表示；反映负荷发展，同时影响容量需求和容载比分母。</w:t>
+      </w:r>
+    </w:p>
+    <w:p>
+      <w:pPr>
+        <w:widowControl/>
+        <w:snapToGrid w:val="0"/>
+        <w:spacing w:line="320" w:lineRule="exact" w:before="0" w:after="100"/>
+        <w:ind w:left="0" w:right="0" w:firstLine="460" w:leftChars="0" w:rightChars="0" w:firstLineChars="0" w:start="0" w:end="0" w:startChars="0" w:endChars="0"/>
+        <w:jc w:val="both"/>
+      </w:pPr>
+      <w:r>
+        <w:rPr>
+          <w:rFonts w:ascii="Times New Roman" w:hAnsi="Times New Roman" w:eastAsia="方正仿宋_GBK"/>
+          <w:b w:val="0"/>
+          <w:color w:val="000000"/>
+          <w:sz w:val="23"/>
+        </w:rPr>
+        <w:t>（3）线路成本系数：单位长度综合造价与架空参考基价之比，无量纲；用于反映不同敷设方式的联络工程经济性。</w:t>
+      </w:r>
+    </w:p>
+    <w:p>
+      <w:pPr>
+        <w:widowControl/>
+        <w:snapToGrid w:val="0"/>
+        <w:spacing w:line="320" w:lineRule="exact" w:before="0" w:after="100"/>
+        <w:ind w:left="0" w:right="0" w:firstLine="460" w:leftChars="0" w:rightChars="0" w:firstLineChars="0" w:start="0" w:end="0" w:startChars="0" w:endChars="0"/>
+        <w:jc w:val="both"/>
+      </w:pPr>
+      <w:r>
+        <w:rPr>
+          <w:rFonts w:ascii="Times New Roman" w:hAnsi="Times New Roman" w:eastAsia="方正仿宋_GBK"/>
+          <w:b w:val="0"/>
+          <w:color w:val="000000"/>
+          <w:sz w:val="23"/>
+        </w:rPr>
+        <w:t>（4）初始转供率：基期既有可转负荷占相应负荷基数的比例，以百分比表示；推广中据此设置既有转供预算，实际能力落实到路径、馈线和邻站。</w:t>
+      </w:r>
+    </w:p>
+    <w:p>
+      <w:pPr>
+        <w:widowControl/>
+        <w:snapToGrid w:val="0"/>
+        <w:spacing w:line="320" w:lineRule="exact" w:before="0" w:after="100"/>
+        <w:ind w:left="0" w:right="0" w:firstLine="460" w:leftChars="0" w:rightChars="0" w:firstLineChars="0" w:start="0" w:end="0" w:startChars="0" w:endChars="0"/>
+        <w:jc w:val="both"/>
+      </w:pPr>
+      <w:r>
+        <w:rPr>
+          <w:rFonts w:ascii="Times New Roman" w:hAnsi="Times New Roman" w:eastAsia="方正仿宋_GBK"/>
+          <w:b w:val="0"/>
+          <w:color w:val="000000"/>
+          <w:sz w:val="23"/>
+        </w:rPr>
+        <w:t>（5）储能支撑持续时间：要求储能连续提供支撑的时长，单位h；用于将可用能量折算为持续支撑功率。</w:t>
+      </w:r>
+    </w:p>
+    <w:p>
+      <w:pPr>
+        <w:widowControl/>
+        <w:snapToGrid w:val="0"/>
+        <w:spacing w:line="320" w:lineRule="exact" w:before="0" w:after="100"/>
+        <w:ind w:left="0" w:right="0" w:firstLine="460" w:leftChars="0" w:rightChars="0" w:firstLineChars="0" w:start="0" w:end="0" w:startChars="0" w:endChars="0"/>
+        <w:jc w:val="both"/>
+      </w:pPr>
+      <w:r>
+        <w:rPr>
+          <w:rFonts w:ascii="Times New Roman" w:hAnsi="Times New Roman" w:eastAsia="方正仿宋_GBK"/>
+          <w:b w:val="0"/>
+          <w:color w:val="000000"/>
+          <w:sz w:val="23"/>
+        </w:rPr>
+        <w:t>（6）负荷分散系数：各站最大正向净负荷之和与同期区域同步曲线最大正向净负荷之比，无量纲且不小于1；反映站峰与区域同时峰值的差异。</w:t>
+      </w:r>
+    </w:p>
+    <w:p>
+      <w:pPr>
+        <w:pStyle w:val="Heading2"/>
+        <w:keepNext/>
+        <w:pageBreakBefore/>
+        <w:widowControl/>
+        <w:snapToGrid w:val="0"/>
+        <w:spacing w:line="320" w:lineRule="exact" w:before="80" w:after="80"/>
+        <w:ind w:left="0" w:right="0" w:firstLine="0" w:hanging="0" w:leftChars="0" w:rightChars="0" w:firstLineChars="0" w:hangingChars="0" w:start="0" w:end="0" w:startChars="0" w:endChars="0"/>
+        <w:jc w:val="both"/>
+      </w:pPr>
+      <w:r>
+        <w:rPr>
+          <w:rFonts w:ascii="Times New Roman" w:hAnsi="Times New Roman" w:eastAsia="方正仿宋_GBK"/>
+          <w:b/>
+          <w:color w:val="000000"/>
+          <w:sz w:val="23"/>
+        </w:rPr>
+        <w:t>5.2 矩阵规模及本次展示条件</w:t>
+      </w:r>
+    </w:p>
+    <w:p>
+      <w:pPr>
+        <w:widowControl/>
+        <w:snapToGrid w:val="0"/>
+        <w:spacing w:line="320" w:lineRule="exact" w:before="0" w:after="100"/>
+        <w:ind w:left="0" w:right="0" w:firstLine="460" w:leftChars="0" w:rightChars="0" w:firstLineChars="0" w:start="0" w:end="0" w:startChars="0" w:endChars="0"/>
+        <w:jc w:val="both"/>
+      </w:pPr>
+      <w:r>
+        <w:rPr>
+          <w:rFonts w:ascii="Times New Roman" w:hAnsi="Times New Roman" w:eastAsia="方正仿宋_GBK"/>
+          <w:b w:val="0"/>
+          <w:color w:val="000000"/>
+          <w:sz w:val="23"/>
+        </w:rPr>
+        <w:t>五站模板以每站两台50 MVA主变、区域基期网供峰值250 MW为初态，在所设源荷分布和候选网络下开展目标年静态比选。12600组参数组合形成648个参数区间单元，已计算容载比总体范围为2.01～3.28。该范围归纳所设模板、有限参数节点和候选设备的计算结果，应用于实际片区时需核对相应条件。（终稿第5.6.2、5.6.3节）</w:t>
+      </w:r>
+    </w:p>
+    <w:p>
+      <w:pPr>
+        <w:widowControl/>
+        <w:snapToGrid w:val="0"/>
+        <w:spacing w:line="320" w:lineRule="exact" w:before="0" w:after="100"/>
+        <w:ind w:left="0" w:right="0" w:firstLine="460" w:leftChars="0" w:rightChars="0" w:firstLineChars="0" w:start="0" w:end="0" w:startChars="0" w:endChars="0"/>
+        <w:jc w:val="both"/>
+      </w:pPr>
+      <w:r>
+        <w:rPr>
+          <w:rFonts w:ascii="Times New Roman" w:hAnsi="Times New Roman" w:eastAsia="方正仿宋_GBK"/>
+          <w:b w:val="0"/>
+          <w:color w:val="000000"/>
+          <w:sz w:val="23"/>
+        </w:rPr>
+        <w:t>表4为完整矩阵的一个条件组合：线路成本系数为(1.65, 6.85]，储能支撑持续时间为(2 h, 4 h]，负荷分散系数≤1.10。各区间“(”表示不含左端点，“]”表示包含右端点。</w:t>
+      </w:r>
+    </w:p>
+    <w:p>
+      <w:pPr>
+        <w:keepNext/>
+        <w:widowControl/>
+        <w:snapToGrid w:val="0"/>
+        <w:spacing w:line="320" w:lineRule="exact" w:before="0" w:after="100"/>
+        <w:ind w:left="0" w:right="0" w:firstLine="0" w:hanging="0" w:leftChars="0" w:rightChars="0" w:firstLineChars="0" w:hangingChars="0" w:start="0" w:end="0" w:startChars="0" w:endChars="0"/>
+        <w:jc w:val="center"/>
+      </w:pPr>
+      <w:r>
+        <w:rPr>
+          <w:rFonts w:ascii="Times New Roman" w:hAnsi="Times New Roman" w:eastAsia="方正仿宋_GBK"/>
+          <w:b w:val="0"/>
+          <w:color w:val="000000"/>
+          <w:sz w:val="21"/>
+        </w:rPr>
+        <w:t>表4 指定条件下的容载比计算范围（据终稿表5-71～5-73）</w:t>
       </w:r>
     </w:p>
     <w:tbl>
@@ -2329,7 +3526,9 @@
           </w:tcPr>
           <w:p>
             <w:pPr>
-              <w:spacing w:after="60" w:before="60" w:line="252" w:lineRule="auto"/>
+              <w:snapToGrid w:val="0"/>
+              <w:spacing w:before="60" w:after="60" w:line="252" w:lineRule="auto"/>
+              <w:ind w:left="0" w:right="0" w:firstLine="0" w:hanging="0" w:leftChars="0" w:rightChars="0" w:firstLineChars="0" w:hangingChars="0" w:start="0" w:end="0" w:startChars="0" w:endChars="0"/>
               <w:jc w:val="center"/>
             </w:pPr>
             <w:r>
@@ -2351,7 +3550,9 @@
           </w:tcPr>
           <w:p>
             <w:pPr>
-              <w:spacing w:after="60" w:before="60" w:line="252" w:lineRule="auto"/>
+              <w:snapToGrid w:val="0"/>
+              <w:spacing w:before="60" w:after="60" w:line="252" w:lineRule="auto"/>
+              <w:ind w:left="0" w:right="0" w:firstLine="0" w:hanging="0" w:leftChars="0" w:rightChars="0" w:firstLineChars="0" w:hangingChars="0" w:start="0" w:end="0" w:startChars="0" w:endChars="0"/>
               <w:jc w:val="center"/>
             </w:pPr>
             <w:r>
@@ -2373,7 +3574,9 @@
           </w:tcPr>
           <w:p>
             <w:pPr>
-              <w:spacing w:after="60" w:before="60" w:line="252" w:lineRule="auto"/>
+              <w:snapToGrid w:val="0"/>
+              <w:spacing w:before="60" w:after="60" w:line="252" w:lineRule="auto"/>
+              <w:ind w:left="0" w:right="0" w:firstLine="0" w:hanging="0" w:leftChars="0" w:rightChars="0" w:firstLineChars="0" w:hangingChars="0" w:start="0" w:end="0" w:startChars="0" w:endChars="0"/>
               <w:jc w:val="center"/>
             </w:pPr>
             <w:r>
@@ -2395,7 +3598,9 @@
           </w:tcPr>
           <w:p>
             <w:pPr>
-              <w:spacing w:after="60" w:before="60" w:line="252" w:lineRule="auto"/>
+              <w:snapToGrid w:val="0"/>
+              <w:spacing w:before="60" w:after="60" w:line="252" w:lineRule="auto"/>
+              <w:ind w:left="0" w:right="0" w:firstLine="0" w:hanging="0" w:leftChars="0" w:rightChars="0" w:firstLineChars="0" w:hangingChars="0" w:start="0" w:end="0" w:startChars="0" w:endChars="0"/>
               <w:jc w:val="center"/>
             </w:pPr>
             <w:r>
@@ -2417,7 +3622,9 @@
           </w:tcPr>
           <w:p>
             <w:pPr>
-              <w:spacing w:after="60" w:before="60" w:line="252" w:lineRule="auto"/>
+              <w:snapToGrid w:val="0"/>
+              <w:spacing w:before="60" w:after="60" w:line="252" w:lineRule="auto"/>
+              <w:ind w:left="0" w:right="0" w:firstLine="0" w:hanging="0" w:leftChars="0" w:rightChars="0" w:firstLineChars="0" w:hangingChars="0" w:start="0" w:end="0" w:startChars="0" w:endChars="0"/>
               <w:jc w:val="center"/>
             </w:pPr>
             <w:r>
@@ -2444,7 +3651,9 @@
           </w:tcPr>
           <w:p>
             <w:pPr>
-              <w:spacing w:after="60" w:before="60" w:line="252" w:lineRule="auto"/>
+              <w:snapToGrid w:val="0"/>
+              <w:spacing w:before="60" w:after="60" w:line="252" w:lineRule="auto"/>
+              <w:ind w:left="0" w:right="0" w:firstLine="0" w:hanging="0" w:leftChars="0" w:rightChars="0" w:firstLineChars="0" w:hangingChars="0" w:start="0" w:end="0" w:startChars="0" w:endChars="0"/>
               <w:jc w:val="center"/>
             </w:pPr>
             <w:r>
@@ -2464,7 +3673,9 @@
           </w:tcPr>
           <w:p>
             <w:pPr>
-              <w:spacing w:after="60" w:before="60" w:line="252" w:lineRule="auto"/>
+              <w:snapToGrid w:val="0"/>
+              <w:spacing w:before="60" w:after="60" w:line="252" w:lineRule="auto"/>
+              <w:ind w:left="0" w:right="0" w:firstLine="0" w:hanging="0" w:leftChars="0" w:rightChars="0" w:firstLineChars="0" w:hangingChars="0" w:start="0" w:end="0" w:startChars="0" w:endChars="0"/>
               <w:jc w:val="center"/>
             </w:pPr>
             <w:r>
@@ -2484,7 +3695,9 @@
           </w:tcPr>
           <w:p>
             <w:pPr>
-              <w:spacing w:after="60" w:before="60" w:line="252" w:lineRule="auto"/>
+              <w:snapToGrid w:val="0"/>
+              <w:spacing w:before="60" w:after="60" w:line="252" w:lineRule="auto"/>
+              <w:ind w:left="0" w:right="0" w:firstLine="0" w:hanging="0" w:leftChars="0" w:rightChars="0" w:firstLineChars="0" w:hangingChars="0" w:start="0" w:end="0" w:startChars="0" w:endChars="0"/>
               <w:jc w:val="center"/>
             </w:pPr>
             <w:r>
@@ -2504,7 +3717,9 @@
           </w:tcPr>
           <w:p>
             <w:pPr>
-              <w:spacing w:after="60" w:before="60" w:line="252" w:lineRule="auto"/>
+              <w:snapToGrid w:val="0"/>
+              <w:spacing w:before="60" w:after="60" w:line="252" w:lineRule="auto"/>
+              <w:ind w:left="0" w:right="0" w:firstLine="0" w:hanging="0" w:leftChars="0" w:rightChars="0" w:firstLineChars="0" w:hangingChars="0" w:start="0" w:end="0" w:startChars="0" w:endChars="0"/>
               <w:jc w:val="center"/>
             </w:pPr>
             <w:r>
@@ -2524,7 +3739,9 @@
           </w:tcPr>
           <w:p>
             <w:pPr>
-              <w:spacing w:after="60" w:before="60" w:line="252" w:lineRule="auto"/>
+              <w:snapToGrid w:val="0"/>
+              <w:spacing w:before="60" w:after="60" w:line="252" w:lineRule="auto"/>
+              <w:ind w:left="0" w:right="0" w:firstLine="0" w:hanging="0" w:leftChars="0" w:rightChars="0" w:firstLineChars="0" w:hangingChars="0" w:start="0" w:end="0" w:startChars="0" w:endChars="0"/>
               <w:jc w:val="center"/>
             </w:pPr>
             <w:r>
@@ -2549,7 +3766,9 @@
           </w:tcPr>
           <w:p>
             <w:pPr>
-              <w:spacing w:after="60" w:before="60" w:line="252" w:lineRule="auto"/>
+              <w:snapToGrid w:val="0"/>
+              <w:spacing w:before="60" w:after="60" w:line="252" w:lineRule="auto"/>
+              <w:ind w:left="0" w:right="0" w:firstLine="0" w:hanging="0" w:leftChars="0" w:rightChars="0" w:firstLineChars="0" w:hangingChars="0" w:start="0" w:end="0" w:startChars="0" w:endChars="0"/>
               <w:jc w:val="center"/>
             </w:pPr>
             <w:r>
@@ -2569,7 +3788,9 @@
           </w:tcPr>
           <w:p>
             <w:pPr>
-              <w:spacing w:after="60" w:before="60" w:line="252" w:lineRule="auto"/>
+              <w:snapToGrid w:val="0"/>
+              <w:spacing w:before="60" w:after="60" w:line="252" w:lineRule="auto"/>
+              <w:ind w:left="0" w:right="0" w:firstLine="0" w:hanging="0" w:leftChars="0" w:rightChars="0" w:firstLineChars="0" w:hangingChars="0" w:start="0" w:end="0" w:startChars="0" w:endChars="0"/>
               <w:jc w:val="center"/>
             </w:pPr>
             <w:r>
@@ -2589,7 +3810,9 @@
           </w:tcPr>
           <w:p>
             <w:pPr>
-              <w:spacing w:after="60" w:before="60" w:line="252" w:lineRule="auto"/>
+              <w:snapToGrid w:val="0"/>
+              <w:spacing w:before="60" w:after="60" w:line="252" w:lineRule="auto"/>
+              <w:ind w:left="0" w:right="0" w:firstLine="0" w:hanging="0" w:leftChars="0" w:rightChars="0" w:firstLineChars="0" w:hangingChars="0" w:start="0" w:end="0" w:startChars="0" w:endChars="0"/>
               <w:jc w:val="center"/>
             </w:pPr>
             <w:r>
@@ -2609,7 +3832,9 @@
           </w:tcPr>
           <w:p>
             <w:pPr>
-              <w:spacing w:after="60" w:before="60" w:line="252" w:lineRule="auto"/>
+              <w:snapToGrid w:val="0"/>
+              <w:spacing w:before="60" w:after="60" w:line="252" w:lineRule="auto"/>
+              <w:ind w:left="0" w:right="0" w:firstLine="0" w:hanging="0" w:leftChars="0" w:rightChars="0" w:firstLineChars="0" w:hangingChars="0" w:start="0" w:end="0" w:startChars="0" w:endChars="0"/>
               <w:jc w:val="center"/>
             </w:pPr>
             <w:r>
@@ -2629,7 +3854,9 @@
           </w:tcPr>
           <w:p>
             <w:pPr>
-              <w:spacing w:after="60" w:before="60" w:line="252" w:lineRule="auto"/>
+              <w:snapToGrid w:val="0"/>
+              <w:spacing w:before="60" w:after="60" w:line="252" w:lineRule="auto"/>
+              <w:ind w:left="0" w:right="0" w:firstLine="0" w:hanging="0" w:leftChars="0" w:rightChars="0" w:firstLineChars="0" w:hangingChars="0" w:start="0" w:end="0" w:startChars="0" w:endChars="0"/>
               <w:jc w:val="center"/>
             </w:pPr>
             <w:r>
@@ -2654,7 +3881,9 @@
           </w:tcPr>
           <w:p>
             <w:pPr>
-              <w:spacing w:after="60" w:before="60" w:line="252" w:lineRule="auto"/>
+              <w:snapToGrid w:val="0"/>
+              <w:spacing w:before="60" w:after="60" w:line="252" w:lineRule="auto"/>
+              <w:ind w:left="0" w:right="0" w:firstLine="0" w:hanging="0" w:leftChars="0" w:rightChars="0" w:firstLineChars="0" w:hangingChars="0" w:start="0" w:end="0" w:startChars="0" w:endChars="0"/>
               <w:jc w:val="center"/>
             </w:pPr>
             <w:r>
@@ -2674,7 +3903,9 @@
           </w:tcPr>
           <w:p>
             <w:pPr>
-              <w:spacing w:after="60" w:before="60" w:line="252" w:lineRule="auto"/>
+              <w:snapToGrid w:val="0"/>
+              <w:spacing w:before="60" w:after="60" w:line="252" w:lineRule="auto"/>
+              <w:ind w:left="0" w:right="0" w:firstLine="0" w:hanging="0" w:leftChars="0" w:rightChars="0" w:firstLineChars="0" w:hangingChars="0" w:start="0" w:end="0" w:startChars="0" w:endChars="0"/>
               <w:jc w:val="center"/>
             </w:pPr>
             <w:r>
@@ -2694,7 +3925,9 @@
           </w:tcPr>
           <w:p>
             <w:pPr>
-              <w:spacing w:after="60" w:before="60" w:line="252" w:lineRule="auto"/>
+              <w:snapToGrid w:val="0"/>
+              <w:spacing w:before="60" w:after="60" w:line="252" w:lineRule="auto"/>
+              <w:ind w:left="0" w:right="0" w:firstLine="0" w:hanging="0" w:leftChars="0" w:rightChars="0" w:firstLineChars="0" w:hangingChars="0" w:start="0" w:end="0" w:startChars="0" w:endChars="0"/>
               <w:jc w:val="center"/>
             </w:pPr>
             <w:r>
@@ -2714,7 +3947,9 @@
           </w:tcPr>
           <w:p>
             <w:pPr>
-              <w:spacing w:after="60" w:before="60" w:line="252" w:lineRule="auto"/>
+              <w:snapToGrid w:val="0"/>
+              <w:spacing w:before="60" w:after="60" w:line="252" w:lineRule="auto"/>
+              <w:ind w:left="0" w:right="0" w:firstLine="0" w:hanging="0" w:leftChars="0" w:rightChars="0" w:firstLineChars="0" w:hangingChars="0" w:start="0" w:end="0" w:startChars="0" w:endChars="0"/>
               <w:jc w:val="center"/>
             </w:pPr>
             <w:r>
@@ -2734,7 +3969,9 @@
           </w:tcPr>
           <w:p>
             <w:pPr>
-              <w:spacing w:after="60" w:before="60" w:line="252" w:lineRule="auto"/>
+              <w:snapToGrid w:val="0"/>
+              <w:spacing w:before="60" w:after="60" w:line="252" w:lineRule="auto"/>
+              <w:ind w:left="0" w:right="0" w:firstLine="0" w:hanging="0" w:leftChars="0" w:rightChars="0" w:firstLineChars="0" w:hangingChars="0" w:start="0" w:end="0" w:startChars="0" w:endChars="0"/>
               <w:jc w:val="center"/>
             </w:pPr>
             <w:r>
@@ -2759,7 +3996,9 @@
           </w:tcPr>
           <w:p>
             <w:pPr>
-              <w:spacing w:after="60" w:before="60" w:line="252" w:lineRule="auto"/>
+              <w:snapToGrid w:val="0"/>
+              <w:spacing w:before="60" w:after="60" w:line="252" w:lineRule="auto"/>
+              <w:ind w:left="0" w:right="0" w:firstLine="0" w:hanging="0" w:leftChars="0" w:rightChars="0" w:firstLineChars="0" w:hangingChars="0" w:start="0" w:end="0" w:startChars="0" w:endChars="0"/>
               <w:jc w:val="center"/>
             </w:pPr>
             <w:r>
@@ -2779,7 +4018,9 @@
           </w:tcPr>
           <w:p>
             <w:pPr>
-              <w:spacing w:after="60" w:before="60" w:line="252" w:lineRule="auto"/>
+              <w:snapToGrid w:val="0"/>
+              <w:spacing w:before="60" w:after="60" w:line="252" w:lineRule="auto"/>
+              <w:ind w:left="0" w:right="0" w:firstLine="0" w:hanging="0" w:leftChars="0" w:rightChars="0" w:firstLineChars="0" w:hangingChars="0" w:start="0" w:end="0" w:startChars="0" w:endChars="0"/>
               <w:jc w:val="center"/>
             </w:pPr>
             <w:r>
@@ -2799,7 +4040,9 @@
           </w:tcPr>
           <w:p>
             <w:pPr>
-              <w:spacing w:after="60" w:before="60" w:line="252" w:lineRule="auto"/>
+              <w:snapToGrid w:val="0"/>
+              <w:spacing w:before="60" w:after="60" w:line="252" w:lineRule="auto"/>
+              <w:ind w:left="0" w:right="0" w:firstLine="0" w:hanging="0" w:leftChars="0" w:rightChars="0" w:firstLineChars="0" w:hangingChars="0" w:start="0" w:end="0" w:startChars="0" w:endChars="0"/>
               <w:jc w:val="center"/>
             </w:pPr>
             <w:r>
@@ -2819,7 +4062,9 @@
           </w:tcPr>
           <w:p>
             <w:pPr>
-              <w:spacing w:after="60" w:before="60" w:line="252" w:lineRule="auto"/>
+              <w:snapToGrid w:val="0"/>
+              <w:spacing w:before="60" w:after="60" w:line="252" w:lineRule="auto"/>
+              <w:ind w:left="0" w:right="0" w:firstLine="0" w:hanging="0" w:leftChars="0" w:rightChars="0" w:firstLineChars="0" w:hangingChars="0" w:start="0" w:end="0" w:startChars="0" w:endChars="0"/>
               <w:jc w:val="center"/>
             </w:pPr>
             <w:r>
@@ -2839,7 +4084,9 @@
           </w:tcPr>
           <w:p>
             <w:pPr>
-              <w:spacing w:after="60" w:before="60" w:line="252" w:lineRule="auto"/>
+              <w:snapToGrid w:val="0"/>
+              <w:spacing w:before="60" w:after="60" w:line="252" w:lineRule="auto"/>
+              <w:ind w:left="0" w:right="0" w:firstLine="0" w:hanging="0" w:leftChars="0" w:rightChars="0" w:firstLineChars="0" w:hangingChars="0" w:start="0" w:end="0" w:startChars="0" w:endChars="0"/>
               <w:jc w:val="center"/>
             </w:pPr>
             <w:r>
@@ -2864,7 +4111,9 @@
           </w:tcPr>
           <w:p>
             <w:pPr>
-              <w:spacing w:after="60" w:before="60" w:line="252" w:lineRule="auto"/>
+              <w:snapToGrid w:val="0"/>
+              <w:spacing w:before="60" w:after="60" w:line="252" w:lineRule="auto"/>
+              <w:ind w:left="0" w:right="0" w:firstLine="0" w:hanging="0" w:leftChars="0" w:rightChars="0" w:firstLineChars="0" w:hangingChars="0" w:start="0" w:end="0" w:startChars="0" w:endChars="0"/>
               <w:jc w:val="center"/>
             </w:pPr>
             <w:r>
@@ -2884,7 +4133,9 @@
           </w:tcPr>
           <w:p>
             <w:pPr>
-              <w:spacing w:after="60" w:before="60" w:line="252" w:lineRule="auto"/>
+              <w:snapToGrid w:val="0"/>
+              <w:spacing w:before="60" w:after="60" w:line="252" w:lineRule="auto"/>
+              <w:ind w:left="0" w:right="0" w:firstLine="0" w:hanging="0" w:leftChars="0" w:rightChars="0" w:firstLineChars="0" w:hangingChars="0" w:start="0" w:end="0" w:startChars="0" w:endChars="0"/>
               <w:jc w:val="center"/>
             </w:pPr>
             <w:r>
@@ -2904,7 +4155,9 @@
           </w:tcPr>
           <w:p>
             <w:pPr>
-              <w:spacing w:after="60" w:before="60" w:line="252" w:lineRule="auto"/>
+              <w:snapToGrid w:val="0"/>
+              <w:spacing w:before="60" w:after="60" w:line="252" w:lineRule="auto"/>
+              <w:ind w:left="0" w:right="0" w:firstLine="0" w:hanging="0" w:leftChars="0" w:rightChars="0" w:firstLineChars="0" w:hangingChars="0" w:start="0" w:end="0" w:startChars="0" w:endChars="0"/>
               <w:jc w:val="center"/>
             </w:pPr>
             <w:r>
@@ -2924,7 +4177,9 @@
           </w:tcPr>
           <w:p>
             <w:pPr>
-              <w:spacing w:after="60" w:before="60" w:line="252" w:lineRule="auto"/>
+              <w:snapToGrid w:val="0"/>
+              <w:spacing w:before="60" w:after="60" w:line="252" w:lineRule="auto"/>
+              <w:ind w:left="0" w:right="0" w:firstLine="0" w:hanging="0" w:leftChars="0" w:rightChars="0" w:firstLineChars="0" w:hangingChars="0" w:start="0" w:end="0" w:startChars="0" w:endChars="0"/>
               <w:jc w:val="center"/>
             </w:pPr>
             <w:r>
@@ -2944,7 +4199,9 @@
           </w:tcPr>
           <w:p>
             <w:pPr>
-              <w:spacing w:after="60" w:before="60" w:line="252" w:lineRule="auto"/>
+              <w:snapToGrid w:val="0"/>
+              <w:spacing w:before="60" w:after="60" w:line="252" w:lineRule="auto"/>
+              <w:ind w:left="0" w:right="0" w:firstLine="0" w:hanging="0" w:leftChars="0" w:rightChars="0" w:firstLineChars="0" w:hangingChars="0" w:start="0" w:end="0" w:startChars="0" w:endChars="0"/>
               <w:jc w:val="center"/>
             </w:pPr>
             <w:r>
@@ -2969,7 +4226,9 @@
           </w:tcPr>
           <w:p>
             <w:pPr>
-              <w:spacing w:after="60" w:before="60" w:line="252" w:lineRule="auto"/>
+              <w:snapToGrid w:val="0"/>
+              <w:spacing w:before="60" w:after="60" w:line="252" w:lineRule="auto"/>
+              <w:ind w:left="0" w:right="0" w:firstLine="0" w:hanging="0" w:leftChars="0" w:rightChars="0" w:firstLineChars="0" w:hangingChars="0" w:start="0" w:end="0" w:startChars="0" w:endChars="0"/>
               <w:jc w:val="center"/>
             </w:pPr>
             <w:r>
@@ -2989,7 +4248,9 @@
           </w:tcPr>
           <w:p>
             <w:pPr>
-              <w:spacing w:after="60" w:before="60" w:line="252" w:lineRule="auto"/>
+              <w:snapToGrid w:val="0"/>
+              <w:spacing w:before="60" w:after="60" w:line="252" w:lineRule="auto"/>
+              <w:ind w:left="0" w:right="0" w:firstLine="0" w:hanging="0" w:leftChars="0" w:rightChars="0" w:firstLineChars="0" w:hangingChars="0" w:start="0" w:end="0" w:startChars="0" w:endChars="0"/>
               <w:jc w:val="center"/>
             </w:pPr>
             <w:r>
@@ -3009,7 +4270,9 @@
           </w:tcPr>
           <w:p>
             <w:pPr>
-              <w:spacing w:after="60" w:before="60" w:line="252" w:lineRule="auto"/>
+              <w:snapToGrid w:val="0"/>
+              <w:spacing w:before="60" w:after="60" w:line="252" w:lineRule="auto"/>
+              <w:ind w:left="0" w:right="0" w:firstLine="0" w:hanging="0" w:leftChars="0" w:rightChars="0" w:firstLineChars="0" w:hangingChars="0" w:start="0" w:end="0" w:startChars="0" w:endChars="0"/>
               <w:jc w:val="center"/>
             </w:pPr>
             <w:r>
@@ -3029,7 +4292,9 @@
           </w:tcPr>
           <w:p>
             <w:pPr>
-              <w:spacing w:after="60" w:before="60" w:line="252" w:lineRule="auto"/>
+              <w:snapToGrid w:val="0"/>
+              <w:spacing w:before="60" w:after="60" w:line="252" w:lineRule="auto"/>
+              <w:ind w:left="0" w:right="0" w:firstLine="0" w:hanging="0" w:leftChars="0" w:rightChars="0" w:firstLineChars="0" w:hangingChars="0" w:start="0" w:end="0" w:startChars="0" w:endChars="0"/>
               <w:jc w:val="center"/>
             </w:pPr>
             <w:r>
@@ -3049,7 +4314,9 @@
           </w:tcPr>
           <w:p>
             <w:pPr>
-              <w:spacing w:after="60" w:before="60" w:line="252" w:lineRule="auto"/>
+              <w:snapToGrid w:val="0"/>
+              <w:spacing w:before="60" w:after="60" w:line="252" w:lineRule="auto"/>
+              <w:ind w:left="0" w:right="0" w:firstLine="0" w:hanging="0" w:leftChars="0" w:rightChars="0" w:firstLineChars="0" w:hangingChars="0" w:start="0" w:end="0" w:startChars="0" w:endChars="0"/>
               <w:jc w:val="center"/>
             </w:pPr>
             <w:r>
@@ -3074,7 +4341,9 @@
           </w:tcPr>
           <w:p>
             <w:pPr>
-              <w:spacing w:after="60" w:before="60" w:line="252" w:lineRule="auto"/>
+              <w:snapToGrid w:val="0"/>
+              <w:spacing w:before="60" w:after="60" w:line="252" w:lineRule="auto"/>
+              <w:ind w:left="0" w:right="0" w:firstLine="0" w:hanging="0" w:leftChars="0" w:rightChars="0" w:firstLineChars="0" w:hangingChars="0" w:start="0" w:end="0" w:startChars="0" w:endChars="0"/>
               <w:jc w:val="center"/>
             </w:pPr>
             <w:r>
@@ -3094,7 +4363,9 @@
           </w:tcPr>
           <w:p>
             <w:pPr>
-              <w:spacing w:after="60" w:before="60" w:line="252" w:lineRule="auto"/>
+              <w:snapToGrid w:val="0"/>
+              <w:spacing w:before="60" w:after="60" w:line="252" w:lineRule="auto"/>
+              <w:ind w:left="0" w:right="0" w:firstLine="0" w:hanging="0" w:leftChars="0" w:rightChars="0" w:firstLineChars="0" w:hangingChars="0" w:start="0" w:end="0" w:startChars="0" w:endChars="0"/>
               <w:jc w:val="center"/>
             </w:pPr>
             <w:r>
@@ -3114,7 +4385,9 @@
           </w:tcPr>
           <w:p>
             <w:pPr>
-              <w:spacing w:after="60" w:before="60" w:line="252" w:lineRule="auto"/>
+              <w:snapToGrid w:val="0"/>
+              <w:spacing w:before="60" w:after="60" w:line="252" w:lineRule="auto"/>
+              <w:ind w:left="0" w:right="0" w:firstLine="0" w:hanging="0" w:leftChars="0" w:rightChars="0" w:firstLineChars="0" w:hangingChars="0" w:start="0" w:end="0" w:startChars="0" w:endChars="0"/>
               <w:jc w:val="center"/>
             </w:pPr>
             <w:r>
@@ -3134,7 +4407,9 @@
           </w:tcPr>
           <w:p>
             <w:pPr>
-              <w:spacing w:after="60" w:before="60" w:line="252" w:lineRule="auto"/>
+              <w:snapToGrid w:val="0"/>
+              <w:spacing w:before="60" w:after="60" w:line="252" w:lineRule="auto"/>
+              <w:ind w:left="0" w:right="0" w:firstLine="0" w:hanging="0" w:leftChars="0" w:rightChars="0" w:firstLineChars="0" w:hangingChars="0" w:start="0" w:end="0" w:startChars="0" w:endChars="0"/>
               <w:jc w:val="center"/>
             </w:pPr>
             <w:r>
@@ -3154,7 +4429,9 @@
           </w:tcPr>
           <w:p>
             <w:pPr>
-              <w:spacing w:after="60" w:before="60" w:line="252" w:lineRule="auto"/>
+              <w:snapToGrid w:val="0"/>
+              <w:spacing w:before="60" w:after="60" w:line="252" w:lineRule="auto"/>
+              <w:ind w:left="0" w:right="0" w:firstLine="0" w:hanging="0" w:leftChars="0" w:rightChars="0" w:firstLineChars="0" w:hangingChars="0" w:start="0" w:end="0" w:startChars="0" w:endChars="0"/>
               <w:jc w:val="center"/>
             </w:pPr>
             <w:r>
@@ -3179,7 +4456,9 @@
           </w:tcPr>
           <w:p>
             <w:pPr>
-              <w:spacing w:after="60" w:before="60" w:line="252" w:lineRule="auto"/>
+              <w:snapToGrid w:val="0"/>
+              <w:spacing w:before="60" w:after="60" w:line="252" w:lineRule="auto"/>
+              <w:ind w:left="0" w:right="0" w:firstLine="0" w:hanging="0" w:leftChars="0" w:rightChars="0" w:firstLineChars="0" w:hangingChars="0" w:start="0" w:end="0" w:startChars="0" w:endChars="0"/>
               <w:jc w:val="center"/>
             </w:pPr>
             <w:r>
@@ -3199,7 +4478,9 @@
           </w:tcPr>
           <w:p>
             <w:pPr>
-              <w:spacing w:after="60" w:before="60" w:line="252" w:lineRule="auto"/>
+              <w:snapToGrid w:val="0"/>
+              <w:spacing w:before="60" w:after="60" w:line="252" w:lineRule="auto"/>
+              <w:ind w:left="0" w:right="0" w:firstLine="0" w:hanging="0" w:leftChars="0" w:rightChars="0" w:firstLineChars="0" w:hangingChars="0" w:start="0" w:end="0" w:startChars="0" w:endChars="0"/>
               <w:jc w:val="center"/>
             </w:pPr>
             <w:r>
@@ -3219,7 +4500,9 @@
           </w:tcPr>
           <w:p>
             <w:pPr>
-              <w:spacing w:after="60" w:before="60" w:line="252" w:lineRule="auto"/>
+              <w:snapToGrid w:val="0"/>
+              <w:spacing w:before="60" w:after="60" w:line="252" w:lineRule="auto"/>
+              <w:ind w:left="0" w:right="0" w:firstLine="0" w:hanging="0" w:leftChars="0" w:rightChars="0" w:firstLineChars="0" w:hangingChars="0" w:start="0" w:end="0" w:startChars="0" w:endChars="0"/>
               <w:jc w:val="center"/>
             </w:pPr>
             <w:r>
@@ -3239,7 +4522,9 @@
           </w:tcPr>
           <w:p>
             <w:pPr>
-              <w:spacing w:after="60" w:before="60" w:line="252" w:lineRule="auto"/>
+              <w:snapToGrid w:val="0"/>
+              <w:spacing w:before="60" w:after="60" w:line="252" w:lineRule="auto"/>
+              <w:ind w:left="0" w:right="0" w:firstLine="0" w:hanging="0" w:leftChars="0" w:rightChars="0" w:firstLineChars="0" w:hangingChars="0" w:start="0" w:end="0" w:startChars="0" w:endChars="0"/>
               <w:jc w:val="center"/>
             </w:pPr>
             <w:r>
@@ -3259,7 +4544,9 @@
           </w:tcPr>
           <w:p>
             <w:pPr>
-              <w:spacing w:after="60" w:before="60" w:line="252" w:lineRule="auto"/>
+              <w:snapToGrid w:val="0"/>
+              <w:spacing w:before="60" w:after="60" w:line="252" w:lineRule="auto"/>
+              <w:ind w:left="0" w:right="0" w:firstLine="0" w:hanging="0" w:leftChars="0" w:rightChars="0" w:firstLineChars="0" w:hangingChars="0" w:start="0" w:end="0" w:startChars="0" w:endChars="0"/>
               <w:jc w:val="center"/>
             </w:pPr>
             <w:r>
@@ -3284,7 +4571,9 @@
           </w:tcPr>
           <w:p>
             <w:pPr>
-              <w:spacing w:after="60" w:before="60" w:line="252" w:lineRule="auto"/>
+              <w:snapToGrid w:val="0"/>
+              <w:spacing w:before="60" w:after="60" w:line="252" w:lineRule="auto"/>
+              <w:ind w:left="0" w:right="0" w:firstLine="0" w:hanging="0" w:leftChars="0" w:rightChars="0" w:firstLineChars="0" w:hangingChars="0" w:start="0" w:end="0" w:startChars="0" w:endChars="0"/>
               <w:jc w:val="center"/>
             </w:pPr>
             <w:r>
@@ -3304,7 +4593,9 @@
           </w:tcPr>
           <w:p>
             <w:pPr>
-              <w:spacing w:after="60" w:before="60" w:line="252" w:lineRule="auto"/>
+              <w:snapToGrid w:val="0"/>
+              <w:spacing w:before="60" w:after="60" w:line="252" w:lineRule="auto"/>
+              <w:ind w:left="0" w:right="0" w:firstLine="0" w:hanging="0" w:leftChars="0" w:rightChars="0" w:firstLineChars="0" w:hangingChars="0" w:start="0" w:end="0" w:startChars="0" w:endChars="0"/>
               <w:jc w:val="center"/>
             </w:pPr>
             <w:r>
@@ -3324,7 +4615,9 @@
           </w:tcPr>
           <w:p>
             <w:pPr>
-              <w:spacing w:after="60" w:before="60" w:line="252" w:lineRule="auto"/>
+              <w:snapToGrid w:val="0"/>
+              <w:spacing w:before="60" w:after="60" w:line="252" w:lineRule="auto"/>
+              <w:ind w:left="0" w:right="0" w:firstLine="0" w:hanging="0" w:leftChars="0" w:rightChars="0" w:firstLineChars="0" w:hangingChars="0" w:start="0" w:end="0" w:startChars="0" w:endChars="0"/>
               <w:jc w:val="center"/>
             </w:pPr>
             <w:r>
@@ -3344,7 +4637,9 @@
           </w:tcPr>
           <w:p>
             <w:pPr>
-              <w:spacing w:after="60" w:before="60" w:line="252" w:lineRule="auto"/>
+              <w:snapToGrid w:val="0"/>
+              <w:spacing w:before="60" w:after="60" w:line="252" w:lineRule="auto"/>
+              <w:ind w:left="0" w:right="0" w:firstLine="0" w:hanging="0" w:leftChars="0" w:rightChars="0" w:firstLineChars="0" w:hangingChars="0" w:start="0" w:end="0" w:startChars="0" w:endChars="0"/>
               <w:jc w:val="center"/>
             </w:pPr>
             <w:r>
@@ -3364,7 +4659,9 @@
           </w:tcPr>
           <w:p>
             <w:pPr>
-              <w:spacing w:after="60" w:before="60" w:line="252" w:lineRule="auto"/>
+              <w:snapToGrid w:val="0"/>
+              <w:spacing w:before="60" w:after="60" w:line="252" w:lineRule="auto"/>
+              <w:ind w:left="0" w:right="0" w:firstLine="0" w:hanging="0" w:leftChars="0" w:rightChars="0" w:firstLineChars="0" w:hangingChars="0" w:start="0" w:end="0" w:startChars="0" w:endChars="0"/>
               <w:jc w:val="center"/>
             </w:pPr>
             <w:r>
@@ -3389,7 +4686,9 @@
           </w:tcPr>
           <w:p>
             <w:pPr>
-              <w:spacing w:after="60" w:before="60" w:line="252" w:lineRule="auto"/>
+              <w:snapToGrid w:val="0"/>
+              <w:spacing w:before="60" w:after="60" w:line="252" w:lineRule="auto"/>
+              <w:ind w:left="0" w:right="0" w:firstLine="0" w:hanging="0" w:leftChars="0" w:rightChars="0" w:firstLineChars="0" w:hangingChars="0" w:start="0" w:end="0" w:startChars="0" w:endChars="0"/>
               <w:jc w:val="center"/>
             </w:pPr>
             <w:r>
@@ -3409,7 +4708,9 @@
           </w:tcPr>
           <w:p>
             <w:pPr>
-              <w:spacing w:after="60" w:before="60" w:line="252" w:lineRule="auto"/>
+              <w:snapToGrid w:val="0"/>
+              <w:spacing w:before="60" w:after="60" w:line="252" w:lineRule="auto"/>
+              <w:ind w:left="0" w:right="0" w:firstLine="0" w:hanging="0" w:leftChars="0" w:rightChars="0" w:firstLineChars="0" w:hangingChars="0" w:start="0" w:end="0" w:startChars="0" w:endChars="0"/>
               <w:jc w:val="center"/>
             </w:pPr>
             <w:r>
@@ -3429,7 +4730,9 @@
           </w:tcPr>
           <w:p>
             <w:pPr>
-              <w:spacing w:after="60" w:before="60" w:line="252" w:lineRule="auto"/>
+              <w:snapToGrid w:val="0"/>
+              <w:spacing w:before="60" w:after="60" w:line="252" w:lineRule="auto"/>
+              <w:ind w:left="0" w:right="0" w:firstLine="0" w:hanging="0" w:leftChars="0" w:rightChars="0" w:firstLineChars="0" w:hangingChars="0" w:start="0" w:end="0" w:startChars="0" w:endChars="0"/>
               <w:jc w:val="center"/>
             </w:pPr>
             <w:r>
@@ -3449,7 +4752,9 @@
           </w:tcPr>
           <w:p>
             <w:pPr>
-              <w:spacing w:after="60" w:before="60" w:line="252" w:lineRule="auto"/>
+              <w:snapToGrid w:val="0"/>
+              <w:spacing w:before="60" w:after="60" w:line="252" w:lineRule="auto"/>
+              <w:ind w:left="0" w:right="0" w:firstLine="0" w:hanging="0" w:leftChars="0" w:rightChars="0" w:firstLineChars="0" w:hangingChars="0" w:start="0" w:end="0" w:startChars="0" w:endChars="0"/>
               <w:jc w:val="center"/>
             </w:pPr>
             <w:r>
@@ -3469,7 +4774,9 @@
           </w:tcPr>
           <w:p>
             <w:pPr>
-              <w:spacing w:after="60" w:before="60" w:line="252" w:lineRule="auto"/>
+              <w:snapToGrid w:val="0"/>
+              <w:spacing w:before="60" w:after="60" w:line="252" w:lineRule="auto"/>
+              <w:ind w:left="0" w:right="0" w:firstLine="0" w:hanging="0" w:leftChars="0" w:rightChars="0" w:firstLineChars="0" w:hangingChars="0" w:start="0" w:end="0" w:startChars="0" w:endChars="0"/>
               <w:jc w:val="center"/>
             </w:pPr>
             <w:r>
@@ -3494,7 +4801,9 @@
           </w:tcPr>
           <w:p>
             <w:pPr>
-              <w:spacing w:after="60" w:before="60" w:line="252" w:lineRule="auto"/>
+              <w:snapToGrid w:val="0"/>
+              <w:spacing w:before="60" w:after="60" w:line="252" w:lineRule="auto"/>
+              <w:ind w:left="0" w:right="0" w:firstLine="0" w:hanging="0" w:leftChars="0" w:rightChars="0" w:firstLineChars="0" w:hangingChars="0" w:start="0" w:end="0" w:startChars="0" w:endChars="0"/>
               <w:jc w:val="center"/>
             </w:pPr>
             <w:r>
@@ -3514,7 +4823,9 @@
           </w:tcPr>
           <w:p>
             <w:pPr>
-              <w:spacing w:after="60" w:before="60" w:line="252" w:lineRule="auto"/>
+              <w:snapToGrid w:val="0"/>
+              <w:spacing w:before="60" w:after="60" w:line="252" w:lineRule="auto"/>
+              <w:ind w:left="0" w:right="0" w:firstLine="0" w:hanging="0" w:leftChars="0" w:rightChars="0" w:firstLineChars="0" w:hangingChars="0" w:start="0" w:end="0" w:startChars="0" w:endChars="0"/>
               <w:jc w:val="center"/>
             </w:pPr>
             <w:r>
@@ -3534,7 +4845,9 @@
           </w:tcPr>
           <w:p>
             <w:pPr>
-              <w:spacing w:after="60" w:before="60" w:line="252" w:lineRule="auto"/>
+              <w:snapToGrid w:val="0"/>
+              <w:spacing w:before="60" w:after="60" w:line="252" w:lineRule="auto"/>
+              <w:ind w:left="0" w:right="0" w:firstLine="0" w:hanging="0" w:leftChars="0" w:rightChars="0" w:firstLineChars="0" w:hangingChars="0" w:start="0" w:end="0" w:startChars="0" w:endChars="0"/>
               <w:jc w:val="center"/>
             </w:pPr>
             <w:r>
@@ -3554,7 +4867,9 @@
           </w:tcPr>
           <w:p>
             <w:pPr>
-              <w:spacing w:after="60" w:before="60" w:line="252" w:lineRule="auto"/>
+              <w:snapToGrid w:val="0"/>
+              <w:spacing w:before="60" w:after="60" w:line="252" w:lineRule="auto"/>
+              <w:ind w:left="0" w:right="0" w:firstLine="0" w:hanging="0" w:leftChars="0" w:rightChars="0" w:firstLineChars="0" w:hangingChars="0" w:start="0" w:end="0" w:startChars="0" w:endChars="0"/>
               <w:jc w:val="center"/>
             </w:pPr>
             <w:r>
@@ -3574,7 +4889,9 @@
           </w:tcPr>
           <w:p>
             <w:pPr>
-              <w:spacing w:after="60" w:before="60" w:line="252" w:lineRule="auto"/>
+              <w:snapToGrid w:val="0"/>
+              <w:spacing w:before="60" w:after="60" w:line="252" w:lineRule="auto"/>
+              <w:ind w:left="0" w:right="0" w:firstLine="0" w:hanging="0" w:leftChars="0" w:rightChars="0" w:firstLineChars="0" w:hangingChars="0" w:start="0" w:end="0" w:startChars="0" w:endChars="0"/>
               <w:jc w:val="center"/>
             </w:pPr>
             <w:r>
@@ -3599,7 +4916,9 @@
           </w:tcPr>
           <w:p>
             <w:pPr>
-              <w:spacing w:after="60" w:before="60" w:line="252" w:lineRule="auto"/>
+              <w:snapToGrid w:val="0"/>
+              <w:spacing w:before="60" w:after="60" w:line="252" w:lineRule="auto"/>
+              <w:ind w:left="0" w:right="0" w:firstLine="0" w:hanging="0" w:leftChars="0" w:rightChars="0" w:firstLineChars="0" w:hangingChars="0" w:start="0" w:end="0" w:startChars="0" w:endChars="0"/>
               <w:jc w:val="center"/>
             </w:pPr>
             <w:r>
@@ -3619,7 +4938,9 @@
           </w:tcPr>
           <w:p>
             <w:pPr>
-              <w:spacing w:after="60" w:before="60" w:line="252" w:lineRule="auto"/>
+              <w:snapToGrid w:val="0"/>
+              <w:spacing w:before="60" w:after="60" w:line="252" w:lineRule="auto"/>
+              <w:ind w:left="0" w:right="0" w:firstLine="0" w:hanging="0" w:leftChars="0" w:rightChars="0" w:firstLineChars="0" w:hangingChars="0" w:start="0" w:end="0" w:startChars="0" w:endChars="0"/>
               <w:jc w:val="center"/>
             </w:pPr>
             <w:r>
@@ -3639,7 +4960,9 @@
           </w:tcPr>
           <w:p>
             <w:pPr>
-              <w:spacing w:after="60" w:before="60" w:line="252" w:lineRule="auto"/>
+              <w:snapToGrid w:val="0"/>
+              <w:spacing w:before="60" w:after="60" w:line="252" w:lineRule="auto"/>
+              <w:ind w:left="0" w:right="0" w:firstLine="0" w:hanging="0" w:leftChars="0" w:rightChars="0" w:firstLineChars="0" w:hangingChars="0" w:start="0" w:end="0" w:startChars="0" w:endChars="0"/>
               <w:jc w:val="center"/>
             </w:pPr>
             <w:r>
@@ -3659,7 +4982,9 @@
           </w:tcPr>
           <w:p>
             <w:pPr>
-              <w:spacing w:after="60" w:before="60" w:line="252" w:lineRule="auto"/>
+              <w:snapToGrid w:val="0"/>
+              <w:spacing w:before="60" w:after="60" w:line="252" w:lineRule="auto"/>
+              <w:ind w:left="0" w:right="0" w:firstLine="0" w:hanging="0" w:leftChars="0" w:rightChars="0" w:firstLineChars="0" w:hangingChars="0" w:start="0" w:end="0" w:startChars="0" w:endChars="0"/>
               <w:jc w:val="center"/>
             </w:pPr>
             <w:r>
@@ -3679,7 +5004,9 @@
           </w:tcPr>
           <w:p>
             <w:pPr>
-              <w:spacing w:after="60" w:before="60" w:line="252" w:lineRule="auto"/>
+              <w:snapToGrid w:val="0"/>
+              <w:spacing w:before="60" w:after="60" w:line="252" w:lineRule="auto"/>
+              <w:ind w:left="0" w:right="0" w:firstLine="0" w:hanging="0" w:leftChars="0" w:rightChars="0" w:firstLineChars="0" w:hangingChars="0" w:start="0" w:end="0" w:startChars="0" w:endChars="0"/>
               <w:jc w:val="center"/>
             </w:pPr>
             <w:r>
@@ -3696,92 +5023,359 @@
     </w:tbl>
     <w:p>
       <w:pPr>
-        <w:spacing w:line="293" w:lineRule="auto" w:after="100"/>
-        <w:ind w:firstLine="460"/>
+        <w:pStyle w:val="Heading2"/>
+        <w:keepNext/>
+        <w:widowControl/>
+        <w:snapToGrid w:val="0"/>
+        <w:spacing w:line="320" w:lineRule="exact" w:before="80" w:after="80"/>
+        <w:ind w:left="0" w:right="0" w:firstLine="0" w:hanging="0" w:leftChars="0" w:rightChars="0" w:firstLineChars="0" w:hangingChars="0" w:start="0" w:end="0" w:startChars="0" w:endChars="0"/>
+        <w:jc w:val="both"/>
+      </w:pPr>
+      <w:r>
+        <w:rPr>
+          <w:rFonts w:ascii="Times New Roman" w:hAnsi="Times New Roman" w:eastAsia="方正仿宋_GBK"/>
+          <w:b/>
+          <w:color w:val="000000"/>
+          <w:sz w:val="23"/>
+        </w:rPr>
+        <w:t>5.3 从参数变化理解推荐范围</w:t>
+      </w:r>
+    </w:p>
+    <w:p>
+      <w:pPr>
+        <w:widowControl/>
+        <w:snapToGrid w:val="0"/>
+        <w:spacing w:line="320" w:lineRule="exact" w:before="0" w:after="100"/>
+        <w:ind w:left="0" w:right="0" w:firstLine="460" w:leftChars="0" w:rightChars="0" w:firstLineChars="0" w:start="0" w:end="0" w:startChars="0" w:endChars="0"/>
         <w:jc w:val="both"/>
       </w:pPr>
       <w:r>
         <w:rPr>
           <w:rFonts w:ascii="Times New Roman" w:hAnsi="Times New Roman" w:eastAsia="方正仿宋_GBK"/>
           <w:b w:val="0"/>
+          <w:color w:val="000000"/>
           <w:sz w:val="23"/>
         </w:rPr>
-        <w:t>较低装机渗透率下，提高初始转供率可降低部分区间的容量需求。例如，装机渗透率不大于1.00、增长率大于4%且不大于7%时，初始转供率不大于30%的容载比范围为2.09～2.22，超过50%时为2.02～2.10。较高装机渗透率下，反向功率需求较强，相应容量范围整体提高。</w:t>
+        <w:t>较低装机渗透率下，提高初始转供率可利用更多邻站余量，部分条件下所需主变容量降低。表4中，装机渗透率≤1.00、年最大净负荷平均增长率处于(4%, 7%]时，提高初始转供率后容载比范围下移，体现既有网络支援对新增容量的替代作用。</w:t>
       </w:r>
     </w:p>
     <w:p>
       <w:pPr>
-        <w:spacing w:line="293" w:lineRule="auto" w:after="100"/>
-        <w:ind w:firstLine="460"/>
+        <w:widowControl/>
+        <w:snapToGrid w:val="0"/>
+        <w:spacing w:line="320" w:lineRule="exact" w:before="0" w:after="100"/>
+        <w:ind w:left="0" w:right="0" w:firstLine="460" w:leftChars="0" w:rightChars="0" w:firstLineChars="0" w:start="0" w:end="0" w:startChars="0" w:endChars="0"/>
         <w:jc w:val="both"/>
       </w:pPr>
       <w:r>
         <w:rPr>
           <w:rFonts w:ascii="Times New Roman" w:hAnsi="Times New Roman" w:eastAsia="方正仿宋_GBK"/>
           <w:b w:val="0"/>
+          <w:color w:val="000000"/>
           <w:sz w:val="23"/>
         </w:rPr>
-        <w:t>推荐区间用于相应模板条件下的初步比选，再按片区实际主变规格、联络能力及扩建条件落实设备和投运时序。邳州2.04、市区2.17则来自各自设备、负荷和网络条件下的2025年案例配置。</w:t>
+        <w:t>装机渗透率较高时，日间反向功率增大，整体容量需求提高。由于用电负荷转接后电源仍归属原站，改善正向转供条件对反送压力的作用有限，需结合本站主变和储能共同判断。容载比与费用的关系随约束及措施组合变化，应按对应配置进行比较。（终稿第5.6.4、5.6.5节）</w:t>
       </w:r>
     </w:p>
     <w:p>
       <w:pPr>
-        <w:spacing w:line="293" w:lineRule="auto" w:after="100"/>
-        <w:ind w:firstLine="460"/>
+        <w:widowControl/>
+        <w:snapToGrid w:val="0"/>
+        <w:spacing w:line="320" w:lineRule="exact" w:before="0" w:after="100"/>
+        <w:ind w:left="0" w:right="0" w:firstLine="460" w:leftChars="0" w:rightChars="0" w:firstLineChars="0" w:start="0" w:end="0" w:startChars="0" w:endChars="0"/>
         <w:jc w:val="both"/>
       </w:pPr>
       <w:r>
         <w:rPr>
           <w:rFonts w:ascii="Times New Roman" w:hAnsi="Times New Roman" w:eastAsia="方正仿宋_GBK"/>
           <w:b w:val="0"/>
+          <w:color w:val="000000"/>
           <w:sz w:val="23"/>
         </w:rPr>
-        <w:t>初始转供率影响既有网络可承担的负荷，电缆化率通过线路成本系数影响新增联络费用。当前参考基价下，电缆长度占比10%、90%分别对应系数1.65、6.85。将推荐区间用于当地规划，需要明确两地区转供率和市区线路敷设比例，作为下一步比选的输入。</w:t>
+        <w:t>矩阵用于规划前期初步筛选容量范围，区间内数值由已计算节点归纳。实际设备、网络或参数超出已验证条件时，需补充计算后确定容量方案。</w:t>
       </w:r>
     </w:p>
     <w:p>
       <w:pPr>
+        <w:pStyle w:val="Heading2"/>
         <w:keepNext/>
-        <w:spacing w:line="293" w:lineRule="auto" w:after="100" w:before="120"/>
+        <w:pageBreakBefore/>
+        <w:widowControl/>
+        <w:snapToGrid w:val="0"/>
+        <w:spacing w:line="320" w:lineRule="exact" w:before="80" w:after="80"/>
+        <w:ind w:left="0" w:right="0" w:firstLine="0" w:hanging="0" w:leftChars="0" w:rightChars="0" w:firstLineChars="0" w:hangingChars="0" w:start="0" w:end="0" w:startChars="0" w:endChars="0"/>
         <w:jc w:val="both"/>
       </w:pPr>
       <w:r>
         <w:rPr>
           <w:rFonts w:ascii="Times New Roman" w:hAnsi="Times New Roman" w:eastAsia="方正仿宋_GBK"/>
           <w:b/>
-          <w:sz w:val="26"/>
+          <w:color w:val="000000"/>
+          <w:sz w:val="23"/>
         </w:rPr>
-        <w:t>待与电力公司讨论</w:t>
+        <w:t>5.4 推荐矩阵的实际使用步骤</w:t>
       </w:r>
     </w:p>
     <w:p>
       <w:pPr>
-        <w:spacing w:line="293" w:lineRule="auto" w:after="100"/>
-        <w:ind w:firstLine="460"/>
+        <w:widowControl/>
+        <w:snapToGrid w:val="0"/>
+        <w:spacing w:line="320" w:lineRule="exact" w:before="0" w:after="100"/>
+        <w:ind w:left="0" w:right="0" w:firstLine="460" w:leftChars="0" w:rightChars="0" w:firstLineChars="0" w:start="0" w:end="0" w:startChars="0" w:endChars="0"/>
         <w:jc w:val="both"/>
       </w:pPr>
       <w:r>
         <w:rPr>
           <w:rFonts w:ascii="Times New Roman" w:hAnsi="Times New Roman" w:eastAsia="方正仿宋_GBK"/>
           <w:b w:val="0"/>
+          <w:color w:val="000000"/>
           <w:sz w:val="23"/>
         </w:rPr>
-        <w:t>1、市区、邳州的转供率如何考虑？</w:t>
+        <w:t>（1）确定片区源荷条件。按同一电压等级、同一供电范围计算分布式电源装机渗透率、年最大净负荷平均增长率和负荷分散系数，统一年度负荷与电源统计范围。</w:t>
       </w:r>
     </w:p>
     <w:p>
       <w:pPr>
-        <w:spacing w:line="293" w:lineRule="auto" w:after="100"/>
-        <w:ind w:firstLine="460"/>
+        <w:widowControl/>
+        <w:snapToGrid w:val="0"/>
+        <w:spacing w:line="320" w:lineRule="exact" w:before="0" w:after="100"/>
+        <w:ind w:left="0" w:right="0" w:firstLine="460" w:leftChars="0" w:rightChars="0" w:firstLineChars="0" w:start="0" w:end="0" w:startChars="0" w:endChars="0"/>
         <w:jc w:val="both"/>
       </w:pPr>
       <w:r>
         <w:rPr>
           <w:rFonts w:ascii="Times New Roman" w:hAnsi="Times New Roman" w:eastAsia="方正仿宋_GBK"/>
           <w:b w:val="0"/>
+          <w:color w:val="000000"/>
           <w:sz w:val="23"/>
         </w:rPr>
-        <w:t>2、市区的电缆化率如何考虑（电缆和架空线比例）？</w:t>
+        <w:t>（2）核实网络和经济条件。核定初始转供率、实际联络路径、馈线热限及邻站主变余量，结合线路敷设方式和单位造价确定线路成本系数，并按功率缺口与恢复条件确定储能支撑持续时间。</w:t>
+      </w:r>
+    </w:p>
+    <w:p>
+      <w:pPr>
+        <w:widowControl/>
+        <w:snapToGrid w:val="0"/>
+        <w:spacing w:line="320" w:lineRule="exact" w:before="0" w:after="100"/>
+        <w:ind w:left="0" w:right="0" w:firstLine="460" w:leftChars="0" w:rightChars="0" w:firstLineChars="0" w:start="0" w:end="0" w:startChars="0" w:endChars="0"/>
+        <w:jc w:val="both"/>
+      </w:pPr>
+      <w:r>
+        <w:rPr>
+          <w:rFonts w:ascii="Times New Roman" w:hAnsi="Times New Roman" w:eastAsia="方正仿宋_GBK"/>
+          <w:b w:val="0"/>
+          <w:color w:val="000000"/>
+          <w:sz w:val="23"/>
+        </w:rPr>
+        <w:t>（3）查找对应单元。先按负荷分散系数选择分组，再确定其余五项参数所在区间，核对已计算节点和模板条件，形成前期容量比选范围。</w:t>
+      </w:r>
+    </w:p>
+    <w:p>
+      <w:pPr>
+        <w:widowControl/>
+        <w:snapToGrid w:val="0"/>
+        <w:spacing w:line="320" w:lineRule="exact" w:before="0" w:after="100"/>
+        <w:ind w:left="0" w:right="0" w:firstLine="460" w:leftChars="0" w:rightChars="0" w:firstLineChars="0" w:start="0" w:end="0" w:startChars="0" w:endChars="0"/>
+        <w:jc w:val="both"/>
+      </w:pPr>
+      <w:r>
+        <w:rPr>
+          <w:rFonts w:ascii="Times New Roman" w:hAnsi="Times New Roman" w:eastAsia="方正仿宋_GBK"/>
+          <w:b w:val="0"/>
+          <w:color w:val="000000"/>
+          <w:sz w:val="23"/>
+        </w:rPr>
+        <w:t>（4）开展实际站级联合优化。以核实的在役设备为起点，将主变规格、台数、可扩建位置、联络工程和储能纳入统一比选，满足正常及N-1要求后比较评价期费用。</w:t>
+      </w:r>
+    </w:p>
+    <w:p>
+      <w:pPr>
+        <w:widowControl/>
+        <w:snapToGrid w:val="0"/>
+        <w:spacing w:line="320" w:lineRule="exact" w:before="0" w:after="100"/>
+        <w:ind w:left="0" w:right="0" w:firstLine="460" w:leftChars="0" w:rightChars="0" w:firstLineChars="0" w:start="0" w:end="0" w:startChars="0" w:endChars="0"/>
+        <w:jc w:val="both"/>
+      </w:pPr>
+      <w:r>
+        <w:rPr>
+          <w:rFonts w:ascii="Times New Roman" w:hAnsi="Times New Roman" w:eastAsia="方正仿宋_GBK"/>
+          <w:b w:val="0"/>
+          <w:color w:val="000000"/>
+          <w:sz w:val="23"/>
+        </w:rPr>
+        <w:t>（5）形成最终方案。明确设备规模、建设时点及转供安排，以实际可实施的主变总容量除以同年度年网供最大负荷，得到最终容载比。工程设计阶段进一步核定连续运行、电压及保护配合条件。（终稿第6.2、6.3节）</w:t>
+      </w:r>
+    </w:p>
+    <w:p>
+      <w:pPr>
+        <w:pStyle w:val="Heading1"/>
+        <w:keepNext/>
+        <w:widowControl/>
+        <w:snapToGrid w:val="0"/>
+        <w:spacing w:line="320" w:lineRule="exact" w:before="120" w:after="100"/>
+        <w:ind w:left="0" w:right="0" w:firstLine="0" w:hanging="0" w:leftChars="0" w:rightChars="0" w:firstLineChars="0" w:hangingChars="0" w:start="0" w:end="0" w:startChars="0" w:endChars="0"/>
+        <w:jc w:val="both"/>
+      </w:pPr>
+      <w:r>
+        <w:rPr>
+          <w:rFonts w:ascii="Times New Roman" w:hAnsi="Times New Roman" w:eastAsia="方正仿宋_GBK"/>
+          <w:b/>
+          <w:color w:val="000000"/>
+          <w:sz w:val="26"/>
+        </w:rPr>
+        <w:t>六、待与供电公司讨论的问题</w:t>
+      </w:r>
+    </w:p>
+    <w:p>
+      <w:pPr>
+        <w:pStyle w:val="Heading2"/>
+        <w:keepNext/>
+        <w:widowControl/>
+        <w:snapToGrid w:val="0"/>
+        <w:spacing w:line="320" w:lineRule="exact" w:before="80" w:after="80"/>
+        <w:ind w:left="0" w:right="0" w:firstLine="0" w:hanging="0" w:leftChars="0" w:rightChars="0" w:firstLineChars="0" w:hangingChars="0" w:start="0" w:end="0" w:startChars="0" w:endChars="0"/>
+        <w:jc w:val="both"/>
+      </w:pPr>
+      <w:r>
+        <w:rPr>
+          <w:rFonts w:ascii="Times New Roman" w:hAnsi="Times New Roman" w:eastAsia="方正仿宋_GBK"/>
+          <w:b/>
+          <w:color w:val="000000"/>
+          <w:sz w:val="23"/>
+        </w:rPr>
+        <w:t>6.1 两地区实际初始转供率如何核定</w:t>
+      </w:r>
+    </w:p>
+    <w:p>
+      <w:pPr>
+        <w:widowControl/>
+        <w:snapToGrid w:val="0"/>
+        <w:spacing w:line="320" w:lineRule="exact" w:before="0" w:after="100"/>
+        <w:ind w:left="0" w:right="0" w:firstLine="460" w:leftChars="0" w:rightChars="0" w:firstLineChars="0" w:start="0" w:end="0" w:startChars="0" w:endChars="0"/>
+        <w:jc w:val="both"/>
+      </w:pPr>
+      <w:r>
+        <w:rPr>
+          <w:rFonts w:ascii="Times New Roman" w:hAnsi="Times New Roman" w:eastAsia="方正仿宋_GBK"/>
+          <w:b w:val="0"/>
+          <w:color w:val="000000"/>
+          <w:sz w:val="23"/>
+        </w:rPr>
+        <w:t>邳州局部六馈线样本测算可转比例约28%；市区40%为B类区域占主导背景下的研究参考值，实际转供率尚需分区负荷和存量网络资料支持。拟请确认已建联络、常态开环方式、可切换负荷块、馈线容量及邻站可承接能力，按一致的负荷基数核定两地区参数。（终稿第3.6、5.2.2节）</w:t>
+      </w:r>
+    </w:p>
+    <w:p>
+      <w:pPr>
+        <w:pStyle w:val="Heading2"/>
+        <w:keepNext/>
+        <w:widowControl/>
+        <w:snapToGrid w:val="0"/>
+        <w:spacing w:line="320" w:lineRule="exact" w:before="80" w:after="80"/>
+        <w:ind w:left="0" w:right="0" w:firstLine="0" w:hanging="0" w:leftChars="0" w:rightChars="0" w:firstLineChars="0" w:hangingChars="0" w:start="0" w:end="0" w:startChars="0" w:endChars="0"/>
+        <w:jc w:val="both"/>
+      </w:pPr>
+      <w:r>
+        <w:rPr>
+          <w:rFonts w:ascii="Times New Roman" w:hAnsi="Times New Roman" w:eastAsia="方正仿宋_GBK"/>
+          <w:b/>
+          <w:color w:val="000000"/>
+          <w:sz w:val="23"/>
+        </w:rPr>
+        <w:t>6.2 市区电缆化率及线路成本如何取值</w:t>
+      </w:r>
+    </w:p>
+    <w:p>
+      <w:pPr>
+        <w:widowControl/>
+        <w:snapToGrid w:val="0"/>
+        <w:spacing w:line="320" w:lineRule="exact" w:before="0" w:after="100"/>
+        <w:ind w:left="0" w:right="0" w:firstLine="460" w:leftChars="0" w:rightChars="0" w:firstLineChars="0" w:start="0" w:end="0" w:startChars="0" w:endChars="0"/>
+        <w:jc w:val="both"/>
+      </w:pPr>
+      <w:r>
+        <w:rPr>
+          <w:rFonts w:ascii="Times New Roman" w:hAnsi="Times New Roman" w:eastAsia="方正仿宋_GBK"/>
+          <w:b w:val="0"/>
+          <w:color w:val="000000"/>
+          <w:sz w:val="23"/>
+        </w:rPr>
+        <w:t>线路成本系数反映架空、电缆构成及单位长度综合造价。按研究采用的参考价格，电缆长度占比10%、90%分别约对应系数1.65、6.85。拟请确认市区典型联络线路的实际电缆比例、单位造价、典型路径长度和工程标准，以本地核定费用更新联络比选。（终稿第4.3、5.6.2节）</w:t>
+      </w:r>
+    </w:p>
+    <w:p>
+      <w:pPr>
+        <w:pStyle w:val="Heading2"/>
+        <w:keepNext/>
+        <w:widowControl/>
+        <w:snapToGrid w:val="0"/>
+        <w:spacing w:line="320" w:lineRule="exact" w:before="80" w:after="80"/>
+        <w:ind w:left="0" w:right="0" w:firstLine="0" w:hanging="0" w:leftChars="0" w:rightChars="0" w:firstLineChars="0" w:hangingChars="0" w:start="0" w:end="0" w:startChars="0" w:endChars="0"/>
+        <w:jc w:val="both"/>
+      </w:pPr>
+      <w:r>
+        <w:rPr>
+          <w:rFonts w:ascii="Times New Roman" w:hAnsi="Times New Roman" w:eastAsia="方正仿宋_GBK"/>
+          <w:b/>
+          <w:color w:val="000000"/>
+          <w:sz w:val="23"/>
+        </w:rPr>
+        <w:t>6.3 存量联络与新增候选如何落实</w:t>
+      </w:r>
+    </w:p>
+    <w:p>
+      <w:pPr>
+        <w:widowControl/>
+        <w:snapToGrid w:val="0"/>
+        <w:spacing w:line="320" w:lineRule="exact" w:before="0" w:after="100"/>
+        <w:ind w:left="0" w:right="0" w:firstLine="460" w:leftChars="0" w:rightChars="0" w:firstLineChars="0" w:start="0" w:end="0" w:startChars="0" w:endChars="0"/>
+        <w:jc w:val="both"/>
+      </w:pPr>
+      <w:r>
+        <w:rPr>
+          <w:rFonts w:ascii="Times New Roman" w:hAnsi="Times New Roman" w:eastAsia="方正仿宋_GBK"/>
+          <w:b w:val="0"/>
+          <w:color w:val="000000"/>
+          <w:sz w:val="23"/>
+        </w:rPr>
+        <w:t>拟请区分已建存量网络与需新增投资的候选，核实实际送受端、路径长度、馈线允许容量、开关和运行方式及受端主变余量。市区当前缺少存量证明的候选按新增建设计费，应据核实结果更新可用能力和投资范围。（终稿第5.2.3节）</w:t>
+      </w:r>
+    </w:p>
+    <w:p>
+      <w:pPr>
+        <w:pStyle w:val="Heading2"/>
+        <w:keepNext/>
+        <w:widowControl/>
+        <w:snapToGrid w:val="0"/>
+        <w:spacing w:line="320" w:lineRule="exact" w:before="80" w:after="80"/>
+        <w:ind w:left="0" w:right="0" w:firstLine="0" w:hanging="0" w:leftChars="0" w:rightChars="0" w:firstLineChars="0" w:hangingChars="0" w:start="0" w:end="0" w:startChars="0" w:endChars="0"/>
+        <w:jc w:val="both"/>
+      </w:pPr>
+      <w:r>
+        <w:rPr>
+          <w:rFonts w:ascii="Times New Roman" w:hAnsi="Times New Roman" w:eastAsia="方正仿宋_GBK"/>
+          <w:b/>
+          <w:color w:val="000000"/>
+          <w:sz w:val="23"/>
+        </w:rPr>
+        <w:t>6.4 储能实际支撑条件如何确定</w:t>
+      </w:r>
+    </w:p>
+    <w:p>
+      <w:pPr>
+        <w:widowControl/>
+        <w:snapToGrid w:val="0"/>
+        <w:spacing w:line="320" w:lineRule="exact" w:before="0" w:after="100"/>
+        <w:ind w:left="0" w:right="0" w:firstLine="460" w:leftChars="0" w:rightChars="0" w:firstLineChars="0" w:start="0" w:end="0" w:startChars="0" w:endChars="0"/>
+        <w:jc w:val="both"/>
+      </w:pPr>
+      <w:r>
+        <w:rPr>
+          <w:rFonts w:ascii="Times New Roman" w:hAnsi="Times New Roman" w:eastAsia="方正仿宋_GBK"/>
+          <w:b w:val="0"/>
+          <w:color w:val="000000"/>
+          <w:sz w:val="23"/>
+        </w:rPr>
+        <w:t>本次4 h为共同技术经济比较条件。拟请结合地区峰值持续特征、N-1后的实际功率缺口、故障恢复时间、可用荷电状态（SOC）及可用能量，核定正向放电和反向吸收所需支撑条件。当前模型采用静态折算，未开展逐时SOC仿真；后续按连续时序与保证可用能量核算工程规模。（终稿第3.4.5、6.3.1节）</w:t>
       </w:r>
     </w:p>
     <w:sectPr>
@@ -4524,9 +6118,6 @@
     <w:qFormat/>
     <w:rsid w:val="00FC693F"/>
     <w:pPr>
-      <w:pBdr>
-        <w:bottom w:val="single" w:sz="8" w:space="4" w:color="4F81BD" w:themeColor="accent1"/>
-      </w:pBdr>
       <w:spacing w:after="300" w:line="240" w:lineRule="auto"/>
       <w:contextualSpacing/>
     </w:pPr>
